--- a/downloads/workbook/ai-2-week-29.docx
+++ b/downloads/workbook/ai-2-week-29.docx
@@ -1338,6 +1338,178 @@
         <w:t>Project connection: Attach source IDs to recommender explanation facts and separately audit whether each source supports its precise statement.</w:t>
       </w:r>
     </w:p>
+    <w:p>
+      <w:pPr>
+        <w:pStyle w:val="Heading1"/>
+      </w:pPr>
+      <w:r>
+        <w:t>19. Project portfolio milestone</w:t>
+      </w:r>
+    </w:p>
+    <w:p>
+      <w:r>
+        <w:t>Project: Transparent Book Recommender</w:t>
+      </w:r>
+    </w:p>
+    <w:p>
+      <w:r>
+        <w:t>Current milestone: Prepare the demonstration. Gather reproducible instructions, evidence, access checks and remaining limitations.</w:t>
+      </w:r>
+    </w:p>
+    <w:p>
+      <w:r>
+        <w:t>Attach source IDs to recommender explanation facts and separately audit whether each source supports its precise statement.</w:t>
+      </w:r>
+    </w:p>
+    <w:tbl>
+      <w:tblPr>
+        <w:tblStyle w:val="LightShading-Accent1"/>
+        <w:tblW w:type="auto" w:w="0"/>
+        <w:tblLook w:firstColumn="1" w:firstRow="1" w:lastColumn="0" w:lastRow="0" w:noHBand="0" w:noVBand="1" w:val="04A0"/>
+      </w:tblPr>
+      <w:tblGrid>
+        <w:gridCol w:w="5112"/>
+        <w:gridCol w:w="5112"/>
+      </w:tblGrid>
+      <w:tr>
+        <w:trPr>
+          <w:tblHeader/>
+        </w:trPr>
+        <w:tc>
+          <w:tcPr>
+            <w:tcW w:type="dxa" w:w="5112"/>
+          </w:tcPr>
+          <w:p>
+            <w:r>
+              <w:t>Evidence to keep</w:t>
+            </w:r>
+          </w:p>
+        </w:tc>
+        <w:tc>
+          <w:tcPr>
+            <w:tcW w:type="dxa" w:w="5112"/>
+          </w:tcPr>
+          <w:p>
+            <w:r>
+              <w:t>My record</w:t>
+            </w:r>
+          </w:p>
+        </w:tc>
+      </w:tr>
+      <w:tr>
+        <w:tc>
+          <w:tcPr>
+            <w:tcW w:type="dxa" w:w="5112"/>
+          </w:tcPr>
+          <w:p>
+            <w:r>
+              <w:t>This week’s input and deciding step</w:t>
+            </w:r>
+          </w:p>
+        </w:tc>
+        <w:tc>
+          <w:tcPr>
+            <w:tcW w:type="dxa" w:w="5112"/>
+          </w:tcPr>
+          <w:p>
+            <w:r/>
+          </w:p>
+        </w:tc>
+      </w:tr>
+      <w:tr>
+        <w:tc>
+          <w:tcPr>
+            <w:tcW w:type="dxa" w:w="5112"/>
+          </w:tcPr>
+          <w:p>
+            <w:r>
+              <w:t>Prediction and actual result (or labelled paper trace)</w:t>
+            </w:r>
+          </w:p>
+        </w:tc>
+        <w:tc>
+          <w:tcPr>
+            <w:tcW w:type="dxa" w:w="5112"/>
+          </w:tcPr>
+          <w:p>
+            <w:r/>
+          </w:p>
+        </w:tc>
+      </w:tr>
+      <w:tr>
+        <w:tc>
+          <w:tcPr>
+            <w:tcW w:type="dxa" w:w="5112"/>
+          </w:tcPr>
+          <w:p>
+            <w:r>
+              <w:t>One change since the previous checkpoint and why</w:t>
+            </w:r>
+          </w:p>
+        </w:tc>
+        <w:tc>
+          <w:tcPr>
+            <w:tcW w:type="dxa" w:w="5112"/>
+          </w:tcPr>
+          <w:p>
+            <w:r/>
+          </w:p>
+        </w:tc>
+      </w:tr>
+      <w:tr>
+        <w:tc>
+          <w:tcPr>
+            <w:tcW w:type="dxa" w:w="5112"/>
+          </w:tcPr>
+          <w:p>
+            <w:r>
+              <w:t>One error or limit and the next test</w:t>
+            </w:r>
+          </w:p>
+        </w:tc>
+        <w:tc>
+          <w:tcPr>
+            <w:tcW w:type="dxa" w:w="5112"/>
+          </w:tcPr>
+          <w:p>
+            <w:r/>
+          </w:p>
+        </w:tc>
+      </w:tr>
+    </w:tbl>
+    <w:p>
+      <w:pPr>
+        <w:pStyle w:val="Heading3"/>
+      </w:pPr>
+      <w:r>
+        <w:t>Explain what this week adds to your project. Reuse last week’s record rather than starting again.</w:t>
+      </w:r>
+    </w:p>
+    <w:p>
+      <w:r>
+        <w:t>________________________________________________________________</w:t>
+      </w:r>
+    </w:p>
+    <w:p>
+      <w:r>
+        <w:t>________________________________________________________________</w:t>
+      </w:r>
+    </w:p>
+    <w:p>
+      <w:r>
+        <w:t>________________________________________________________________</w:t>
+      </w:r>
+    </w:p>
+    <w:p>
+      <w:r>
+        <w:t>________________________________________________________________</w:t>
+      </w:r>
+    </w:p>
+    <w:p>
+      <w:r>
+        <w:t>________________________________________________________________</w:t>
+      </w:r>
+    </w:p>
     <w:sectPr>
       <w:pgSz w:w="12240" w:h="15840"/>
       <w:pgMar w:top="936" w:right="1008" w:bottom="936" w:left="1008" w:header="720" w:footer="720" w:gutter="0"/>

--- a/downloads/workbook/ai-2-week-29.docx
+++ b/downloads/workbook/ai-2-week-29.docx
@@ -1510,6 +1510,240 @@
         <w:t>________________________________________________________________</w:t>
       </w:r>
     </w:p>
+    <w:p>
+      <w:pPr>
+        <w:pStyle w:val="Heading1"/>
+      </w:pPr>
+      <w:r>
+        <w:t>20. Supported practice and learning evidence</w:t>
+      </w:r>
+    </w:p>
+    <w:p>
+      <w:r>
+        <w:t>Use this supported practice once, in the browser or on paper. Keep the reserved independent assessment for a separate first attempt before teacher feedback.</w:t>
+      </w:r>
+    </w:p>
+    <w:p>
+      <w:r>
+        <w:t>A fictional catalogue answer contains three factual statements and cites existing records.</w:t>
+      </w:r>
+    </w:p>
+    <w:p>
+      <w:pPr>
+        <w:pStyle w:val="Heading3"/>
+      </w:pPr>
+      <w:r>
+        <w:t>Practice 1: explain the deciding evidence</w:t>
+      </w:r>
+    </w:p>
+    <w:p>
+      <w:r>
+        <w:t>Which labelled step matches this detail? Citation presence 3/3; link validity 3/3; supported claims 2/3.</w:t>
+      </w:r>
+    </w:p>
+    <w:p>
+      <w:r>
+        <w:t>1. Check exact source support</w:t>
+      </w:r>
+    </w:p>
+    <w:p>
+      <w:r>
+        <w:t>2. Check links</w:t>
+      </w:r>
+    </w:p>
+    <w:p>
+      <w:r>
+        <w:t>3. Report separately</w:t>
+      </w:r>
+    </w:p>
+    <w:p>
+      <w:r>
+        <w:t>4. Break into claims</w:t>
+      </w:r>
+    </w:p>
+    <w:p>
+      <w:pPr>
+        <w:pStyle w:val="Heading3"/>
+      </w:pPr>
+      <w:r>
+        <w:t>My selected conclusion, deciding fact and explanation</w:t>
+      </w:r>
+    </w:p>
+    <w:p>
+      <w:r>
+        <w:t>________________________________________________________________</w:t>
+      </w:r>
+    </w:p>
+    <w:p>
+      <w:r>
+        <w:t>________________________________________________________________</w:t>
+      </w:r>
+    </w:p>
+    <w:p>
+      <w:r>
+        <w:t>________________________________________________________________</w:t>
+      </w:r>
+    </w:p>
+    <w:p>
+      <w:r>
+        <w:t>________________________________________________________________</w:t>
+      </w:r>
+    </w:p>
+    <w:p>
+      <w:r>
+        <w:t>________________________________________________________________</w:t>
+      </w:r>
+    </w:p>
+    <w:p>
+      <w:r>
+        <w:t>Hint if needed: Read the steps in the pictorial case. Match the supplied detail to the stage that performs or records it.</w:t>
+      </w:r>
+    </w:p>
+    <w:p>
+      <w:r>
+        <w:t>After your attempt, compare with the supported explanation: Report separately Citation presence 3/3; link validity 3/3; supported claims 2/3. An existing citation is not automatically evidence for every nearby sentence. Read the cited passage and compare its exact scope with the claim. The universal suitability statement extends beyond what R says. Remove or qualify unsupported content; adding more copies of the same link does not create the missing evidence.</w:t>
+      </w:r>
+    </w:p>
+    <w:p>
+      <w:pPr>
+        <w:pStyle w:val="Heading3"/>
+      </w:pPr>
+      <w:r>
+        <w:t>Practice 2: explain the deciding evidence</w:t>
+      </w:r>
+    </w:p>
+    <w:p>
+      <w:r>
+        <w:t>Changed-case practice: Change the third claim to “the record does not assess suitability”. Which conclusion is supported by the supplied facts?</w:t>
+      </w:r>
+    </w:p>
+    <w:p>
+      <w:r>
+        <w:t>1. That statement accurately describes the supplied record’s limits.</w:t>
+      </w:r>
+    </w:p>
+    <w:p>
+      <w:r>
+        <w:t>2. This one example guarantees correct results for every future input.</w:t>
+      </w:r>
+    </w:p>
+    <w:p>
+      <w:r>
+        <w:t>3. We can decide the result without examining the changed input or the procedure.</w:t>
+      </w:r>
+    </w:p>
+    <w:p>
+      <w:pPr>
+        <w:pStyle w:val="Heading3"/>
+      </w:pPr>
+      <w:r>
+        <w:t>My selected conclusion, deciding fact and explanation</w:t>
+      </w:r>
+    </w:p>
+    <w:p>
+      <w:r>
+        <w:t>________________________________________________________________</w:t>
+      </w:r>
+    </w:p>
+    <w:p>
+      <w:r>
+        <w:t>________________________________________________________________</w:t>
+      </w:r>
+    </w:p>
+    <w:p>
+      <w:r>
+        <w:t>________________________________________________________________</w:t>
+      </w:r>
+    </w:p>
+    <w:p>
+      <w:r>
+        <w:t>________________________________________________________________</w:t>
+      </w:r>
+    </w:p>
+    <w:p>
+      <w:r>
+        <w:t>________________________________________________________________</w:t>
+      </w:r>
+    </w:p>
+    <w:p>
+      <w:r>
+        <w:t>Hint if needed: Use the changed condition and the deciding step in the pictorial trace. The answer must say what follows from those facts.</w:t>
+      </w:r>
+    </w:p>
+    <w:p>
+      <w:r>
+        <w:t>After your attempt, compare with the supported explanation: That statement accurately describes the supplied record’s limits. R gives pages and shelf only; it contains no suitability assessment.</w:t>
+      </w:r>
+    </w:p>
+    <w:p>
+      <w:pPr>
+        <w:pStyle w:val="Heading3"/>
+      </w:pPr>
+      <w:r>
+        <w:t>Repair a missing building block</w:t>
+      </w:r>
+    </w:p>
+    <w:p>
+      <w:r>
+        <w:t>Review Prompt Experiments (ai-2/28). Goal: Explain the mechanism and terminology of controlled prompt experiments. Short practice: Name the case P passes and Q fails, and explain why it matters.. Return to this week and explain what you changed.</w:t>
+      </w:r>
+    </w:p>
+    <w:p>
+      <w:r>
+        <w:t>Review Image and Voice Pipelines (ai-2/26). Goal: Explain the mechanism and terminology of speech pipelines and multimodal evidence. Short practice: Which stage first fails, and why should the faulty transcript not be silently overwritten?. Return to this week and explain what you changed.</w:t>
+      </w:r>
+    </w:p>
+    <w:p>
+      <w:r>
+        <w:t>Review Recommendation Scores (ai-2/23). Goal: Compute a weighted score. Short practice: Why does B not become the winner when its score is largest?. Return to this week and explain what you changed.</w:t>
+      </w:r>
+    </w:p>
+    <w:p>
+      <w:pPr>
+        <w:pStyle w:val="Heading3"/>
+      </w:pPr>
+      <w:r>
+        <w:t>Keep your completed work</w:t>
+      </w:r>
+    </w:p>
+    <w:p>
+      <w:r>
+        <w:t>Use Download completed work in the hosted lesson to export your answers, reflections, practice feedback and code-run evidence. Open the HTML copy to read or print it. Drafts stay in this browser when storage is available; clear drafts on a shared device.</w:t>
+      </w:r>
+    </w:p>
+    <w:p>
+      <w:pPr>
+        <w:pStyle w:val="Heading3"/>
+      </w:pPr>
+      <w:r>
+        <w:t>What I repaired, the evidence I kept and the next test</w:t>
+      </w:r>
+    </w:p>
+    <w:p>
+      <w:r>
+        <w:t>________________________________________________________________</w:t>
+      </w:r>
+    </w:p>
+    <w:p>
+      <w:r>
+        <w:t>________________________________________________________________</w:t>
+      </w:r>
+    </w:p>
+    <w:p>
+      <w:r>
+        <w:t>________________________________________________________________</w:t>
+      </w:r>
+    </w:p>
+    <w:p>
+      <w:r>
+        <w:t>________________________________________________________________</w:t>
+      </w:r>
+    </w:p>
+    <w:p>
+      <w:r>
+        <w:t>________________________________________________________________</w:t>
+      </w:r>
+    </w:p>
     <w:sectPr>
       <w:pgSz w:w="12240" w:h="15840"/>
       <w:pgMar w:top="936" w:right="1008" w:bottom="936" w:left="1008" w:header="720" w:footer="720" w:gutter="0"/>

--- a/downloads/workbook/ai-2-week-29.docx
+++ b/downloads/workbook/ai-2-week-29.docx
@@ -30,6 +30,17 @@
     </w:p>
     <w:p>
       <w:r>
+        <w:t>Record your starting explanation for Evidence and Sources before opening notes. Show any later correction separately.</w:t>
+      </w:r>
+    </w:p>
+    <w:p>
+      <w:pPr>
+        <w:spacing w:line="336" w:lineRule="auto" w:after="180"/>
+      </w:pPr>
+      <w:r>
+        <w:rPr>
+          <w:b w:val="0"/>
+        </w:rPr>
         <w:t>Try the recall before opening notes. Then use a different colour or a labelled second line to correct your explanation.</w:t>
       </w:r>
     </w:p>
@@ -42,7 +53,13 @@
       </w:r>
     </w:p>
     <w:p>
-      <w:r>
+      <w:pPr>
+        <w:spacing w:line="336" w:lineRule="auto" w:after="180"/>
+      </w:pPr>
+      <w:r>
+        <w:rPr>
+          <w:b w:val="0"/>
+        </w:rPr>
         <w:t>Without opening the old lesson, explain one key idea from Prompt Experiments. Give an example and a mistake that the idea helps you avoid.</w:t>
       </w:r>
     </w:p>
@@ -78,7 +95,13 @@
       </w:r>
     </w:p>
     <w:p>
-      <w:r>
+      <w:pPr>
+        <w:spacing w:line="336" w:lineRule="auto" w:after="180"/>
+      </w:pPr>
+      <w:r>
+        <w:rPr>
+          <w:b w:val="0"/>
+        </w:rPr>
         <w:t>Without opening the old lesson, explain one key idea from Image and Voice Pipelines. Give an example and a mistake that the idea helps you avoid.</w:t>
       </w:r>
     </w:p>
@@ -114,7 +137,13 @@
       </w:r>
     </w:p>
     <w:p>
-      <w:r>
+      <w:pPr>
+        <w:spacing w:line="336" w:lineRule="auto" w:after="180"/>
+      </w:pPr>
+      <w:r>
+        <w:rPr>
+          <w:b w:val="0"/>
+        </w:rPr>
         <w:t>Without opening the old lesson, explain one key idea from Recommendation Scores. Give an example and a mistake that the idea helps you avoid.</w:t>
       </w:r>
     </w:p>
@@ -151,7 +180,30 @@
     </w:p>
     <w:p>
       <w:r>
-        <w:t>Use W2: Trace the worked case for Claim support and citation evaluation. Record the answer once; the lesson and workbook refer to the same attempt.</w:t>
+        <w:t>Complete the supported Evidence and Sources trace and record the first step you can explain without help.</w:t>
+      </w:r>
+    </w:p>
+    <w:p>
+      <w:pPr>
+        <w:spacing w:line="336" w:lineRule="auto" w:after="180"/>
+      </w:pPr>
+      <w:r>
+        <w:rPr>
+          <w:b w:val="0"/>
+        </w:rPr>
+        <w:t xml:space="preserve">Use W2: Trace the worked case for </w:t>
+      </w:r>
+      <w:r>
+        <w:rPr>
+          <w:b/>
+        </w:rPr>
+        <w:t>Claim</w:t>
+      </w:r>
+      <w:r>
+        <w:rPr>
+          <w:b w:val="0"/>
+        </w:rPr>
+        <w:t xml:space="preserve"> support and citation evaluation. Record the answer once; the lesson and workbook refer to the same attempt.</w:t>
       </w:r>
     </w:p>
     <w:tbl>
@@ -279,7 +331,41 @@
     </w:p>
     <w:p>
       <w:r>
-        <w:t>Use the worked case for Claim support and citation evaluation. Proposed explanation: “The worked result establishes every future case”. Decide whether this explanation is supported. Point to the step or supplied fact that decides; explain your repair if needed.</w:t>
+        <w:t>Check the proposed Evidence and Sources explanation against the supplied facts before discussing it.</w:t>
+      </w:r>
+    </w:p>
+    <w:p>
+      <w:pPr>
+        <w:spacing w:line="336" w:lineRule="auto" w:after="180"/>
+      </w:pPr>
+      <w:r>
+        <w:rPr>
+          <w:b w:val="0"/>
+        </w:rPr>
+        <w:t xml:space="preserve">Use the worked case for </w:t>
+      </w:r>
+      <w:r>
+        <w:rPr>
+          <w:b/>
+        </w:rPr>
+        <w:t>Claim</w:t>
+      </w:r>
+      <w:r>
+        <w:rPr>
+          <w:b w:val="0"/>
+        </w:rPr>
+        <w:t xml:space="preserve"> support and citation evaluation. Proposed explanation: “The worked result establishes every future case”. Decide whether this explanation is supported.</w:t>
+      </w:r>
+    </w:p>
+    <w:p>
+      <w:pPr>
+        <w:spacing w:line="336" w:lineRule="auto" w:after="180"/>
+      </w:pPr>
+      <w:r>
+        <w:rPr>
+          <w:b w:val="0"/>
+        </w:rPr>
+        <w:t>Point to the step or supplied fact that decides; explain your repair if needed.</w:t>
       </w:r>
     </w:p>
     <w:p>
@@ -319,6 +405,11 @@
       </w:r>
     </w:p>
     <w:p>
+      <w:r>
+        <w:t>Write one first attempt at the reserved independent case before feedback. Repeated copies of that case refer to the same recorded attempt.</w:t>
+      </w:r>
+    </w:p>
+    <w:p>
       <w:pPr>
         <w:pStyle w:val="Heading3"/>
       </w:pPr>
@@ -327,8 +418,26 @@
       </w:r>
     </w:p>
     <w:p>
-      <w:r>
-        <w:t>Five claims; four cited; three supported by cited passages; one cited ID is nonexistent. Compute support and citation presence and explain link limits.</w:t>
+      <w:pPr>
+        <w:spacing w:line="336" w:lineRule="auto" w:after="180"/>
+      </w:pPr>
+      <w:r>
+        <w:rPr>
+          <w:b w:val="0"/>
+        </w:rPr>
+        <w:t xml:space="preserve">Five </w:t>
+      </w:r>
+      <w:r>
+        <w:rPr>
+          <w:b/>
+        </w:rPr>
+        <w:t>claim</w:t>
+      </w:r>
+      <w:r>
+        <w:rPr>
+          <w:b w:val="0"/>
+        </w:rPr>
+        <w:t>s; four cited; three supported by cited passages; one cited ID is nonexistent. Compute support and citation presence and explain link limits.</w:t>
       </w:r>
     </w:p>
     <w:p>
@@ -375,7 +484,13 @@
       </w:r>
     </w:p>
     <w:p>
-      <w:r>
+      <w:pPr>
+        <w:spacing w:line="336" w:lineRule="auto" w:after="180"/>
+      </w:pPr>
+      <w:r>
+        <w:rPr>
+          <w:b w:val="0"/>
+        </w:rPr>
         <w:t>Attempt this case before feedback. Record any help. Earlier examples below are further practice; a case already practised with feedback cannot establish fresh transfer.</w:t>
       </w:r>
     </w:p>
@@ -389,7 +504,30 @@
     </w:p>
     <w:p>
       <w:r>
-        <w:t>Two catalogue records list 96 and 112 pages for a title. A helper averages them and reports 104. Explain the mistake and a better verification process.</w:t>
+        <w:t>Connect the Evidence and Sources target to a trace and a justified conclusion.</w:t>
+      </w:r>
+    </w:p>
+    <w:p>
+      <w:pPr>
+        <w:spacing w:line="336" w:lineRule="auto" w:after="180"/>
+      </w:pPr>
+      <w:r>
+        <w:rPr>
+          <w:b w:val="0"/>
+        </w:rPr>
+        <w:t xml:space="preserve">Two catalogue records list 96 and 112 pages for a title. A helper averages them and reports 104. Explain the mistake and a better verification </w:t>
+      </w:r>
+      <w:r>
+        <w:rPr>
+          <w:b/>
+        </w:rPr>
+        <w:t>process</w:t>
+      </w:r>
+      <w:r>
+        <w:rPr>
+          <w:b w:val="0"/>
+        </w:rPr>
+        <w:t>.</w:t>
       </w:r>
     </w:p>
     <w:p>
@@ -402,17 +540,59 @@
     </w:p>
     <w:p>
       <w:r>
+        <w:t>Solve the supplied Evidence and Sources case and show the deciding evidence.</w:t>
+      </w:r>
+    </w:p>
+    <w:p>
+      <w:pPr>
+        <w:spacing w:line="336" w:lineRule="auto" w:after="180"/>
+      </w:pPr>
+      <w:r>
+        <w:rPr>
+          <w:b w:val="0"/>
+        </w:rPr>
         <w:t>An answer says 80 pages, but the catalogue for that edition says 120.</w:t>
       </w:r>
     </w:p>
     <w:p>
-      <w:r>
-        <w:t>What evidence guides correction?</w:t>
-      </w:r>
-    </w:p>
-    <w:p>
-      <w:r>
-        <w:t>Show your trace, calculation or evidence</w:t>
+      <w:pPr>
+        <w:spacing w:line="336" w:lineRule="auto" w:after="180"/>
+        <w:shd w:fill="F5F1FB"/>
+      </w:pPr>
+      <w:r>
+        <w:rPr>
+          <w:b w:val="0"/>
+        </w:rPr>
+        <w:t xml:space="preserve">What </w:t>
+      </w:r>
+      <w:r>
+        <w:rPr>
+          <w:b/>
+        </w:rPr>
+        <w:t>evidence</w:t>
+      </w:r>
+      <w:r>
+        <w:rPr>
+          <w:b w:val="0"/>
+        </w:rPr>
+        <w:t xml:space="preserve"> guides correction?</w:t>
+      </w:r>
+    </w:p>
+    <w:p>
+      <w:pPr>
+        <w:spacing w:line="336" w:lineRule="auto" w:after="180"/>
+      </w:pPr>
+      <w:r>
+        <w:rPr>
+          <w:b w:val="0"/>
+        </w:rPr>
+        <w:t xml:space="preserve">Show your trace, calculation or </w:t>
+      </w:r>
+      <w:r>
+        <w:rPr>
+          <w:b/>
+        </w:rPr>
+        <w:t>evidence</w:t>
       </w:r>
     </w:p>
     <w:p>
@@ -458,12 +638,54 @@
     </w:p>
     <w:p>
       <w:r>
-        <w:t>An answer cites a page about opening hours to support a claim about book prices. Is a citation enough? What must be checked?</w:t>
-      </w:r>
-    </w:p>
-    <w:p>
-      <w:r>
-        <w:t>My independent answer and reason</w:t>
+        <w:t>Apply the procedure to the changed case and record why the conclusion follows.</w:t>
+      </w:r>
+    </w:p>
+    <w:p>
+      <w:pPr>
+        <w:spacing w:line="336" w:lineRule="auto" w:after="180"/>
+        <w:shd w:fill="F5F1FB"/>
+      </w:pPr>
+      <w:r>
+        <w:rPr>
+          <w:b w:val="0"/>
+        </w:rPr>
+        <w:t xml:space="preserve">An answer cites a page about opening hours to support a </w:t>
+      </w:r>
+      <w:r>
+        <w:rPr>
+          <w:b/>
+        </w:rPr>
+        <w:t>claim</w:t>
+      </w:r>
+      <w:r>
+        <w:rPr>
+          <w:b w:val="0"/>
+        </w:rPr>
+        <w:t xml:space="preserve"> about book prices. Is a citation enough? What must be checked?</w:t>
+      </w:r>
+    </w:p>
+    <w:p>
+      <w:pPr>
+        <w:spacing w:line="336" w:lineRule="auto" w:after="180"/>
+      </w:pPr>
+      <w:r>
+        <w:rPr>
+          <w:b w:val="0"/>
+        </w:rPr>
+        <w:t xml:space="preserve">My </w:t>
+      </w:r>
+      <w:r>
+        <w:rPr>
+          <w:b/>
+        </w:rPr>
+        <w:t>independent</w:t>
+      </w:r>
+      <w:r>
+        <w:rPr>
+          <w:b w:val="0"/>
+        </w:rPr>
+        <w:t xml:space="preserve"> answer and reason</w:t>
       </w:r>
     </w:p>
     <w:p>
@@ -517,7 +739,30 @@
     </w:p>
     <w:p>
       <w:r>
-        <w:t>Create a changed input, boundary case or missing-information case. Write the expected answer or safe response before testing.</w:t>
+        <w:t>Specify a changed input, expected result and observation separately.</w:t>
+      </w:r>
+    </w:p>
+    <w:p>
+      <w:pPr>
+        <w:spacing w:line="336" w:lineRule="auto" w:after="180"/>
+      </w:pPr>
+      <w:r>
+        <w:rPr>
+          <w:b w:val="0"/>
+        </w:rPr>
+        <w:t xml:space="preserve">Create a changed </w:t>
+      </w:r>
+      <w:r>
+        <w:rPr>
+          <w:b/>
+        </w:rPr>
+        <w:t>input</w:t>
+      </w:r>
+      <w:r>
+        <w:rPr>
+          <w:b w:val="0"/>
+        </w:rPr>
+        <w:t>, boundary case or missing-information case. Write the expected answer or safe response before testing.</w:t>
       </w:r>
     </w:p>
     <w:tbl>
@@ -646,12 +891,53 @@
     </w:p>
     <w:p>
       <w:r>
-        <w:t>Separate profile-based ranking evidence from factual book information and cite the latter.</w:t>
-      </w:r>
-    </w:p>
-    <w:p>
-      <w:r>
-        <w:t>The project change and evidence I will keep</w:t>
+        <w:t>Justify what Evidence and Sources adds to Transparent Book Recommender and keep the evidence.</w:t>
+      </w:r>
+    </w:p>
+    <w:p>
+      <w:pPr>
+        <w:spacing w:line="336" w:lineRule="auto" w:after="180"/>
+      </w:pPr>
+      <w:r>
+        <w:rPr>
+          <w:b w:val="0"/>
+        </w:rPr>
+        <w:t xml:space="preserve">Separate profile-based ranking </w:t>
+      </w:r>
+      <w:r>
+        <w:rPr>
+          <w:b/>
+        </w:rPr>
+        <w:t>evidence</w:t>
+      </w:r>
+      <w:r>
+        <w:rPr>
+          <w:b w:val="0"/>
+        </w:rPr>
+        <w:t xml:space="preserve"> from factual book information and cite the latter.</w:t>
+      </w:r>
+    </w:p>
+    <w:p>
+      <w:pPr>
+        <w:spacing w:line="336" w:lineRule="auto" w:after="180"/>
+      </w:pPr>
+      <w:r>
+        <w:rPr>
+          <w:b w:val="0"/>
+        </w:rPr>
+        <w:t xml:space="preserve">The project change and </w:t>
+      </w:r>
+      <w:r>
+        <w:rPr>
+          <w:b/>
+        </w:rPr>
+        <w:t>evidence</w:t>
+      </w:r>
+      <w:r>
+        <w:rPr>
+          <w:b w:val="0"/>
+        </w:rPr>
+        <w:t xml:space="preserve"> I will keep</w:t>
       </w:r>
     </w:p>
     <w:p>
@@ -697,11 +983,54 @@
     </w:p>
     <w:p>
       <w:r>
-        <w:t>I can explain the mechanism. I can show evidence. I can handle a changed case. I can name a limit. Mark each as not yet, with help or independently, and attach supporting work.</w:t>
-      </w:r>
-    </w:p>
-    <w:p>
-      <w:r>
+        <w:t>Judge explanation, evidence, transfer and limits separately; attach the work behind your judgement.</w:t>
+      </w:r>
+    </w:p>
+    <w:p>
+      <w:pPr>
+        <w:pStyle w:val="ListBullet"/>
+      </w:pPr>
+      <w:r>
+        <w:t>I can explain the mechanism.</w:t>
+      </w:r>
+    </w:p>
+    <w:p>
+      <w:pPr>
+        <w:pStyle w:val="ListBullet"/>
+      </w:pPr>
+      <w:r>
+        <w:t>I can show evidence.</w:t>
+      </w:r>
+    </w:p>
+    <w:p>
+      <w:pPr>
+        <w:pStyle w:val="ListBullet"/>
+      </w:pPr>
+      <w:r>
+        <w:t>I can handle a changed case.</w:t>
+      </w:r>
+    </w:p>
+    <w:p>
+      <w:pPr>
+        <w:pStyle w:val="ListBullet"/>
+      </w:pPr>
+      <w:r>
+        <w:t>I can name a limit.</w:t>
+      </w:r>
+    </w:p>
+    <w:p>
+      <w:r>
+        <w:t>Mark each as not yet, with help or independently, and attach supporting work.</w:t>
+      </w:r>
+    </w:p>
+    <w:p>
+      <w:pPr>
+        <w:spacing w:line="336" w:lineRule="auto" w:after="180"/>
+      </w:pPr>
+      <w:r>
+        <w:rPr>
+          <w:b w:val="0"/>
+        </w:rPr>
         <w:t>Teacher review ____________________  Next step ____________________</w:t>
       </w:r>
     </w:p>
@@ -715,7 +1044,30 @@
     </w:p>
     <w:p>
       <w:r>
-        <w:t>Two catalogue records list 96 and 112 pages for a title. A helper averages them and reports 104. Explain the mistake and a better verification process.</w:t>
+        <w:t>Use this earlier case as transfer practice. A case already discussed with feedback is not fresh assessment evidence.</w:t>
+      </w:r>
+    </w:p>
+    <w:p>
+      <w:pPr>
+        <w:spacing w:line="336" w:lineRule="auto" w:after="180"/>
+      </w:pPr>
+      <w:r>
+        <w:rPr>
+          <w:b w:val="0"/>
+        </w:rPr>
+        <w:t xml:space="preserve">Two catalogue records list 96 and 112 pages for a title. A helper averages them and reports 104. Explain the mistake and a better verification </w:t>
+      </w:r>
+      <w:r>
+        <w:rPr>
+          <w:b/>
+        </w:rPr>
+        <w:t>process</w:t>
+      </w:r>
+      <w:r>
+        <w:rPr>
+          <w:b w:val="0"/>
+        </w:rPr>
+        <w:t>.</w:t>
       </w:r>
     </w:p>
     <w:p>
@@ -762,7 +1114,13 @@
       </w:r>
     </w:p>
     <w:p>
-      <w:r>
+      <w:pPr>
+        <w:spacing w:line="336" w:lineRule="auto" w:after="180"/>
+      </w:pPr>
+      <w:r>
+        <w:rPr>
+          <w:b w:val="0"/>
+        </w:rPr>
         <w:t>Record support used: none, hint or teacher explanation.</w:t>
       </w:r>
     </w:p>
@@ -776,7 +1134,54 @@
     </w:p>
     <w:p>
       <w:r>
-        <w:t>Explain the weekly mechanism in your own words. Use the worked scenario to name its input, decision rule and output.</w:t>
+        <w:t>Explain the mechanism. Apply the supplied Evidence and Sources facts and keep your reasoning.</w:t>
+      </w:r>
+    </w:p>
+    <w:p>
+      <w:pPr>
+        <w:spacing w:line="336" w:lineRule="auto" w:after="180"/>
+      </w:pPr>
+      <w:r>
+        <w:rPr>
+          <w:b w:val="0"/>
+        </w:rPr>
+        <w:t xml:space="preserve">Explain the weekly </w:t>
+      </w:r>
+      <w:r>
+        <w:rPr>
+          <w:b/>
+        </w:rPr>
+        <w:t>mechanism</w:t>
+      </w:r>
+      <w:r>
+        <w:rPr>
+          <w:b w:val="0"/>
+        </w:rPr>
+        <w:t xml:space="preserve"> in your own words. Use the worked scenario to name its </w:t>
+      </w:r>
+      <w:r>
+        <w:rPr>
+          <w:b/>
+        </w:rPr>
+        <w:t>input</w:t>
+      </w:r>
+      <w:r>
+        <w:rPr>
+          <w:b w:val="0"/>
+        </w:rPr>
+        <w:t xml:space="preserve">, decision rule and </w:t>
+      </w:r>
+      <w:r>
+        <w:rPr>
+          <w:b/>
+        </w:rPr>
+        <w:t>output</w:t>
+      </w:r>
+      <w:r>
+        <w:rPr>
+          <w:b w:val="0"/>
+        </w:rPr>
+        <w:t>.</w:t>
       </w:r>
     </w:p>
     <w:p>
@@ -827,7 +1232,30 @@
     </w:p>
     <w:p>
       <w:r>
-        <w:t>An answer has four factual claims. Three have citations, but only two are supported by their cited passages. All links exist. Show the intermediate steps and give the conclusion with its scope.</w:t>
+        <w:t>Trace the worked case. Apply the supplied Evidence and Sources facts and keep your reasoning.</w:t>
+      </w:r>
+    </w:p>
+    <w:p>
+      <w:pPr>
+        <w:spacing w:line="336" w:lineRule="auto" w:after="180"/>
+      </w:pPr>
+      <w:r>
+        <w:rPr>
+          <w:b w:val="0"/>
+        </w:rPr>
+        <w:t xml:space="preserve">An answer has four factual </w:t>
+      </w:r>
+      <w:r>
+        <w:rPr>
+          <w:b/>
+        </w:rPr>
+        <w:t>claim</w:t>
+      </w:r>
+      <w:r>
+        <w:rPr>
+          <w:b w:val="0"/>
+        </w:rPr>
+        <w:t>s. Three have citations, but only two are supported by their cited passages. All links exist. Show the intermediate steps and give the conclusion with its scope.</w:t>
       </w:r>
     </w:p>
     <w:p>
@@ -883,7 +1311,53 @@
     </w:p>
     <w:p>
       <w:r>
-        <w:t>A report omits this qualification: Citation counts do not establish truth beyond the supplied sources or the correctness of uncited claims. Explain how omitting it could change a reader's interpretation, and write an accurate replacement.</w:t>
+        <w:t>Audit the limit. Apply the supplied Evidence and Sources facts and keep your reasoning.</w:t>
+      </w:r>
+    </w:p>
+    <w:p>
+      <w:pPr>
+        <w:spacing w:line="336" w:lineRule="auto" w:after="180"/>
+      </w:pPr>
+      <w:r>
+        <w:rPr>
+          <w:b w:val="0"/>
+        </w:rPr>
+        <w:t xml:space="preserve">A report omits this qualification: Citation counts do not establish truth beyond the supplied </w:t>
+      </w:r>
+      <w:r>
+        <w:rPr>
+          <w:b/>
+        </w:rPr>
+        <w:t>source</w:t>
+      </w:r>
+      <w:r>
+        <w:rPr>
+          <w:b w:val="0"/>
+        </w:rPr>
+        <w:t xml:space="preserve">s or the correctness of uncited </w:t>
+      </w:r>
+      <w:r>
+        <w:rPr>
+          <w:b/>
+        </w:rPr>
+        <w:t>claim</w:t>
+      </w:r>
+      <w:r>
+        <w:rPr>
+          <w:b w:val="0"/>
+        </w:rPr>
+        <w:t>s.</w:t>
+      </w:r>
+    </w:p>
+    <w:p>
+      <w:pPr>
+        <w:spacing w:line="336" w:lineRule="auto" w:after="180"/>
+      </w:pPr>
+      <w:r>
+        <w:rPr>
+          <w:b w:val="0"/>
+        </w:rPr>
+        <w:t>Explain how omitting it could change a reader's interpretation, and write an accurate replacement.</w:t>
       </w:r>
     </w:p>
     <w:p>
@@ -934,7 +1408,30 @@
     </w:p>
     <w:p>
       <w:r>
-        <w:t>Five claims; four cited; three supported by cited passages; one cited ID is nonexistent. Compute support and citation presence and explain link limits.</w:t>
+        <w:t>Attempt before feedback. If this repeats the selected independent case, reuse that first attempt; otherwise keep a separate record. Apply a new case independently. Apply the supplied Evidence and Sources facts and keep your reasoning.</w:t>
+      </w:r>
+    </w:p>
+    <w:p>
+      <w:pPr>
+        <w:spacing w:line="336" w:lineRule="auto" w:after="180"/>
+      </w:pPr>
+      <w:r>
+        <w:rPr>
+          <w:b w:val="0"/>
+        </w:rPr>
+        <w:t xml:space="preserve">Five </w:t>
+      </w:r>
+      <w:r>
+        <w:rPr>
+          <w:b/>
+        </w:rPr>
+        <w:t>claim</w:t>
+      </w:r>
+      <w:r>
+        <w:rPr>
+          <w:b w:val="0"/>
+        </w:rPr>
+        <w:t>s; four cited; three supported by cited passages; one cited ID is nonexistent. Compute support and citation presence and explain link limits.</w:t>
       </w:r>
     </w:p>
     <w:p>
@@ -995,7 +1492,29 @@
     </w:p>
     <w:p>
       <w:r>
-        <w:t>For the worked scenario, propose one additional case that could reveal a failure, describe its expected outcome before running it, and explain what would need to remain fixed for a fair comparison. Do not reuse W4 as a new final test after receiving feedback.</w:t>
+        <w:t>Design a revealing follow-up. Apply the supplied Evidence and Sources facts and keep your reasoning.</w:t>
+      </w:r>
+    </w:p>
+    <w:p>
+      <w:pPr>
+        <w:spacing w:line="336" w:lineRule="auto" w:after="180"/>
+      </w:pPr>
+      <w:r>
+        <w:rPr>
+          <w:b w:val="0"/>
+        </w:rPr>
+        <w:t>For the worked scenario, propose one additional case that could reveal a failure, describe its expected outcome before running it, and explain what would need to remain fixed for a fair comparison.</w:t>
+      </w:r>
+    </w:p>
+    <w:p>
+      <w:pPr>
+        <w:spacing w:line="336" w:lineRule="auto" w:after="180"/>
+      </w:pPr>
+      <w:r>
+        <w:rPr>
+          <w:b w:val="0"/>
+        </w:rPr>
+        <w:t>Do not reuse W4 as a new final test after receiving feedback.</w:t>
       </w:r>
     </w:p>
     <w:p>
@@ -1047,6 +1566,11 @@
       </w:pPr>
       <w:r>
         <w:t>17. Feedback, return check and learning record</w:t>
+      </w:r>
+    </w:p>
+    <w:p>
+      <w:r>
+        <w:t>Record the first repaired step and a different case to revisit after a delay.</w:t>
       </w:r>
     </w:p>
     <w:tbl>
@@ -1186,7 +1710,13 @@
       </w:tr>
     </w:tbl>
     <w:p>
-      <w:r>
+      <w:pPr>
+        <w:spacing w:line="336" w:lineRule="auto" w:after="180"/>
+      </w:pPr>
+      <w:r>
+        <w:rPr>
+          <w:b w:val="0"/>
+        </w:rPr>
         <w:t>Revisit this idea with your teacher after a delay. Familiarity is different from explaining and using it on a changed case.</w:t>
       </w:r>
     </w:p>
@@ -1200,17 +1730,46 @@
     </w:p>
     <w:p>
       <w:r>
+        <w:t>A fictional catalogue answer contains three factual statements and cites existing records. Explain the labelled step before checking the changed condition.</w:t>
+      </w:r>
+    </w:p>
+    <w:p>
+      <w:pPr>
+        <w:spacing w:line="336" w:lineRule="auto" w:after="180"/>
+      </w:pPr>
+      <w:r>
+        <w:rPr>
+          <w:b w:val="0"/>
+        </w:rPr>
         <w:t>A fictional catalogue answer contains three factual statements and cites existing records.</w:t>
       </w:r>
     </w:p>
     <w:p>
-      <w:r>
+      <w:pPr>
+        <w:spacing w:line="336" w:lineRule="auto" w:after="180"/>
+      </w:pPr>
+      <w:r>
+        <w:rPr>
+          <w:b w:val="0"/>
+        </w:rPr>
         <w:t>Record R: book Ocean Maps has 80 pages and is available on shelf 2.</w:t>
       </w:r>
     </w:p>
     <w:p>
-      <w:r>
-        <w:t>Claims: 80 pages [R]; shelf 2 [R]; suitable for every child [R]. All three citations resolve to R.</w:t>
+      <w:pPr>
+        <w:spacing w:line="336" w:lineRule="auto" w:after="180"/>
+      </w:pPr>
+      <w:r>
+        <w:rPr>
+          <w:b/>
+        </w:rPr>
+        <w:t>Claim</w:t>
+      </w:r>
+      <w:r>
+        <w:rPr>
+          <w:b w:val="0"/>
+        </w:rPr>
+        <w:t>s: 80 pages [R]; shelf 2 [R]; suitable for every child [R]. All three citations resolve to R.</w:t>
       </w:r>
     </w:p>
     <w:p>
@@ -1286,8 +1845,27 @@
       </w:r>
     </w:p>
     <w:p>
-      <w:r>
-        <w:t>Why is the original answer not fully supported despite having citations on every claim?</w:t>
+      <w:pPr>
+        <w:spacing w:line="336" w:lineRule="auto" w:after="180"/>
+        <w:shd w:fill="F5F1FB"/>
+      </w:pPr>
+      <w:r>
+        <w:rPr>
+          <w:b w:val="0"/>
+        </w:rPr>
+        <w:t xml:space="preserve">Why is the original answer not fully supported despite having citations on every </w:t>
+      </w:r>
+      <w:r>
+        <w:rPr>
+          <w:b/>
+        </w:rPr>
+        <w:t>claim</w:t>
+      </w:r>
+      <w:r>
+        <w:rPr>
+          <w:b w:val="0"/>
+        </w:rPr>
+        <w:t>?</w:t>
       </w:r>
     </w:p>
     <w:p>
@@ -1329,13 +1907,70 @@
       </w:r>
     </w:p>
     <w:p>
-      <w:r>
-        <w:t>Support used: alone / hint / worked example. This record is practice evidence.</w:t>
-      </w:r>
-    </w:p>
-    <w:p>
-      <w:r>
-        <w:t>Project connection: Attach source IDs to recommender explanation facts and separately audit whether each source supports its precise statement.</w:t>
+      <w:pPr>
+        <w:pStyle w:val="Heading3"/>
+      </w:pPr>
+      <w:r>
+        <w:t>Record the help used</w:t>
+      </w:r>
+    </w:p>
+    <w:p>
+      <w:pPr>
+        <w:spacing w:line="336" w:lineRule="auto" w:after="180"/>
+        <w:shd w:fill="F1F6F8"/>
+      </w:pPr>
+      <w:r>
+        <w:rPr>
+          <w:b w:val="0"/>
+        </w:rPr>
+        <w:t xml:space="preserve">Support used: alone / hint / worked example. This record is practice </w:t>
+      </w:r>
+      <w:r>
+        <w:rPr>
+          <w:b/>
+        </w:rPr>
+        <w:t>evidence</w:t>
+      </w:r>
+      <w:r>
+        <w:rPr>
+          <w:b w:val="0"/>
+        </w:rPr>
+        <w:t>.</w:t>
+      </w:r>
+    </w:p>
+    <w:p>
+      <w:pPr>
+        <w:spacing w:line="336" w:lineRule="auto" w:after="180"/>
+      </w:pPr>
+      <w:r>
+        <w:rPr>
+          <w:b w:val="0"/>
+        </w:rPr>
+        <w:t xml:space="preserve">Project connection: Attach </w:t>
+      </w:r>
+      <w:r>
+        <w:rPr>
+          <w:b/>
+        </w:rPr>
+        <w:t>source</w:t>
+      </w:r>
+      <w:r>
+        <w:rPr>
+          <w:b w:val="0"/>
+        </w:rPr>
+        <w:t xml:space="preserve"> IDs to recommender explanation facts and separately audit whether each </w:t>
+      </w:r>
+      <w:r>
+        <w:rPr>
+          <w:b/>
+        </w:rPr>
+        <w:t>source</w:t>
+      </w:r>
+      <w:r>
+        <w:rPr>
+          <w:b w:val="0"/>
+        </w:rPr>
+        <w:t xml:space="preserve"> supports its precise statement.</w:t>
       </w:r>
     </w:p>
     <w:p>
@@ -1348,17 +1983,76 @@
     </w:p>
     <w:p>
       <w:r>
+        <w:t>Keep this week’s input, deciding step, result and limit together in the Transparent Book Recommender record.</w:t>
+      </w:r>
+    </w:p>
+    <w:p>
+      <w:pPr>
+        <w:spacing w:line="336" w:lineRule="auto" w:after="180"/>
+      </w:pPr>
+      <w:r>
+        <w:rPr>
+          <w:b w:val="0"/>
+        </w:rPr>
         <w:t>Project: Transparent Book Recommender</w:t>
       </w:r>
     </w:p>
     <w:p>
-      <w:r>
-        <w:t>Current milestone: Prepare the demonstration. Gather reproducible instructions, evidence, access checks and remaining limitations.</w:t>
-      </w:r>
-    </w:p>
-    <w:p>
-      <w:r>
-        <w:t>Attach source IDs to recommender explanation facts and separately audit whether each source supports its precise statement.</w:t>
+      <w:pPr>
+        <w:spacing w:line="336" w:lineRule="auto" w:after="180"/>
+      </w:pPr>
+      <w:r>
+        <w:rPr>
+          <w:b w:val="0"/>
+        </w:rPr>
+        <w:t xml:space="preserve">Current milestone: Prepare the demonstration. Gather reproducible instructions, </w:t>
+      </w:r>
+      <w:r>
+        <w:rPr>
+          <w:b/>
+        </w:rPr>
+        <w:t>evidence</w:t>
+      </w:r>
+      <w:r>
+        <w:rPr>
+          <w:b w:val="0"/>
+        </w:rPr>
+        <w:t>, access checks and remaining limitations.</w:t>
+      </w:r>
+    </w:p>
+    <w:p>
+      <w:pPr>
+        <w:spacing w:line="336" w:lineRule="auto" w:after="180"/>
+      </w:pPr>
+      <w:r>
+        <w:rPr>
+          <w:b w:val="0"/>
+        </w:rPr>
+        <w:t xml:space="preserve">Attach </w:t>
+      </w:r>
+      <w:r>
+        <w:rPr>
+          <w:b/>
+        </w:rPr>
+        <w:t>source</w:t>
+      </w:r>
+      <w:r>
+        <w:rPr>
+          <w:b w:val="0"/>
+        </w:rPr>
+        <w:t xml:space="preserve"> IDs to recommender explanation facts and separately audit whether each </w:t>
+      </w:r>
+      <w:r>
+        <w:rPr>
+          <w:b/>
+        </w:rPr>
+        <w:t>source</w:t>
+      </w:r>
+      <w:r>
+        <w:rPr>
+          <w:b w:val="0"/>
+        </w:rPr>
+        <w:t xml:space="preserve"> supports its precise statement.</w:t>
       </w:r>
     </w:p>
     <w:tbl>
@@ -1520,11 +2214,40 @@
     </w:p>
     <w:p>
       <w:r>
-        <w:t>Use this supported practice once, in the browser or on paper. Keep the reserved independent assessment for a separate first attempt before teacher feedback.</w:t>
-      </w:r>
-    </w:p>
-    <w:p>
-      <w:r>
+        <w:t>Try the supported questions before comparing with hints and feedback. Record what you repaired and the evidence you retained.</w:t>
+      </w:r>
+    </w:p>
+    <w:p>
+      <w:pPr>
+        <w:spacing w:line="336" w:lineRule="auto" w:after="180"/>
+      </w:pPr>
+      <w:r>
+        <w:rPr>
+          <w:b w:val="0"/>
+        </w:rPr>
+        <w:t xml:space="preserve">Use this supported practice once, in the browser or on paper. Keep the reserved </w:t>
+      </w:r>
+      <w:r>
+        <w:rPr>
+          <w:b/>
+        </w:rPr>
+        <w:t>independent</w:t>
+      </w:r>
+      <w:r>
+        <w:rPr>
+          <w:b w:val="0"/>
+        </w:rPr>
+        <w:t xml:space="preserve"> assessment for a separate first attempt before teacher feedback.</w:t>
+      </w:r>
+    </w:p>
+    <w:p>
+      <w:pPr>
+        <w:spacing w:line="336" w:lineRule="auto" w:after="180"/>
+      </w:pPr>
+      <w:r>
+        <w:rPr>
+          <w:b w:val="0"/>
+        </w:rPr>
         <w:t>A fictional catalogue answer contains three factual statements and cites existing records.</w:t>
       </w:r>
     </w:p>
@@ -1537,28 +2260,110 @@
       </w:r>
     </w:p>
     <w:p>
-      <w:r>
-        <w:t>Which labelled step matches this detail? Citation presence 3/3; link validity 3/3; supported claims 2/3.</w:t>
-      </w:r>
-    </w:p>
-    <w:p>
-      <w:r>
-        <w:t>1. Check exact source support</w:t>
-      </w:r>
-    </w:p>
-    <w:p>
-      <w:r>
+      <w:pPr>
+        <w:spacing w:line="336" w:lineRule="auto" w:after="180"/>
+      </w:pPr>
+      <w:r>
+        <w:rPr>
+          <w:b w:val="0"/>
+        </w:rPr>
+        <w:t xml:space="preserve">Which labelled step matches this detail? Citation presence 3/3; </w:t>
+      </w:r>
+      <w:r>
+        <w:rPr>
+          <w:b/>
+        </w:rPr>
+        <w:t>link validity</w:t>
+      </w:r>
+      <w:r>
+        <w:rPr>
+          <w:b w:val="0"/>
+        </w:rPr>
+        <w:t xml:space="preserve"> 3/3; supported </w:t>
+      </w:r>
+      <w:r>
+        <w:rPr>
+          <w:b/>
+        </w:rPr>
+        <w:t>claim</w:t>
+      </w:r>
+      <w:r>
+        <w:rPr>
+          <w:b w:val="0"/>
+        </w:rPr>
+        <w:t>s 2/3.</w:t>
+      </w:r>
+    </w:p>
+    <w:p>
+      <w:pPr>
+        <w:spacing w:line="336" w:lineRule="auto" w:after="180"/>
+        <w:shd w:fill="F4F9FC"/>
+      </w:pPr>
+      <w:r>
+        <w:rPr>
+          <w:b w:val="0"/>
+        </w:rPr>
+        <w:t xml:space="preserve">1. Check exact </w:t>
+      </w:r>
+      <w:r>
+        <w:rPr>
+          <w:b/>
+        </w:rPr>
+        <w:t>source</w:t>
+      </w:r>
+      <w:r>
+        <w:rPr>
+          <w:b w:val="0"/>
+        </w:rPr>
+        <w:t xml:space="preserve"> support</w:t>
+      </w:r>
+    </w:p>
+    <w:p>
+      <w:pPr>
+        <w:spacing w:line="336" w:lineRule="auto" w:after="180"/>
+        <w:shd w:fill="F4F9FC"/>
+      </w:pPr>
+      <w:r>
+        <w:rPr>
+          <w:b w:val="0"/>
+        </w:rPr>
         <w:t>2. Check links</w:t>
       </w:r>
     </w:p>
     <w:p>
-      <w:r>
+      <w:pPr>
+        <w:spacing w:line="336" w:lineRule="auto" w:after="180"/>
+        <w:shd w:fill="F4F9FC"/>
+      </w:pPr>
+      <w:r>
+        <w:rPr>
+          <w:b w:val="0"/>
+        </w:rPr>
         <w:t>3. Report separately</w:t>
       </w:r>
     </w:p>
     <w:p>
-      <w:r>
-        <w:t>4. Break into claims</w:t>
+      <w:pPr>
+        <w:spacing w:line="336" w:lineRule="auto" w:after="180"/>
+        <w:shd w:fill="F4F9FC"/>
+      </w:pPr>
+      <w:r>
+        <w:rPr>
+          <w:b w:val="0"/>
+        </w:rPr>
+        <w:t xml:space="preserve">4. Break into </w:t>
+      </w:r>
+      <w:r>
+        <w:rPr>
+          <w:b/>
+        </w:rPr>
+        <w:t>claim</w:t>
+      </w:r>
+      <w:r>
+        <w:rPr>
+          <w:b w:val="0"/>
+        </w:rPr>
+        <w:t>s</w:t>
       </w:r>
     </w:p>
     <w:p>
@@ -1595,41 +2400,227 @@
       </w:r>
     </w:p>
     <w:p>
-      <w:r>
+      <w:pPr>
+        <w:pStyle w:val="Heading3"/>
+      </w:pPr>
+      <w:r>
+        <w:t>Hint · try first</w:t>
+      </w:r>
+    </w:p>
+    <w:p>
+      <w:pPr>
+        <w:spacing w:line="336" w:lineRule="auto" w:after="180"/>
+        <w:shd w:fill="F1F6F8"/>
+      </w:pPr>
+      <w:r>
+        <w:rPr>
+          <w:b w:val="0"/>
+        </w:rPr>
         <w:t>Hint if needed: Read the steps in the pictorial case. Match the supplied detail to the stage that performs or records it.</w:t>
       </w:r>
     </w:p>
     <w:p>
-      <w:r>
-        <w:t>After your attempt, compare with the supported explanation: Report separately Citation presence 3/3; link validity 3/3; supported claims 2/3. An existing citation is not automatically evidence for every nearby sentence. Read the cited passage and compare its exact scope with the claim. The universal suitability statement extends beyond what R says. Remove or qualify unsupported content; adding more copies of the same link does not create the missing evidence.</w:t>
-      </w:r>
-    </w:p>
-    <w:p>
       <w:pPr>
         <w:pStyle w:val="Heading3"/>
       </w:pPr>
       <w:r>
+        <w:t>Feedback · compare after trying</w:t>
+      </w:r>
+    </w:p>
+    <w:p>
+      <w:pPr>
+        <w:spacing w:line="336" w:lineRule="auto" w:after="180"/>
+        <w:shd w:fill="F1F6FC"/>
+      </w:pPr>
+      <w:r>
+        <w:rPr>
+          <w:b w:val="0"/>
+        </w:rPr>
+        <w:t xml:space="preserve">After your attempt, compare with the supported explanation: Report separately Citation presence 3/3; </w:t>
+      </w:r>
+      <w:r>
+        <w:rPr>
+          <w:b/>
+        </w:rPr>
+        <w:t>link validity</w:t>
+      </w:r>
+      <w:r>
+        <w:rPr>
+          <w:b w:val="0"/>
+        </w:rPr>
+        <w:t xml:space="preserve"> 3/3; supported </w:t>
+      </w:r>
+      <w:r>
+        <w:rPr>
+          <w:b/>
+        </w:rPr>
+        <w:t>claim</w:t>
+      </w:r>
+      <w:r>
+        <w:rPr>
+          <w:b w:val="0"/>
+        </w:rPr>
+        <w:t xml:space="preserve">s 2/3. An existing citation is not automatically </w:t>
+      </w:r>
+      <w:r>
+        <w:rPr>
+          <w:b/>
+        </w:rPr>
+        <w:t>evidence</w:t>
+      </w:r>
+      <w:r>
+        <w:rPr>
+          <w:b w:val="0"/>
+        </w:rPr>
+        <w:t xml:space="preserve"> for every nearby sentence.</w:t>
+      </w:r>
+    </w:p>
+    <w:p>
+      <w:pPr>
+        <w:spacing w:line="336" w:lineRule="auto" w:after="180"/>
+        <w:shd w:fill="F1F6FC"/>
+      </w:pPr>
+      <w:r>
+        <w:rPr>
+          <w:b w:val="0"/>
+        </w:rPr>
+        <w:t xml:space="preserve">Read the cited passage and compare its exact scope with the </w:t>
+      </w:r>
+      <w:r>
+        <w:rPr>
+          <w:b/>
+        </w:rPr>
+        <w:t>claim</w:t>
+      </w:r>
+      <w:r>
+        <w:rPr>
+          <w:b w:val="0"/>
+        </w:rPr>
+        <w:t>. The universal suitability statement extends beyond what R says.</w:t>
+      </w:r>
+    </w:p>
+    <w:p>
+      <w:pPr>
+        <w:spacing w:line="336" w:lineRule="auto" w:after="180"/>
+        <w:shd w:fill="F1F6FC"/>
+      </w:pPr>
+      <w:r>
+        <w:rPr>
+          <w:b w:val="0"/>
+        </w:rPr>
+        <w:t xml:space="preserve">Remove or qualify unsupported content; adding more copies of the same link does not create the missing </w:t>
+      </w:r>
+      <w:r>
+        <w:rPr>
+          <w:b/>
+        </w:rPr>
+        <w:t>evidence</w:t>
+      </w:r>
+      <w:r>
+        <w:rPr>
+          <w:b w:val="0"/>
+        </w:rPr>
+        <w:t>.</w:t>
+      </w:r>
+    </w:p>
+    <w:p>
+      <w:pPr>
+        <w:pStyle w:val="Heading3"/>
+      </w:pPr>
+      <w:r>
         <w:t>Practice 2: explain the deciding evidence</w:t>
       </w:r>
     </w:p>
     <w:p>
-      <w:r>
-        <w:t>Changed-case practice: Change the third claim to “the record does not assess suitability”. Which conclusion is supported by the supplied facts?</w:t>
-      </w:r>
-    </w:p>
-    <w:p>
-      <w:r>
+      <w:pPr>
+        <w:pStyle w:val="Heading3"/>
+      </w:pPr>
+      <w:r>
+        <w:t>Changed case · predict first</w:t>
+      </w:r>
+    </w:p>
+    <w:p>
+      <w:pPr>
+        <w:spacing w:line="336" w:lineRule="auto" w:after="180"/>
+        <w:shd w:fill="F5F1FB"/>
+      </w:pPr>
+      <w:r>
+        <w:rPr>
+          <w:b w:val="0"/>
+        </w:rPr>
+        <w:t xml:space="preserve">Changed-case practice: Change the third </w:t>
+      </w:r>
+      <w:r>
+        <w:rPr>
+          <w:b/>
+        </w:rPr>
+        <w:t>claim</w:t>
+      </w:r>
+      <w:r>
+        <w:rPr>
+          <w:b w:val="0"/>
+        </w:rPr>
+        <w:t xml:space="preserve"> to “the record does not assess suitability”. Which conclusion is supported by the supplied facts?</w:t>
+      </w:r>
+    </w:p>
+    <w:p>
+      <w:pPr>
+        <w:spacing w:line="336" w:lineRule="auto" w:after="180"/>
+        <w:shd w:fill="F4F9FC"/>
+      </w:pPr>
+      <w:r>
+        <w:rPr>
+          <w:b w:val="0"/>
+        </w:rPr>
         <w:t>1. That statement accurately describes the supplied record’s limits.</w:t>
       </w:r>
     </w:p>
     <w:p>
-      <w:r>
-        <w:t>2. This one example guarantees correct results for every future input.</w:t>
-      </w:r>
-    </w:p>
-    <w:p>
-      <w:r>
-        <w:t>3. We can decide the result without examining the changed input or the procedure.</w:t>
+      <w:pPr>
+        <w:spacing w:line="336" w:lineRule="auto" w:after="180"/>
+        <w:shd w:fill="F4F9FC"/>
+      </w:pPr>
+      <w:r>
+        <w:rPr>
+          <w:b w:val="0"/>
+        </w:rPr>
+        <w:t xml:space="preserve">2. This one example guarantees correct results for every future </w:t>
+      </w:r>
+      <w:r>
+        <w:rPr>
+          <w:b/>
+        </w:rPr>
+        <w:t>input</w:t>
+      </w:r>
+      <w:r>
+        <w:rPr>
+          <w:b w:val="0"/>
+        </w:rPr>
+        <w:t>.</w:t>
+      </w:r>
+    </w:p>
+    <w:p>
+      <w:pPr>
+        <w:spacing w:line="336" w:lineRule="auto" w:after="180"/>
+        <w:shd w:fill="F4F9FC"/>
+      </w:pPr>
+      <w:r>
+        <w:rPr>
+          <w:b w:val="0"/>
+        </w:rPr>
+        <w:t xml:space="preserve">3. We can decide the result without examining the changed </w:t>
+      </w:r>
+      <w:r>
+        <w:rPr>
+          <w:b/>
+        </w:rPr>
+        <w:t>input</w:t>
+      </w:r>
+      <w:r>
+        <w:rPr>
+          <w:b w:val="0"/>
+        </w:rPr>
+        <w:t xml:space="preserve"> or the procedure.</w:t>
       </w:r>
     </w:p>
     <w:p>
@@ -1666,12 +2657,42 @@
       </w:r>
     </w:p>
     <w:p>
-      <w:r>
+      <w:pPr>
+        <w:pStyle w:val="Heading3"/>
+      </w:pPr>
+      <w:r>
+        <w:t>Hint · try first</w:t>
+      </w:r>
+    </w:p>
+    <w:p>
+      <w:pPr>
+        <w:spacing w:line="336" w:lineRule="auto" w:after="180"/>
+        <w:shd w:fill="F1F6F8"/>
+      </w:pPr>
+      <w:r>
+        <w:rPr>
+          <w:b w:val="0"/>
+        </w:rPr>
         <w:t>Hint if needed: Use the changed condition and the deciding step in the pictorial trace. The answer must say what follows from those facts.</w:t>
       </w:r>
     </w:p>
     <w:p>
-      <w:r>
+      <w:pPr>
+        <w:pStyle w:val="Heading3"/>
+      </w:pPr>
+      <w:r>
+        <w:t>Feedback · compare after trying</w:t>
+      </w:r>
+    </w:p>
+    <w:p>
+      <w:pPr>
+        <w:spacing w:line="336" w:lineRule="auto" w:after="180"/>
+        <w:shd w:fill="F1F6FC"/>
+      </w:pPr>
+      <w:r>
+        <w:rPr>
+          <w:b w:val="0"/>
+        </w:rPr>
         <w:t>After your attempt, compare with the supported explanation: That statement accurately describes the supplied record’s limits. R gives pages and shelf only; it contains no suitability assessment.</w:t>
       </w:r>
     </w:p>
@@ -1684,17 +2705,93 @@
       </w:r>
     </w:p>
     <w:p>
-      <w:r>
-        <w:t>Review Prompt Experiments (ai-2/28). Goal: Explain the mechanism and terminology of controlled prompt experiments. Short practice: Name the case P passes and Q fails, and explain why it matters.. Return to this week and explain what you changed.</w:t>
-      </w:r>
-    </w:p>
-    <w:p>
-      <w:r>
-        <w:t>Review Image and Voice Pipelines (ai-2/26). Goal: Explain the mechanism and terminology of speech pipelines and multimodal evidence. Short practice: Which stage first fails, and why should the faulty transcript not be silently overwritten?. Return to this week and explain what you changed.</w:t>
-      </w:r>
-    </w:p>
-    <w:p>
-      <w:r>
+      <w:pPr>
+        <w:spacing w:line="336" w:lineRule="auto" w:after="180"/>
+      </w:pPr>
+      <w:r>
+        <w:rPr>
+          <w:b w:val="0"/>
+        </w:rPr>
+        <w:t xml:space="preserve">Review Prompt Experiments (ai-2/28). Goal: Explain the </w:t>
+      </w:r>
+      <w:r>
+        <w:rPr>
+          <w:b/>
+        </w:rPr>
+        <w:t>mechanism</w:t>
+      </w:r>
+      <w:r>
+        <w:rPr>
+          <w:b w:val="0"/>
+        </w:rPr>
+        <w:t xml:space="preserve"> and terminology of controlled prompt experiments. Short practice: Name the case P passes and Q fails, and explain why it matters..</w:t>
+      </w:r>
+    </w:p>
+    <w:p>
+      <w:pPr>
+        <w:spacing w:line="336" w:lineRule="auto" w:after="180"/>
+      </w:pPr>
+      <w:r>
+        <w:rPr>
+          <w:b w:val="0"/>
+        </w:rPr>
+        <w:t>Return to this week and explain what you changed.</w:t>
+      </w:r>
+    </w:p>
+    <w:p>
+      <w:pPr>
+        <w:spacing w:line="336" w:lineRule="auto" w:after="180"/>
+      </w:pPr>
+      <w:r>
+        <w:rPr>
+          <w:b w:val="0"/>
+        </w:rPr>
+        <w:t xml:space="preserve">Review Image and Voice Pipelines (ai-2/26). Goal: Explain the </w:t>
+      </w:r>
+      <w:r>
+        <w:rPr>
+          <w:b/>
+        </w:rPr>
+        <w:t>mechanism</w:t>
+      </w:r>
+      <w:r>
+        <w:rPr>
+          <w:b w:val="0"/>
+        </w:rPr>
+        <w:t xml:space="preserve"> and terminology of speech pipelines and multimodal </w:t>
+      </w:r>
+      <w:r>
+        <w:rPr>
+          <w:b/>
+        </w:rPr>
+        <w:t>evidence</w:t>
+      </w:r>
+      <w:r>
+        <w:rPr>
+          <w:b w:val="0"/>
+        </w:rPr>
+        <w:t>.</w:t>
+      </w:r>
+    </w:p>
+    <w:p>
+      <w:pPr>
+        <w:spacing w:line="336" w:lineRule="auto" w:after="180"/>
+      </w:pPr>
+      <w:r>
+        <w:rPr>
+          <w:b w:val="0"/>
+        </w:rPr>
+        <w:t>Short practice: Which stage first fails, and why should the faulty transcript not be silently overwritten?. Return to this week and explain what you changed.</w:t>
+      </w:r>
+    </w:p>
+    <w:p>
+      <w:pPr>
+        <w:spacing w:line="336" w:lineRule="auto" w:after="180"/>
+      </w:pPr>
+      <w:r>
+        <w:rPr>
+          <w:b w:val="0"/>
+        </w:rPr>
         <w:t>Review Recommendation Scores (ai-2/23). Goal: Compute a weighted score. Short practice: Why does B not become the winner when its score is largest?. Return to this week and explain what you changed.</w:t>
       </w:r>
     </w:p>
@@ -1707,8 +2804,37 @@
       </w:r>
     </w:p>
     <w:p>
-      <w:r>
-        <w:t>Use Download completed work in the hosted lesson to export your answers, reflections, practice feedback and code-run evidence. Open the HTML copy to read or print it. Drafts stay in this browser when storage is available; clear drafts on a shared device.</w:t>
+      <w:pPr>
+        <w:spacing w:line="336" w:lineRule="auto" w:after="180"/>
+      </w:pPr>
+      <w:r>
+        <w:rPr>
+          <w:b w:val="0"/>
+        </w:rPr>
+        <w:t xml:space="preserve">Use Download completed work in the hosted lesson to export your answers, reflections, practice feedback and code-run </w:t>
+      </w:r>
+      <w:r>
+        <w:rPr>
+          <w:b/>
+        </w:rPr>
+        <w:t>evidence</w:t>
+      </w:r>
+      <w:r>
+        <w:rPr>
+          <w:b w:val="0"/>
+        </w:rPr>
+        <w:t>. Open the HTML copy to read or print it.</w:t>
+      </w:r>
+    </w:p>
+    <w:p>
+      <w:pPr>
+        <w:spacing w:line="336" w:lineRule="auto" w:after="180"/>
+      </w:pPr>
+      <w:r>
+        <w:rPr>
+          <w:b w:val="0"/>
+        </w:rPr>
+        <w:t>Drafts stay in this browser when storage is available; clear drafts on a shared device.</w:t>
       </w:r>
     </w:p>
     <w:p>
@@ -1722,6 +2848,902 @@
     <w:p>
       <w:r>
         <w:t>________________________________________________________________</w:t>
+      </w:r>
+    </w:p>
+    <w:p>
+      <w:r>
+        <w:t>________________________________________________________________</w:t>
+      </w:r>
+    </w:p>
+    <w:p>
+      <w:r>
+        <w:t>________________________________________________________________</w:t>
+      </w:r>
+    </w:p>
+    <w:p>
+      <w:r>
+        <w:t>________________________________________________________________</w:t>
+      </w:r>
+    </w:p>
+    <w:p>
+      <w:r>
+        <w:t>________________________________________________________________</w:t>
+      </w:r>
+    </w:p>
+    <w:p>
+      <w:pPr>
+        <w:pStyle w:val="Heading1"/>
+      </w:pPr>
+      <w:r>
+        <w:t>21. Visual concept journey</w:t>
+      </w:r>
+    </w:p>
+    <w:p>
+      <w:r>
+        <w:t>Explain each Evidence and Sources picture from its labels, then record a relevant limit.</w:t>
+      </w:r>
+    </w:p>
+    <w:p>
+      <w:pPr>
+        <w:pStyle w:val="Heading3"/>
+      </w:pPr>
+      <w:r>
+        <w:t>01. Evidence and Sources: the case</w:t>
+      </w:r>
+    </w:p>
+    <w:p>
+      <w:r>
+        <w:drawing>
+          <wp:inline xmlns:a="http://schemas.openxmlformats.org/drawingml/2006/main" xmlns:pic="http://schemas.openxmlformats.org/drawingml/2006/picture">
+            <wp:extent cx="5486400" cy="2840736"/>
+            <wp:docPr id="3" name="Picture 3" descr="A fictional catalogue answer contains three factual statements and cites existing records. Supplied facts: Record R: book Ocean Maps has 80 pages and is available on shelf 2. Claims: 80 pages [R]; shelf 2 [R]; suitable for every child [R]. All three citations resolve to R."/>
+            <wp:cNvGraphicFramePr>
+              <a:graphicFrameLocks noChangeAspect="1"/>
+            </wp:cNvGraphicFramePr>
+            <a:graphic>
+              <a:graphicData uri="http://schemas.openxmlformats.org/drawingml/2006/picture">
+                <pic:pic>
+                  <pic:nvPicPr>
+                    <pic:cNvPr id="0" name="academy-story-ai-2-29-01.png"/>
+                    <pic:cNvPicPr/>
+                  </pic:nvPicPr>
+                  <pic:blipFill>
+                    <a:blip r:embed="rId11"/>
+                    <a:stretch>
+                      <a:fillRect/>
+                    </a:stretch>
+                  </pic:blipFill>
+                  <pic:spPr>
+                    <a:xfrm>
+                      <a:off x="0" y="0"/>
+                      <a:ext cx="5486400" cy="2840736"/>
+                    </a:xfrm>
+                    <a:prstGeom prst="rect"/>
+                  </pic:spPr>
+                </pic:pic>
+              </a:graphicData>
+            </a:graphic>
+          </wp:inline>
+        </w:drawing>
+      </w:r>
+    </w:p>
+    <w:p>
+      <w:pPr>
+        <w:spacing w:line="336" w:lineRule="auto" w:after="180"/>
+      </w:pPr>
+      <w:r>
+        <w:rPr>
+          <w:b w:val="0"/>
+        </w:rPr>
+        <w:t>A fictional catalogue answer contains three factual statements and cites existing records. Supplied facts: Record R: book Ocean Maps has 80 pages and is available on shelf 2.</w:t>
+      </w:r>
+    </w:p>
+    <w:p>
+      <w:pPr>
+        <w:spacing w:line="336" w:lineRule="auto" w:after="180"/>
+      </w:pPr>
+      <w:r>
+        <w:rPr>
+          <w:b/>
+        </w:rPr>
+        <w:t>Claim</w:t>
+      </w:r>
+      <w:r>
+        <w:rPr>
+          <w:b w:val="0"/>
+        </w:rPr>
+        <w:t>s: 80 pages [R]; shelf 2 [R]; suitable for every child [R]. All three citations resolve to R.</w:t>
+      </w:r>
+    </w:p>
+    <w:p>
+      <w:pPr>
+        <w:spacing w:line="336" w:lineRule="auto" w:after="180"/>
+        <w:shd w:fill="F5F1FB"/>
+      </w:pPr>
+      <w:r>
+        <w:rPr>
+          <w:b w:val="0"/>
+        </w:rPr>
+        <w:t>Point to the given fact that matters most. Explain why it matters.</w:t>
+      </w:r>
+    </w:p>
+    <w:p>
+      <w:pPr>
+        <w:pStyle w:val="Heading3"/>
+      </w:pPr>
+      <w:r>
+        <w:t>My picture explanation, deciding evidence and one limit</w:t>
+      </w:r>
+    </w:p>
+    <w:p>
+      <w:r>
+        <w:t>________________________________________________________________</w:t>
+      </w:r>
+    </w:p>
+    <w:p>
+      <w:r>
+        <w:t>________________________________________________________________</w:t>
+      </w:r>
+    </w:p>
+    <w:p>
+      <w:r>
+        <w:t>________________________________________________________________</w:t>
+      </w:r>
+    </w:p>
+    <w:p>
+      <w:r>
+        <w:t>________________________________________________________________</w:t>
+      </w:r>
+    </w:p>
+    <w:p>
+      <w:pPr>
+        <w:pStyle w:val="Heading3"/>
+      </w:pPr>
+      <w:r>
+        <w:t>02. Follow the deciding steps</w:t>
+      </w:r>
+    </w:p>
+    <w:p>
+      <w:r>
+        <w:drawing>
+          <wp:inline xmlns:a="http://schemas.openxmlformats.org/drawingml/2006/main" xmlns:pic="http://schemas.openxmlformats.org/drawingml/2006/picture">
+            <wp:extent cx="5486400" cy="4005072"/>
+            <wp:docPr id="4" name="Picture 4" descr="Break into claims: Count three factual claims rather than treating the answer as one blob. → Check links: All three citation links resolve to the intended R. → Check exact source support: R supports page count and shelf, not universal suitability. → Report separately: Citation presence 3/3; link validity 3/3; supported claims 2/3."/>
+            <wp:cNvGraphicFramePr>
+              <a:graphicFrameLocks noChangeAspect="1"/>
+            </wp:cNvGraphicFramePr>
+            <a:graphic>
+              <a:graphicData uri="http://schemas.openxmlformats.org/drawingml/2006/picture">
+                <pic:pic>
+                  <pic:nvPicPr>
+                    <pic:cNvPr id="0" name="academy-story-ai-2-29-02.png"/>
+                    <pic:cNvPicPr/>
+                  </pic:nvPicPr>
+                  <pic:blipFill>
+                    <a:blip r:embed="rId12"/>
+                    <a:stretch>
+                      <a:fillRect/>
+                    </a:stretch>
+                  </pic:blipFill>
+                  <pic:spPr>
+                    <a:xfrm>
+                      <a:off x="0" y="0"/>
+                      <a:ext cx="5486400" cy="4005072"/>
+                    </a:xfrm>
+                    <a:prstGeom prst="rect"/>
+                  </pic:spPr>
+                </pic:pic>
+              </a:graphicData>
+            </a:graphic>
+          </wp:inline>
+        </w:drawing>
+      </w:r>
+    </w:p>
+    <w:p>
+      <w:pPr>
+        <w:spacing w:line="336" w:lineRule="auto" w:after="180"/>
+      </w:pPr>
+      <w:r>
+        <w:rPr>
+          <w:b w:val="0"/>
+        </w:rPr>
+        <w:t xml:space="preserve">Break into </w:t>
+      </w:r>
+      <w:r>
+        <w:rPr>
+          <w:b/>
+        </w:rPr>
+        <w:t>claim</w:t>
+      </w:r>
+      <w:r>
+        <w:rPr>
+          <w:b w:val="0"/>
+        </w:rPr>
+        <w:t xml:space="preserve">s: Count three factual </w:t>
+      </w:r>
+      <w:r>
+        <w:rPr>
+          <w:b/>
+        </w:rPr>
+        <w:t>claim</w:t>
+      </w:r>
+      <w:r>
+        <w:rPr>
+          <w:b w:val="0"/>
+        </w:rPr>
+        <w:t xml:space="preserve">s rather than treating the answer as one blob. → Check links: All three citation links resolve to the intended R. → Check exact </w:t>
+      </w:r>
+      <w:r>
+        <w:rPr>
+          <w:b/>
+        </w:rPr>
+        <w:t>source</w:t>
+      </w:r>
+      <w:r>
+        <w:rPr>
+          <w:b w:val="0"/>
+        </w:rPr>
+        <w:t xml:space="preserve"> support: R supports page count and shelf, not universal suitability. → Report separately: Citation presence 3/3; </w:t>
+      </w:r>
+      <w:r>
+        <w:rPr>
+          <w:b/>
+        </w:rPr>
+        <w:t>link validity</w:t>
+      </w:r>
+      <w:r>
+        <w:rPr>
+          <w:b w:val="0"/>
+        </w:rPr>
+        <w:t xml:space="preserve"> 3/3; supported </w:t>
+      </w:r>
+      <w:r>
+        <w:rPr>
+          <w:b/>
+        </w:rPr>
+        <w:t>claim</w:t>
+      </w:r>
+      <w:r>
+        <w:rPr>
+          <w:b w:val="0"/>
+        </w:rPr>
+        <w:t>s 2/3.</w:t>
+      </w:r>
+    </w:p>
+    <w:p>
+      <w:pPr>
+        <w:spacing w:line="336" w:lineRule="auto" w:after="180"/>
+        <w:shd w:fill="F5F1FB"/>
+      </w:pPr>
+      <w:r>
+        <w:rPr>
+          <w:b w:val="0"/>
+        </w:rPr>
+        <w:t xml:space="preserve">Point to each numbered stage and explain which recorded </w:t>
+      </w:r>
+      <w:r>
+        <w:rPr>
+          <w:b/>
+        </w:rPr>
+        <w:t>input</w:t>
+      </w:r>
+      <w:r>
+        <w:rPr>
+          <w:b w:val="0"/>
+        </w:rPr>
+        <w:t xml:space="preserve"> it uses.</w:t>
+      </w:r>
+    </w:p>
+    <w:p>
+      <w:pPr>
+        <w:pStyle w:val="Heading3"/>
+      </w:pPr>
+      <w:r>
+        <w:t>My picture explanation, deciding evidence and one limit</w:t>
+      </w:r>
+    </w:p>
+    <w:p>
+      <w:r>
+        <w:t>________________________________________________________________</w:t>
+      </w:r>
+    </w:p>
+    <w:p>
+      <w:r>
+        <w:t>________________________________________________________________</w:t>
+      </w:r>
+    </w:p>
+    <w:p>
+      <w:r>
+        <w:t>________________________________________________________________</w:t>
+      </w:r>
+    </w:p>
+    <w:p>
+      <w:r>
+        <w:t>________________________________________________________________</w:t>
+      </w:r>
+    </w:p>
+    <w:p>
+      <w:pPr>
+        <w:pStyle w:val="Heading3"/>
+      </w:pPr>
+      <w:r>
+        <w:t>03. Different citation checks</w:t>
+      </w:r>
+    </w:p>
+    <w:p>
+      <w:r>
+        <w:drawing>
+          <wp:inline xmlns:a="http://schemas.openxmlformats.org/drawingml/2006/main" xmlns:pic="http://schemas.openxmlformats.org/drawingml/2006/picture">
+            <wp:extent cx="5486400" cy="3145536"/>
+            <wp:docPr id="5" name="Picture 5" descr="Different citation checks. Units: percent. Citation presence: 100. Link validity: 100. Claim support: 66.66666666666667."/>
+            <wp:cNvGraphicFramePr>
+              <a:graphicFrameLocks noChangeAspect="1"/>
+            </wp:cNvGraphicFramePr>
+            <a:graphic>
+              <a:graphicData uri="http://schemas.openxmlformats.org/drawingml/2006/picture">
+                <pic:pic>
+                  <pic:nvPicPr>
+                    <pic:cNvPr id="0" name="academy-story-ai-2-29-03.png"/>
+                    <pic:cNvPicPr/>
+                  </pic:nvPicPr>
+                  <pic:blipFill>
+                    <a:blip r:embed="rId13"/>
+                    <a:stretch>
+                      <a:fillRect/>
+                    </a:stretch>
+                  </pic:blipFill>
+                  <pic:spPr>
+                    <a:xfrm>
+                      <a:off x="0" y="0"/>
+                      <a:ext cx="5486400" cy="3145536"/>
+                    </a:xfrm>
+                    <a:prstGeom prst="rect"/>
+                  </pic:spPr>
+                </pic:pic>
+              </a:graphicData>
+            </a:graphic>
+          </wp:inline>
+        </w:drawing>
+      </w:r>
+    </w:p>
+    <w:p>
+      <w:pPr>
+        <w:spacing w:line="336" w:lineRule="auto" w:after="180"/>
+      </w:pPr>
+      <w:r>
+        <w:rPr>
+          <w:b w:val="0"/>
+        </w:rPr>
+        <w:t xml:space="preserve">Different citation checks. Units: percent. Citation presence: 100. </w:t>
+      </w:r>
+      <w:r>
+        <w:rPr>
+          <w:b/>
+        </w:rPr>
+        <w:t>Link validity</w:t>
+      </w:r>
+      <w:r>
+        <w:rPr>
+          <w:b w:val="0"/>
+        </w:rPr>
+        <w:t xml:space="preserve">: 100. </w:t>
+      </w:r>
+      <w:r>
+        <w:rPr>
+          <w:b/>
+        </w:rPr>
+        <w:t>Claim</w:t>
+      </w:r>
+      <w:r>
+        <w:rPr>
+          <w:b w:val="0"/>
+        </w:rPr>
+        <w:t xml:space="preserve"> support: 66.66666666666667.</w:t>
+      </w:r>
+    </w:p>
+    <w:p>
+      <w:pPr>
+        <w:spacing w:line="336" w:lineRule="auto" w:after="180"/>
+        <w:shd w:fill="F5F1FB"/>
+      </w:pPr>
+      <w:r>
+        <w:rPr>
+          <w:b w:val="0"/>
+        </w:rPr>
+        <w:t>Read the labels and values. Explain the relationship the model shows.</w:t>
+      </w:r>
+    </w:p>
+    <w:p>
+      <w:pPr>
+        <w:pStyle w:val="Heading3"/>
+      </w:pPr>
+      <w:r>
+        <w:t>My picture explanation, deciding evidence and one limit</w:t>
+      </w:r>
+    </w:p>
+    <w:p>
+      <w:r>
+        <w:t>________________________________________________________________</w:t>
+      </w:r>
+    </w:p>
+    <w:p>
+      <w:r>
+        <w:t>________________________________________________________________</w:t>
+      </w:r>
+    </w:p>
+    <w:p>
+      <w:r>
+        <w:t>________________________________________________________________</w:t>
+      </w:r>
+    </w:p>
+    <w:p>
+      <w:r>
+        <w:t>________________________________________________________________</w:t>
+      </w:r>
+    </w:p>
+    <w:p>
+      <w:pPr>
+        <w:pStyle w:val="Heading3"/>
+      </w:pPr>
+      <w:r>
+        <w:t>04. Change one thing. Trace what follows.</w:t>
+      </w:r>
+    </w:p>
+    <w:p>
+      <w:r>
+        <w:drawing>
+          <wp:inline xmlns:a="http://schemas.openxmlformats.org/drawingml/2006/main" xmlns:pic="http://schemas.openxmlformats.org/drawingml/2006/picture">
+            <wp:extent cx="5486400" cy="3026664"/>
+            <wp:docPr id="6" name="Picture 6" descr="Original case: Citation presence 3/3; link validity 3/3; supported claims 2/3. Changed condition: Change the third claim to “the record does not assess suitability”. Expected result: That statement accurately describes the supplied record’s limits. Reason: R gives pages and shelf only; it contains no suitability assessment."/>
+            <wp:cNvGraphicFramePr>
+              <a:graphicFrameLocks noChangeAspect="1"/>
+            </wp:cNvGraphicFramePr>
+            <a:graphic>
+              <a:graphicData uri="http://schemas.openxmlformats.org/drawingml/2006/picture">
+                <pic:pic>
+                  <pic:nvPicPr>
+                    <pic:cNvPr id="0" name="academy-story-ai-2-29-04.png"/>
+                    <pic:cNvPicPr/>
+                  </pic:nvPicPr>
+                  <pic:blipFill>
+                    <a:blip r:embed="rId14"/>
+                    <a:stretch>
+                      <a:fillRect/>
+                    </a:stretch>
+                  </pic:blipFill>
+                  <pic:spPr>
+                    <a:xfrm>
+                      <a:off x="0" y="0"/>
+                      <a:ext cx="5486400" cy="3026664"/>
+                    </a:xfrm>
+                    <a:prstGeom prst="rect"/>
+                  </pic:spPr>
+                </pic:pic>
+              </a:graphicData>
+            </a:graphic>
+          </wp:inline>
+        </w:drawing>
+      </w:r>
+    </w:p>
+    <w:p>
+      <w:pPr>
+        <w:spacing w:line="336" w:lineRule="auto" w:after="180"/>
+      </w:pPr>
+      <w:r>
+        <w:rPr>
+          <w:b w:val="0"/>
+        </w:rPr>
+        <w:t xml:space="preserve">Original case: Citation presence 3/3; </w:t>
+      </w:r>
+      <w:r>
+        <w:rPr>
+          <w:b/>
+        </w:rPr>
+        <w:t>link validity</w:t>
+      </w:r>
+      <w:r>
+        <w:rPr>
+          <w:b w:val="0"/>
+        </w:rPr>
+        <w:t xml:space="preserve"> 3/3; supported </w:t>
+      </w:r>
+      <w:r>
+        <w:rPr>
+          <w:b/>
+        </w:rPr>
+        <w:t>claim</w:t>
+      </w:r>
+      <w:r>
+        <w:rPr>
+          <w:b w:val="0"/>
+        </w:rPr>
+        <w:t xml:space="preserve">s 2/3. Changed condition: Change the third </w:t>
+      </w:r>
+      <w:r>
+        <w:rPr>
+          <w:b/>
+        </w:rPr>
+        <w:t>claim</w:t>
+      </w:r>
+      <w:r>
+        <w:rPr>
+          <w:b w:val="0"/>
+        </w:rPr>
+        <w:t xml:space="preserve"> to “the record does not assess suitability”.</w:t>
+      </w:r>
+    </w:p>
+    <w:p>
+      <w:pPr>
+        <w:spacing w:line="336" w:lineRule="auto" w:after="180"/>
+      </w:pPr>
+      <w:r>
+        <w:rPr>
+          <w:b w:val="0"/>
+        </w:rPr>
+        <w:t>Expected result: That statement accurately describes the supplied record’s limits. Reason: R gives pages and shelf only; it contains no suitability assessment.</w:t>
+      </w:r>
+    </w:p>
+    <w:p>
+      <w:pPr>
+        <w:spacing w:line="336" w:lineRule="auto" w:after="180"/>
+        <w:shd w:fill="F5F1FB"/>
+      </w:pPr>
+      <w:r>
+        <w:rPr>
+          <w:b w:val="0"/>
+        </w:rPr>
+        <w:t>Predict before checking the worked changed-case result. Name what changed and what the supplied facts allow you to conclude.</w:t>
+      </w:r>
+    </w:p>
+    <w:p>
+      <w:pPr>
+        <w:pStyle w:val="Heading3"/>
+      </w:pPr>
+      <w:r>
+        <w:t>My picture explanation, deciding evidence and one limit</w:t>
+      </w:r>
+    </w:p>
+    <w:p>
+      <w:r>
+        <w:t>________________________________________________________________</w:t>
+      </w:r>
+    </w:p>
+    <w:p>
+      <w:r>
+        <w:t>________________________________________________________________</w:t>
+      </w:r>
+    </w:p>
+    <w:p>
+      <w:r>
+        <w:t>________________________________________________________________</w:t>
+      </w:r>
+    </w:p>
+    <w:p>
+      <w:r>
+        <w:t>________________________________________________________________</w:t>
+      </w:r>
+    </w:p>
+    <w:p>
+      <w:pPr>
+        <w:pStyle w:val="Heading3"/>
+      </w:pPr>
+      <w:r>
+        <w:t>05. Connect the explanation to its limit</w:t>
+      </w:r>
+    </w:p>
+    <w:p>
+      <w:r>
+        <w:drawing>
+          <wp:inline xmlns:a="http://schemas.openxmlformats.org/drawingml/2006/main" xmlns:pic="http://schemas.openxmlformats.org/drawingml/2006/picture">
+            <wp:extent cx="5486400" cy="2834640"/>
+            <wp:docPr id="7" name="Picture 7" descr="An existing citation is not automatically evidence for every nearby sentence. Read the cited passage and compare its exact scope with the claim. The universal suitability statement extends beyond what R says. Remove or qualify unsupported content; adding more copies of the same link does not create the missing evidence. Limit: Source support is relative to supplied records; those records can themselves be incomplete, outdated or incorrect."/>
+            <wp:cNvGraphicFramePr>
+              <a:graphicFrameLocks noChangeAspect="1"/>
+            </wp:cNvGraphicFramePr>
+            <a:graphic>
+              <a:graphicData uri="http://schemas.openxmlformats.org/drawingml/2006/picture">
+                <pic:pic>
+                  <pic:nvPicPr>
+                    <pic:cNvPr id="0" name="academy-story-ai-2-29-05.png"/>
+                    <pic:cNvPicPr/>
+                  </pic:nvPicPr>
+                  <pic:blipFill>
+                    <a:blip r:embed="rId15"/>
+                    <a:stretch>
+                      <a:fillRect/>
+                    </a:stretch>
+                  </pic:blipFill>
+                  <pic:spPr>
+                    <a:xfrm>
+                      <a:off x="0" y="0"/>
+                      <a:ext cx="5486400" cy="2834640"/>
+                    </a:xfrm>
+                    <a:prstGeom prst="rect"/>
+                  </pic:spPr>
+                </pic:pic>
+              </a:graphicData>
+            </a:graphic>
+          </wp:inline>
+        </w:drawing>
+      </w:r>
+    </w:p>
+    <w:p>
+      <w:pPr>
+        <w:spacing w:line="336" w:lineRule="auto" w:after="180"/>
+      </w:pPr>
+      <w:r>
+        <w:rPr>
+          <w:b w:val="0"/>
+        </w:rPr>
+        <w:t xml:space="preserve">An existing citation is not automatically </w:t>
+      </w:r>
+      <w:r>
+        <w:rPr>
+          <w:b/>
+        </w:rPr>
+        <w:t>evidence</w:t>
+      </w:r>
+      <w:r>
+        <w:rPr>
+          <w:b w:val="0"/>
+        </w:rPr>
+        <w:t xml:space="preserve"> for every nearby sentence. Read the cited passage and compare its exact scope with the </w:t>
+      </w:r>
+      <w:r>
+        <w:rPr>
+          <w:b/>
+        </w:rPr>
+        <w:t>claim</w:t>
+      </w:r>
+      <w:r>
+        <w:rPr>
+          <w:b w:val="0"/>
+        </w:rPr>
+        <w:t>. The universal suitability statement extends beyond what R says.</w:t>
+      </w:r>
+    </w:p>
+    <w:p>
+      <w:pPr>
+        <w:spacing w:line="336" w:lineRule="auto" w:after="180"/>
+      </w:pPr>
+      <w:r>
+        <w:rPr>
+          <w:b w:val="0"/>
+        </w:rPr>
+        <w:t xml:space="preserve">Remove or qualify unsupported content; adding more copies of the same link does not create the missing </w:t>
+      </w:r>
+      <w:r>
+        <w:rPr>
+          <w:b/>
+        </w:rPr>
+        <w:t>evidence</w:t>
+      </w:r>
+      <w:r>
+        <w:rPr>
+          <w:b w:val="0"/>
+        </w:rPr>
+        <w:t>.</w:t>
+      </w:r>
+    </w:p>
+    <w:p>
+      <w:pPr>
+        <w:spacing w:line="336" w:lineRule="auto" w:after="180"/>
+      </w:pPr>
+      <w:r>
+        <w:rPr>
+          <w:b w:val="0"/>
+        </w:rPr>
+        <w:t xml:space="preserve">Limit: </w:t>
+      </w:r>
+      <w:r>
+        <w:rPr>
+          <w:b/>
+        </w:rPr>
+        <w:t>Source</w:t>
+      </w:r>
+      <w:r>
+        <w:rPr>
+          <w:b w:val="0"/>
+        </w:rPr>
+        <w:t xml:space="preserve"> support is relative to supplied records; those records can themselves be incomplete, outdated or incorrect.</w:t>
+      </w:r>
+    </w:p>
+    <w:p>
+      <w:pPr>
+        <w:spacing w:line="336" w:lineRule="auto" w:after="180"/>
+        <w:shd w:fill="F5F1FB"/>
+      </w:pPr>
+      <w:r>
+        <w:rPr>
+          <w:b w:val="0"/>
+        </w:rPr>
+        <w:t xml:space="preserve">Explain the case, then point to a limit on the </w:t>
+      </w:r>
+      <w:r>
+        <w:rPr>
+          <w:b/>
+        </w:rPr>
+        <w:t>claim</w:t>
+      </w:r>
+      <w:r>
+        <w:rPr>
+          <w:b w:val="0"/>
+        </w:rPr>
+        <w:t>.</w:t>
+      </w:r>
+    </w:p>
+    <w:p>
+      <w:pPr>
+        <w:pStyle w:val="Heading3"/>
+      </w:pPr>
+      <w:r>
+        <w:t>My picture explanation, deciding evidence and one limit</w:t>
+      </w:r>
+    </w:p>
+    <w:p>
+      <w:r>
+        <w:t>________________________________________________________________</w:t>
+      </w:r>
+    </w:p>
+    <w:p>
+      <w:r>
+        <w:t>________________________________________________________________</w:t>
+      </w:r>
+    </w:p>
+    <w:p>
+      <w:r>
+        <w:t>________________________________________________________________</w:t>
+      </w:r>
+    </w:p>
+    <w:p>
+      <w:r>
+        <w:t>________________________________________________________________</w:t>
+      </w:r>
+    </w:p>
+    <w:p>
+      <w:pPr>
+        <w:pStyle w:val="Heading3"/>
+      </w:pPr>
+      <w:r>
+        <w:t>06. Make the idea visible in your project</w:t>
+      </w:r>
+    </w:p>
+    <w:p>
+      <w:r>
+        <w:drawing>
+          <wp:inline xmlns:a="http://schemas.openxmlformats.org/drawingml/2006/main" xmlns:pic="http://schemas.openxmlformats.org/drawingml/2006/picture">
+            <wp:extent cx="5486400" cy="3380232"/>
+            <wp:docPr id="8" name="Picture 8" descr="Attach source IDs to recommender explanation facts and separately audit whether each source supports its precise statement. Draw your input, deciding step, result and limit. Supported question: Why is the original answer not fully supported despite having citations on every claim?"/>
+            <wp:cNvGraphicFramePr>
+              <a:graphicFrameLocks noChangeAspect="1"/>
+            </wp:cNvGraphicFramePr>
+            <a:graphic>
+              <a:graphicData uri="http://schemas.openxmlformats.org/drawingml/2006/picture">
+                <pic:pic>
+                  <pic:nvPicPr>
+                    <pic:cNvPr id="0" name="academy-story-ai-2-29-06.png"/>
+                    <pic:cNvPicPr/>
+                  </pic:nvPicPr>
+                  <pic:blipFill>
+                    <a:blip r:embed="rId16"/>
+                    <a:stretch>
+                      <a:fillRect/>
+                    </a:stretch>
+                  </pic:blipFill>
+                  <pic:spPr>
+                    <a:xfrm>
+                      <a:off x="0" y="0"/>
+                      <a:ext cx="5486400" cy="3380232"/>
+                    </a:xfrm>
+                    <a:prstGeom prst="rect"/>
+                  </pic:spPr>
+                </pic:pic>
+              </a:graphicData>
+            </a:graphic>
+          </wp:inline>
+        </w:drawing>
+      </w:r>
+    </w:p>
+    <w:p>
+      <w:pPr>
+        <w:spacing w:line="336" w:lineRule="auto" w:after="180"/>
+      </w:pPr>
+      <w:r>
+        <w:rPr>
+          <w:b w:val="0"/>
+        </w:rPr>
+        <w:t xml:space="preserve">Attach </w:t>
+      </w:r>
+      <w:r>
+        <w:rPr>
+          <w:b/>
+        </w:rPr>
+        <w:t>source</w:t>
+      </w:r>
+      <w:r>
+        <w:rPr>
+          <w:b w:val="0"/>
+        </w:rPr>
+        <w:t xml:space="preserve"> IDs to recommender explanation facts and separately audit whether each </w:t>
+      </w:r>
+      <w:r>
+        <w:rPr>
+          <w:b/>
+        </w:rPr>
+        <w:t>source</w:t>
+      </w:r>
+      <w:r>
+        <w:rPr>
+          <w:b w:val="0"/>
+        </w:rPr>
+        <w:t xml:space="preserve"> supports its precise statement. Draw your </w:t>
+      </w:r>
+      <w:r>
+        <w:rPr>
+          <w:b/>
+        </w:rPr>
+        <w:t>input</w:t>
+      </w:r>
+      <w:r>
+        <w:rPr>
+          <w:b w:val="0"/>
+        </w:rPr>
+        <w:t>, deciding step, result and limit.</w:t>
+      </w:r>
+    </w:p>
+    <w:p>
+      <w:pPr>
+        <w:spacing w:line="336" w:lineRule="auto" w:after="180"/>
+      </w:pPr>
+      <w:r>
+        <w:rPr>
+          <w:b w:val="0"/>
+        </w:rPr>
+        <w:t xml:space="preserve">Supported question: Why is the original answer not fully supported despite having citations on every </w:t>
+      </w:r>
+      <w:r>
+        <w:rPr>
+          <w:b/>
+        </w:rPr>
+        <w:t>claim</w:t>
+      </w:r>
+      <w:r>
+        <w:rPr>
+          <w:b w:val="0"/>
+        </w:rPr>
+        <w:t>?</w:t>
+      </w:r>
+    </w:p>
+    <w:p>
+      <w:pPr>
+        <w:spacing w:line="336" w:lineRule="auto" w:after="180"/>
+        <w:shd w:fill="F5F1FB"/>
+      </w:pPr>
+      <w:r>
+        <w:rPr>
+          <w:b w:val="0"/>
+        </w:rPr>
+        <w:t xml:space="preserve">Draw your project trace and justify the deciding step using </w:t>
+      </w:r>
+      <w:r>
+        <w:rPr>
+          <w:b/>
+        </w:rPr>
+        <w:t>evidence</w:t>
+      </w:r>
+      <w:r>
+        <w:rPr>
+          <w:b w:val="0"/>
+        </w:rPr>
+        <w:t>.</w:t>
+      </w:r>
+    </w:p>
+    <w:p>
+      <w:pPr>
+        <w:pStyle w:val="Heading3"/>
+      </w:pPr>
+      <w:r>
+        <w:t>My picture explanation, deciding evidence and one limit</w:t>
       </w:r>
     </w:p>
     <w:p>

--- a/downloads/workbook/ai-2-week-29.docx
+++ b/downloads/workbook/ai-2-week-29.docx
@@ -25,12 +25,502 @@
         <w:pStyle w:val="Heading1"/>
       </w:pPr>
       <w:r>
-        <w:t>01. Recall and choose your starting point</w:t>
-      </w:r>
-    </w:p>
-    <w:p>
-      <w:r>
-        <w:t>Record your starting explanation for Evidence and Sources before opening notes. Show any later correction separately.</w:t>
+        <w:t>One connected claim-support record.</w:t>
+      </w:r>
+    </w:p>
+    <w:p>
+      <w:r>
+        <w:t>Explain the rubric, trace the counts, audit their limit and plan a source check.</w:t>
+      </w:r>
+    </w:p>
+    <w:p>
+      <w:r>
+        <w:t>Retain claim and citation denominators, source passages, corrections and unresolved facts.</w:t>
+      </w:r>
+    </w:p>
+    <w:p>
+      <w:pPr>
+        <w:pStyle w:val="Heading1"/>
+      </w:pPr>
+      <w:r>
+        <w:t>01. Recall: reconnect earlier ideas</w:t>
+      </w:r>
+    </w:p>
+    <w:p>
+      <w:r>
+        <w:t>Retrieve before opening notes.</w:t>
+      </w:r>
+    </w:p>
+    <w:p>
+      <w:pPr>
+        <w:pStyle w:val="Heading2"/>
+      </w:pPr>
+      <w:r>
+        <w:t>Retrieve and explain</w:t>
+      </w:r>
+    </w:p>
+    <w:p>
+      <w:pPr>
+        <w:pStyle w:val="ListBullet"/>
+      </w:pPr>
+      <w:r>
+        <w:t>Try the recall before opening notes. Then use a different colour or a labelled second line to correct your explanation.</w:t>
+      </w:r>
+    </w:p>
+    <w:p>
+      <w:pPr>
+        <w:pStyle w:val="ListBullet"/>
+      </w:pPr>
+      <w:r>
+        <w:t>Without opening the old lesson, explain one key idea from Prompt Experiments. Give an example and a mistake that the idea helps you avoid.</w:t>
+      </w:r>
+    </w:p>
+    <w:p>
+      <w:pPr>
+        <w:pStyle w:val="Heading3"/>
+      </w:pPr>
+      <w:r>
+        <w:t>My remembered idea, example and correction</w:t>
+      </w:r>
+    </w:p>
+    <w:p>
+      <w:r>
+        <w:t>________________________________________________________________</w:t>
+      </w:r>
+    </w:p>
+    <w:p>
+      <w:r>
+        <w:t>________________________________________________________________</w:t>
+      </w:r>
+    </w:p>
+    <w:p>
+      <w:r>
+        <w:t>________________________________________________________________</w:t>
+      </w:r>
+    </w:p>
+    <w:p>
+      <w:pPr>
+        <w:pStyle w:val="ListBullet"/>
+      </w:pPr>
+      <w:r>
+        <w:t>Without opening the old lesson, explain one key idea from Image and Voice Pipelines. Give an example and a mistake that the idea helps you avoid.</w:t>
+      </w:r>
+    </w:p>
+    <w:p>
+      <w:pPr>
+        <w:pStyle w:val="Heading3"/>
+      </w:pPr>
+      <w:r>
+        <w:t>My remembered idea, example and correction</w:t>
+      </w:r>
+    </w:p>
+    <w:p>
+      <w:r>
+        <w:t>________________________________________________________________</w:t>
+      </w:r>
+    </w:p>
+    <w:p>
+      <w:r>
+        <w:t>________________________________________________________________</w:t>
+      </w:r>
+    </w:p>
+    <w:p>
+      <w:r>
+        <w:t>________________________________________________________________</w:t>
+      </w:r>
+    </w:p>
+    <w:p>
+      <w:pPr>
+        <w:pStyle w:val="ListBullet"/>
+      </w:pPr>
+      <w:r>
+        <w:t>Without opening the old lesson, explain one key idea from Recommendation Scores. Give an example and a mistake that the idea helps you avoid.</w:t>
+      </w:r>
+    </w:p>
+    <w:p>
+      <w:pPr>
+        <w:pStyle w:val="Heading3"/>
+      </w:pPr>
+      <w:r>
+        <w:t>My remembered idea, example and correction</w:t>
+      </w:r>
+    </w:p>
+    <w:p>
+      <w:r>
+        <w:t>________________________________________________________________</w:t>
+      </w:r>
+    </w:p>
+    <w:p>
+      <w:r>
+        <w:t>________________________________________________________________</w:t>
+      </w:r>
+    </w:p>
+    <w:p>
+      <w:r>
+        <w:t>________________________________________________________________</w:t>
+      </w:r>
+    </w:p>
+    <w:p>
+      <w:pPr>
+        <w:pStyle w:val="Heading2"/>
+      </w:pPr>
+      <w:r>
+        <w:t>Earlier wording, alternatives and picture transcripts · reference / check after trying</w:t>
+      </w:r>
+    </w:p>
+    <w:p>
+      <w:pPr>
+        <w:pStyle w:val="Heading3"/>
+      </w:pPr>
+      <w:r>
+        <w:t>Prompt Experiments</w:t>
+      </w:r>
+    </w:p>
+    <w:p>
+      <w:pPr>
+        <w:pStyle w:val="Heading3"/>
+      </w:pPr>
+      <w:r>
+        <w:t>Image and Voice Pipelines</w:t>
+      </w:r>
+    </w:p>
+    <w:p>
+      <w:pPr>
+        <w:pStyle w:val="Heading3"/>
+      </w:pPr>
+      <w:r>
+        <w:t>Recommendation Scores</w:t>
+      </w:r>
+    </w:p>
+    <w:p>
+      <w:pPr>
+        <w:pStyle w:val="Heading1"/>
+      </w:pPr>
+      <w:r>
+        <w:t>12. W1 · Explain exact claim support</w:t>
+      </w:r>
+    </w:p>
+    <w:p>
+      <w:r>
+        <w:t>Name the claim, cited passage and inference boundary.</w:t>
+      </w:r>
+    </w:p>
+    <w:p>
+      <w:pPr>
+        <w:pStyle w:val="Heading2"/>
+      </w:pPr>
+      <w:r>
+        <w:t>Your evidence record</w:t>
+      </w:r>
+    </w:p>
+    <w:p>
+      <w:pPr>
+        <w:pStyle w:val="ListBullet"/>
+      </w:pPr>
+      <w:r>
+        <w:t>Four-claim W2 audit: C1,C2 have real citations that support them; C3 has a real but non-supporting citation; C4 has no citation. Support is by cited passage. Separate Ocean Maps picture has three claims, all linked to R, but only page count and shelf supported. R says80pages,shelf2 and gives no suitability assessment. These are different answers and denominators.</w:t>
+      </w:r>
+    </w:p>
+    <w:p>
+      <w:pPr>
+        <w:pStyle w:val="ListBullet"/>
+      </w:pPr>
+      <w:r>
+        <w:t>Explain the weekly mechanism in your own words. Use the worked scenario to name its input, decision rule and output.</w:t>
+      </w:r>
+    </w:p>
+    <w:p>
+      <w:pPr>
+        <w:pStyle w:val="Heading3"/>
+      </w:pPr>
+      <w:r>
+        <w:t>My reasoning and evidence</w:t>
+      </w:r>
+    </w:p>
+    <w:p>
+      <w:r>
+        <w:t>________________________________________________________________</w:t>
+      </w:r>
+    </w:p>
+    <w:p>
+      <w:r>
+        <w:t>________________________________________________________________</w:t>
+      </w:r>
+    </w:p>
+    <w:p>
+      <w:r>
+        <w:t>________________________________________________________________</w:t>
+      </w:r>
+    </w:p>
+    <w:p>
+      <w:r>
+        <w:t>________________________________________________________________</w:t>
+      </w:r>
+    </w:p>
+    <w:p>
+      <w:r>
+        <w:t>________________________________________________________________</w:t>
+      </w:r>
+    </w:p>
+    <w:p>
+      <w:r>
+        <w:t>________________________________________________________________</w:t>
+      </w:r>
+    </w:p>
+    <w:p>
+      <w:pPr>
+        <w:pStyle w:val="Heading1"/>
+      </w:pPr>
+      <w:r>
+        <w:t>13. W2 · Trace four claims</w:t>
+      </w:r>
+    </w:p>
+    <w:p>
+      <w:r>
+        <w:t>Compute separate support, citation-presence and link-resolution rates.</w:t>
+      </w:r>
+    </w:p>
+    <w:p>
+      <w:pPr>
+        <w:pStyle w:val="Heading2"/>
+      </w:pPr>
+      <w:r>
+        <w:t>Your evidence record</w:t>
+      </w:r>
+    </w:p>
+    <w:p>
+      <w:pPr>
+        <w:pStyle w:val="ListBullet"/>
+      </w:pPr>
+      <w:r>
+        <w:t>Four-claim W2 audit: C1,C2 have real citations that support them; C3 has a real but non-supporting citation; C4 has no citation. Support is by cited passage. Separate Ocean Maps picture has three claims, all linked to R, but only page count and shelf supported. R says80pages,shelf2 and gives no suitability assessment. These are different answers and denominators.</w:t>
+      </w:r>
+    </w:p>
+    <w:p>
+      <w:pPr>
+        <w:pStyle w:val="ListBullet"/>
+      </w:pPr>
+      <w:r>
+        <w:t>An answer has four factual claims. Three have citations, but only two are supported by their cited passages. All links exist. Show the intermediate steps and give the conclusion with its scope.</w:t>
+      </w:r>
+    </w:p>
+    <w:p>
+      <w:pPr>
+        <w:pStyle w:val="Heading3"/>
+      </w:pPr>
+      <w:r>
+        <w:t>My reasoning and evidence</w:t>
+      </w:r>
+    </w:p>
+    <w:p>
+      <w:r>
+        <w:t>________________________________________________________________</w:t>
+      </w:r>
+    </w:p>
+    <w:p>
+      <w:r>
+        <w:t>________________________________________________________________</w:t>
+      </w:r>
+    </w:p>
+    <w:p>
+      <w:r>
+        <w:t>________________________________________________________________</w:t>
+      </w:r>
+    </w:p>
+    <w:p>
+      <w:r>
+        <w:t>________________________________________________________________</w:t>
+      </w:r>
+    </w:p>
+    <w:p>
+      <w:r>
+        <w:t>________________________________________________________________</w:t>
+      </w:r>
+    </w:p>
+    <w:p>
+      <w:r>
+        <w:t>________________________________________________________________</w:t>
+      </w:r>
+    </w:p>
+    <w:p>
+      <w:r>
+        <w:t>________________________________________________________________</w:t>
+      </w:r>
+    </w:p>
+    <w:p>
+      <w:pPr>
+        <w:pStyle w:val="Heading1"/>
+      </w:pPr>
+      <w:r>
+        <w:t>14. W3 · Audit what the counts cannot establish</w:t>
+      </w:r>
+    </w:p>
+    <w:p>
+      <w:r>
+        <w:t>Separate cited support, missing evidence and real-world truth.</w:t>
+      </w:r>
+    </w:p>
+    <w:p>
+      <w:pPr>
+        <w:pStyle w:val="Heading2"/>
+      </w:pPr>
+      <w:r>
+        <w:t>Your evidence record</w:t>
+      </w:r>
+    </w:p>
+    <w:p>
+      <w:pPr>
+        <w:pStyle w:val="ListBullet"/>
+      </w:pPr>
+      <w:r>
+        <w:t>Four-claim W2 audit: C1,C2 have real citations that support them; C3 has a real but non-supporting citation; C4 has no citation. Support is by cited passage. Separate Ocean Maps picture has three claims, all linked to R, but only page count and shelf supported. R says80pages,shelf2 and gives no suitability assessment. These are different answers and denominators.</w:t>
+      </w:r>
+    </w:p>
+    <w:p>
+      <w:pPr>
+        <w:pStyle w:val="ListBullet"/>
+      </w:pPr>
+      <w:r>
+        <w:t>A report omits this qualification: Citation counts do not establish truth beyond the supplied sources or the correctness of uncited claims. Explain how omitting it could change a reader's interpretation, and write an accurate replacement.</w:t>
+      </w:r>
+    </w:p>
+    <w:p>
+      <w:pPr>
+        <w:pStyle w:val="Heading3"/>
+      </w:pPr>
+      <w:r>
+        <w:t>My reasoning and evidence</w:t>
+      </w:r>
+    </w:p>
+    <w:p>
+      <w:r>
+        <w:t>________________________________________________________________</w:t>
+      </w:r>
+    </w:p>
+    <w:p>
+      <w:r>
+        <w:t>________________________________________________________________</w:t>
+      </w:r>
+    </w:p>
+    <w:p>
+      <w:r>
+        <w:t>________________________________________________________________</w:t>
+      </w:r>
+    </w:p>
+    <w:p>
+      <w:r>
+        <w:t>________________________________________________________________</w:t>
+      </w:r>
+    </w:p>
+    <w:p>
+      <w:r>
+        <w:t>________________________________________________________________</w:t>
+      </w:r>
+    </w:p>
+    <w:p>
+      <w:r>
+        <w:t>________________________________________________________________</w:t>
+      </w:r>
+    </w:p>
+    <w:p>
+      <w:pPr>
+        <w:pStyle w:val="Heading1"/>
+      </w:pPr>
+      <w:r>
+        <w:t>16. W5 · Design a revealing evidence check</w:t>
+      </w:r>
+    </w:p>
+    <w:p>
+      <w:r>
+        <w:t>Preserve exact editions, passages and source identities.</w:t>
+      </w:r>
+    </w:p>
+    <w:p>
+      <w:pPr>
+        <w:pStyle w:val="Heading2"/>
+      </w:pPr>
+      <w:r>
+        <w:t>Your evidence record</w:t>
+      </w:r>
+    </w:p>
+    <w:p>
+      <w:pPr>
+        <w:pStyle w:val="ListBullet"/>
+      </w:pPr>
+      <w:r>
+        <w:t>Four-claim W2 audit: C1,C2 have real citations that support them; C3 has a real but non-supporting citation; C4 has no citation. Support is by cited passage. Separate Ocean Maps picture has three claims, all linked to R, but only page count and shelf supported. R says80pages,shelf2 and gives no suitability assessment. These are different answers and denominators.</w:t>
+      </w:r>
+    </w:p>
+    <w:p>
+      <w:pPr>
+        <w:pStyle w:val="ListBullet"/>
+      </w:pPr>
+      <w:r>
+        <w:t>For the worked scenario, propose one additional case that could reveal a failure, describe its expected outcome before running it, and explain what would need to remain fixed for a fair comparison. Do not reuse W4 as a new final test after receiving feedback.</w:t>
+      </w:r>
+    </w:p>
+    <w:p>
+      <w:pPr>
+        <w:pStyle w:val="Heading3"/>
+      </w:pPr>
+      <w:r>
+        <w:t>My reasoning and evidence</w:t>
+      </w:r>
+    </w:p>
+    <w:p>
+      <w:r>
+        <w:t>________________________________________________________________</w:t>
+      </w:r>
+    </w:p>
+    <w:p>
+      <w:r>
+        <w:t>________________________________________________________________</w:t>
+      </w:r>
+    </w:p>
+    <w:p>
+      <w:r>
+        <w:t>________________________________________________________________</w:t>
+      </w:r>
+    </w:p>
+    <w:p>
+      <w:r>
+        <w:t>________________________________________________________________</w:t>
+      </w:r>
+    </w:p>
+    <w:p>
+      <w:r>
+        <w:t>________________________________________________________________</w:t>
+      </w:r>
+    </w:p>
+    <w:p>
+      <w:r>
+        <w:t>________________________________________________________________</w:t>
+      </w:r>
+    </w:p>
+    <w:p>
+      <w:r>
+        <w:t>________________________________________________________________</w:t>
+      </w:r>
+    </w:p>
+    <w:p>
+      <w:pPr>
+        <w:pStyle w:val="Heading1"/>
+      </w:pPr>
+      <w:r>
+        <w:t>04. W4 · Audit a new claim-and-citation record independently</w:t>
+      </w:r>
+    </w:p>
+    <w:p>
+      <w:r>
+        <w:t>Keep one first attempt before hints or feedback.</w:t>
+      </w:r>
+    </w:p>
+    <w:p>
+      <w:pPr>
+        <w:pStyle w:val="Heading2"/>
+      </w:pPr>
+      <w:r>
+        <w:t>Read and explain independently</w:t>
       </w:r>
     </w:p>
     <w:p>
@@ -41,380 +531,7 @@
         <w:rPr>
           <w:b w:val="0"/>
         </w:rPr>
-        <w:t>Try the recall before opening notes. Then use a different colour or a labelled second line to correct your explanation.</w:t>
-      </w:r>
-    </w:p>
-    <w:p>
-      <w:pPr>
-        <w:pStyle w:val="Heading3"/>
-      </w:pPr>
-      <w:r>
-        <w:t>Prompt Experiments</w:t>
-      </w:r>
-    </w:p>
-    <w:p>
-      <w:pPr>
-        <w:spacing w:line="336" w:lineRule="auto" w:after="180"/>
-      </w:pPr>
-      <w:r>
-        <w:rPr>
-          <w:b w:val="0"/>
-        </w:rPr>
-        <w:t>Without opening the old lesson, explain one key idea from Prompt Experiments. Give an example and a mistake that the idea helps you avoid.</w:t>
-      </w:r>
-    </w:p>
-    <w:p>
-      <w:pPr>
-        <w:pStyle w:val="Heading3"/>
-      </w:pPr>
-      <w:r>
-        <w:t>My remembered idea, example and correction</w:t>
-      </w:r>
-    </w:p>
-    <w:p>
-      <w:r>
-        <w:t>________________________________________________________________</w:t>
-      </w:r>
-    </w:p>
-    <w:p>
-      <w:r>
-        <w:t>________________________________________________________________</w:t>
-      </w:r>
-    </w:p>
-    <w:p>
-      <w:r>
-        <w:t>________________________________________________________________</w:t>
-      </w:r>
-    </w:p>
-    <w:p>
-      <w:pPr>
-        <w:pStyle w:val="Heading3"/>
-      </w:pPr>
-      <w:r>
-        <w:t>Image and Voice Pipelines</w:t>
-      </w:r>
-    </w:p>
-    <w:p>
-      <w:pPr>
-        <w:spacing w:line="336" w:lineRule="auto" w:after="180"/>
-      </w:pPr>
-      <w:r>
-        <w:rPr>
-          <w:b w:val="0"/>
-        </w:rPr>
-        <w:t>Without opening the old lesson, explain one key idea from Image and Voice Pipelines. Give an example and a mistake that the idea helps you avoid.</w:t>
-      </w:r>
-    </w:p>
-    <w:p>
-      <w:pPr>
-        <w:pStyle w:val="Heading3"/>
-      </w:pPr>
-      <w:r>
-        <w:t>My remembered idea, example and correction</w:t>
-      </w:r>
-    </w:p>
-    <w:p>
-      <w:r>
-        <w:t>________________________________________________________________</w:t>
-      </w:r>
-    </w:p>
-    <w:p>
-      <w:r>
-        <w:t>________________________________________________________________</w:t>
-      </w:r>
-    </w:p>
-    <w:p>
-      <w:r>
-        <w:t>________________________________________________________________</w:t>
-      </w:r>
-    </w:p>
-    <w:p>
-      <w:pPr>
-        <w:pStyle w:val="Heading3"/>
-      </w:pPr>
-      <w:r>
-        <w:t>Recommendation Scores</w:t>
-      </w:r>
-    </w:p>
-    <w:p>
-      <w:pPr>
-        <w:spacing w:line="336" w:lineRule="auto" w:after="180"/>
-      </w:pPr>
-      <w:r>
-        <w:rPr>
-          <w:b w:val="0"/>
-        </w:rPr>
-        <w:t>Without opening the old lesson, explain one key idea from Recommendation Scores. Give an example and a mistake that the idea helps you avoid.</w:t>
-      </w:r>
-    </w:p>
-    <w:p>
-      <w:pPr>
-        <w:pStyle w:val="Heading3"/>
-      </w:pPr>
-      <w:r>
-        <w:t>My remembered idea, example and correction</w:t>
-      </w:r>
-    </w:p>
-    <w:p>
-      <w:r>
-        <w:t>________________________________________________________________</w:t>
-      </w:r>
-    </w:p>
-    <w:p>
-      <w:r>
-        <w:t>________________________________________________________________</w:t>
-      </w:r>
-    </w:p>
-    <w:p>
-      <w:r>
-        <w:t>________________________________________________________________</w:t>
-      </w:r>
-    </w:p>
-    <w:p>
-      <w:pPr>
-        <w:pStyle w:val="Heading1"/>
-      </w:pPr>
-      <w:r>
-        <w:t>02. Practise with fading help</w:t>
-      </w:r>
-    </w:p>
-    <w:p>
-      <w:r>
-        <w:t>Complete the supported Evidence and Sources trace and record the first step you can explain without help.</w:t>
-      </w:r>
-    </w:p>
-    <w:p>
-      <w:pPr>
-        <w:spacing w:line="336" w:lineRule="auto" w:after="180"/>
-      </w:pPr>
-      <w:r>
-        <w:rPr>
-          <w:b w:val="0"/>
-        </w:rPr>
-        <w:t xml:space="preserve">Use W2: Trace the worked case for </w:t>
-      </w:r>
-      <w:r>
-        <w:rPr>
-          <w:b/>
-        </w:rPr>
-        <w:t>Claim</w:t>
-      </w:r>
-      <w:r>
-        <w:rPr>
-          <w:b w:val="0"/>
-        </w:rPr>
-        <w:t xml:space="preserve"> support and citation evaluation. Record the answer once; the lesson and workbook refer to the same attempt.</w:t>
-      </w:r>
-    </w:p>
-    <w:tbl>
-      <w:tblPr>
-        <w:tblStyle w:val="LightShading-Accent1"/>
-        <w:tblW w:type="auto" w:w="0"/>
-        <w:tblLook w:firstColumn="1" w:firstRow="1" w:lastColumn="0" w:lastRow="0" w:noHBand="0" w:noVBand="1" w:val="04A0"/>
-      </w:tblPr>
-      <w:tblGrid>
-        <w:gridCol w:w="2556"/>
-        <w:gridCol w:w="2556"/>
-        <w:gridCol w:w="2556"/>
-        <w:gridCol w:w="2556"/>
-      </w:tblGrid>
-      <w:tr>
-        <w:trPr>
-          <w:tblHeader/>
-        </w:trPr>
-        <w:tc>
-          <w:tcPr>
-            <w:tcW w:type="dxa" w:w="2556"/>
-          </w:tcPr>
-          <w:p>
-            <w:r>
-              <w:t>Given inputs</w:t>
-            </w:r>
-          </w:p>
-        </w:tc>
-        <w:tc>
-          <w:tcPr>
-            <w:tcW w:type="dxa" w:w="2556"/>
-          </w:tcPr>
-          <w:p>
-            <w:r>
-              <w:t>Procedure I chose</w:t>
-            </w:r>
-          </w:p>
-        </w:tc>
-        <w:tc>
-          <w:tcPr>
-            <w:tcW w:type="dxa" w:w="2556"/>
-          </w:tcPr>
-          <w:p>
-            <w:r>
-              <w:t>Middle steps</w:t>
-            </w:r>
-          </w:p>
-        </w:tc>
-        <w:tc>
-          <w:tcPr>
-            <w:tcW w:type="dxa" w:w="2556"/>
-          </w:tcPr>
-          <w:p>
-            <w:r>
-              <w:t>Result and check</w:t>
-            </w:r>
-          </w:p>
-        </w:tc>
-      </w:tr>
-      <w:tr>
-        <w:tc>
-          <w:tcPr>
-            <w:tcW w:type="dxa" w:w="2556"/>
-          </w:tcPr>
-          <w:p>
-            <w:r/>
-          </w:p>
-        </w:tc>
-        <w:tc>
-          <w:tcPr>
-            <w:tcW w:type="dxa" w:w="2556"/>
-          </w:tcPr>
-          <w:p>
-            <w:r/>
-          </w:p>
-        </w:tc>
-        <w:tc>
-          <w:tcPr>
-            <w:tcW w:type="dxa" w:w="2556"/>
-          </w:tcPr>
-          <w:p>
-            <w:r/>
-          </w:p>
-        </w:tc>
-        <w:tc>
-          <w:tcPr>
-            <w:tcW w:type="dxa" w:w="2556"/>
-          </w:tcPr>
-          <w:p>
-            <w:r/>
-          </w:p>
-        </w:tc>
-      </w:tr>
-    </w:tbl>
-    <w:p>
-      <w:pPr>
-        <w:pStyle w:val="Heading3"/>
-      </w:pPr>
-      <w:r>
-        <w:t>The step I completed without help, and the hint I needed</w:t>
-      </w:r>
-    </w:p>
-    <w:p>
-      <w:r>
-        <w:t>________________________________________________________________</w:t>
-      </w:r>
-    </w:p>
-    <w:p>
-      <w:r>
-        <w:t>________________________________________________________________</w:t>
-      </w:r>
-    </w:p>
-    <w:p>
-      <w:r>
-        <w:t>________________________________________________________________</w:t>
-      </w:r>
-    </w:p>
-    <w:p>
-      <w:pPr>
-        <w:pStyle w:val="Heading1"/>
-      </w:pPr>
-      <w:r>
-        <w:t>03. Individual reasoning check</w:t>
-      </w:r>
-    </w:p>
-    <w:p>
-      <w:r>
-        <w:t>Check the proposed Evidence and Sources explanation against the supplied facts before discussing it.</w:t>
-      </w:r>
-    </w:p>
-    <w:p>
-      <w:pPr>
-        <w:spacing w:line="336" w:lineRule="auto" w:after="180"/>
-      </w:pPr>
-      <w:r>
-        <w:rPr>
-          <w:b w:val="0"/>
-        </w:rPr>
-        <w:t xml:space="preserve">Use the worked case for </w:t>
-      </w:r>
-      <w:r>
-        <w:rPr>
-          <w:b/>
-        </w:rPr>
-        <w:t>Claim</w:t>
-      </w:r>
-      <w:r>
-        <w:rPr>
-          <w:b w:val="0"/>
-        </w:rPr>
-        <w:t xml:space="preserve"> support and citation evaluation. Proposed explanation: “The worked result establishes every future case”. Decide whether this explanation is supported.</w:t>
-      </w:r>
-    </w:p>
-    <w:p>
-      <w:pPr>
-        <w:spacing w:line="336" w:lineRule="auto" w:after="180"/>
-      </w:pPr>
-      <w:r>
-        <w:rPr>
-          <w:b w:val="0"/>
-        </w:rPr>
-        <w:t>Point to the step or supplied fact that decides; explain your repair if needed.</w:t>
-      </w:r>
-    </w:p>
-    <w:p>
-      <w:pPr>
-        <w:pStyle w:val="Heading3"/>
-      </w:pPr>
-      <w:r>
-        <w:t>My explanation before partner discussion</w:t>
-      </w:r>
-    </w:p>
-    <w:p>
-      <w:r>
-        <w:t>________________________________________________________________</w:t>
-      </w:r>
-    </w:p>
-    <w:p>
-      <w:r>
-        <w:t>________________________________________________________________</w:t>
-      </w:r>
-    </w:p>
-    <w:p>
-      <w:r>
-        <w:t>________________________________________________________________</w:t>
-      </w:r>
-    </w:p>
-    <w:p>
-      <w:r>
-        <w:t>________________________________________________________________</w:t>
-      </w:r>
-    </w:p>
-    <w:p>
-      <w:pPr>
-        <w:pStyle w:val="Heading1"/>
-      </w:pPr>
-      <w:r>
-        <w:t>04. Independent transfer case</w:t>
-      </w:r>
-    </w:p>
-    <w:p>
-      <w:r>
-        <w:t>Write one first attempt at the reserved independent case before feedback. Repeated copies of that case refer to the same recorded attempt.</w:t>
-      </w:r>
-    </w:p>
-    <w:p>
-      <w:pPr>
-        <w:pStyle w:val="Heading3"/>
-      </w:pPr>
-      <w:r>
-        <w:t>Independent case: Apply a new case independently</w:t>
+        <w:t>For this independent counting task, treat each cited claim as having one citation and the nonexistent ID as the only unresolved link; the other three citations resolve. The supplied support count is by cited passage, not an assertion that uncited claims are false. No additional passage content is supplied, so do not invent it.</w:t>
       </w:r>
     </w:p>
     <w:p>
@@ -485,6 +602,14 @@
     </w:p>
     <w:p>
       <w:pPr>
+        <w:pStyle w:val="Heading2"/>
+      </w:pPr>
+      <w:r>
+        <w:t>Keep a fair record</w:t>
+      </w:r>
+    </w:p>
+    <w:p>
+      <w:pPr>
         <w:spacing w:line="336" w:lineRule="auto" w:after="180"/>
       </w:pPr>
       <w:r>
@@ -496,15 +621,39 @@
     </w:p>
     <w:p>
       <w:pPr>
+        <w:pStyle w:val="Heading2"/>
+      </w:pPr>
+      <w:r>
+        <w:t>Earlier wording, alternatives and picture transcripts · reference / check after trying</w:t>
+      </w:r>
+    </w:p>
+    <w:p>
+      <w:pPr>
+        <w:pStyle w:val="Heading3"/>
+      </w:pPr>
+      <w:r>
+        <w:t>Independent case: Apply a new case independently</w:t>
+      </w:r>
+    </w:p>
+    <w:p>
+      <w:pPr>
         <w:pStyle w:val="Heading1"/>
       </w:pPr>
       <w:r>
-        <w:t>05. Your learning target</w:t>
-      </w:r>
-    </w:p>
-    <w:p>
-      <w:r>
-        <w:t>Connect the Evidence and Sources target to a trace and a justified conclusion.</w:t>
+        <w:t>09. Project · Keep the decision and its evidence</w:t>
+      </w:r>
+    </w:p>
+    <w:p>
+      <w:r>
+        <w:t>Add this week’s change to your existing project record.</w:t>
+      </w:r>
+    </w:p>
+    <w:p>
+      <w:pPr>
+        <w:pStyle w:val="Heading2"/>
+      </w:pPr>
+      <w:r>
+        <w:t>Your evidence record</w:t>
       </w:r>
     </w:p>
     <w:p>
@@ -515,55 +664,7 @@
         <w:rPr>
           <w:b w:val="0"/>
         </w:rPr>
-        <w:t xml:space="preserve">Two catalogue records list 96 and 112 pages for a title. A helper averages them and reports 104. Explain the mistake and a better verification </w:t>
-      </w:r>
-      <w:r>
-        <w:rPr>
-          <w:b/>
-        </w:rPr>
-        <w:t>process</w:t>
-      </w:r>
-      <w:r>
-        <w:rPr>
-          <w:b w:val="0"/>
-        </w:rPr>
-        <w:t>.</w:t>
-      </w:r>
-    </w:p>
-    <w:p>
-      <w:pPr>
-        <w:pStyle w:val="Heading1"/>
-      </w:pPr>
-      <w:r>
-        <w:t>06. Solve the given case</w:t>
-      </w:r>
-    </w:p>
-    <w:p>
-      <w:r>
-        <w:t>Solve the supplied Evidence and Sources case and show the deciding evidence.</w:t>
-      </w:r>
-    </w:p>
-    <w:p>
-      <w:pPr>
-        <w:spacing w:line="336" w:lineRule="auto" w:after="180"/>
-      </w:pPr>
-      <w:r>
-        <w:rPr>
-          <w:b w:val="0"/>
-        </w:rPr>
-        <w:t>An answer says 80 pages, but the catalogue for that edition says 120.</w:t>
-      </w:r>
-    </w:p>
-    <w:p>
-      <w:pPr>
-        <w:spacing w:line="336" w:lineRule="auto" w:after="180"/>
-        <w:shd w:fill="F5F1FB"/>
-      </w:pPr>
-      <w:r>
-        <w:rPr>
-          <w:b w:val="0"/>
-        </w:rPr>
-        <w:t xml:space="preserve">What </w:t>
+        <w:t xml:space="preserve">Separate profile-based ranking </w:t>
       </w:r>
       <w:r>
         <w:rPr>
@@ -575,7 +676,7 @@
         <w:rPr>
           <w:b w:val="0"/>
         </w:rPr>
-        <w:t xml:space="preserve"> guides correction?</w:t>
+        <w:t xml:space="preserve"> from factual book information and cite the latter.</w:t>
       </w:r>
     </w:p>
     <w:p>
@@ -586,7 +687,7 @@
         <w:rPr>
           <w:b w:val="0"/>
         </w:rPr>
-        <w:t xml:space="preserve">Show your trace, calculation or </w:t>
+        <w:t xml:space="preserve">The project change and </w:t>
       </w:r>
       <w:r>
         <w:rPr>
@@ -594,345 +695,6 @@
         </w:rPr>
         <w:t>evidence</w:t>
       </w:r>
-    </w:p>
-    <w:p>
-      <w:pPr>
-        <w:pStyle w:val="Heading3"/>
-      </w:pPr>
-      <w:r>
-        <w:t>Write or draw your reasoning and evidence.</w:t>
-      </w:r>
-    </w:p>
-    <w:p>
-      <w:r>
-        <w:t>________________________________________________________________</w:t>
-      </w:r>
-    </w:p>
-    <w:p>
-      <w:r>
-        <w:t>________________________________________________________________</w:t>
-      </w:r>
-    </w:p>
-    <w:p>
-      <w:r>
-        <w:t>________________________________________________________________</w:t>
-      </w:r>
-    </w:p>
-    <w:p>
-      <w:r>
-        <w:t>________________________________________________________________</w:t>
-      </w:r>
-    </w:p>
-    <w:p>
-      <w:r>
-        <w:t>________________________________________________________________</w:t>
-      </w:r>
-    </w:p>
-    <w:p>
-      <w:pPr>
-        <w:pStyle w:val="Heading1"/>
-      </w:pPr>
-      <w:r>
-        <w:t>07. Check a changed case</w:t>
-      </w:r>
-    </w:p>
-    <w:p>
-      <w:r>
-        <w:t>Apply the procedure to the changed case and record why the conclusion follows.</w:t>
-      </w:r>
-    </w:p>
-    <w:p>
-      <w:pPr>
-        <w:spacing w:line="336" w:lineRule="auto" w:after="180"/>
-        <w:shd w:fill="F5F1FB"/>
-      </w:pPr>
-      <w:r>
-        <w:rPr>
-          <w:b w:val="0"/>
-        </w:rPr>
-        <w:t xml:space="preserve">An answer cites a page about opening hours to support a </w:t>
-      </w:r>
-      <w:r>
-        <w:rPr>
-          <w:b/>
-        </w:rPr>
-        <w:t>claim</w:t>
-      </w:r>
-      <w:r>
-        <w:rPr>
-          <w:b w:val="0"/>
-        </w:rPr>
-        <w:t xml:space="preserve"> about book prices. Is a citation enough? What must be checked?</w:t>
-      </w:r>
-    </w:p>
-    <w:p>
-      <w:pPr>
-        <w:spacing w:line="336" w:lineRule="auto" w:after="180"/>
-      </w:pPr>
-      <w:r>
-        <w:rPr>
-          <w:b w:val="0"/>
-        </w:rPr>
-        <w:t xml:space="preserve">My </w:t>
-      </w:r>
-      <w:r>
-        <w:rPr>
-          <w:b/>
-        </w:rPr>
-        <w:t>independent</w:t>
-      </w:r>
-      <w:r>
-        <w:rPr>
-          <w:b w:val="0"/>
-        </w:rPr>
-        <w:t xml:space="preserve"> answer and reason</w:t>
-      </w:r>
-    </w:p>
-    <w:p>
-      <w:pPr>
-        <w:pStyle w:val="Heading3"/>
-      </w:pPr>
-      <w:r>
-        <w:t>Write or draw your reasoning and evidence.</w:t>
-      </w:r>
-    </w:p>
-    <w:p>
-      <w:r>
-        <w:t>________________________________________________________________</w:t>
-      </w:r>
-    </w:p>
-    <w:p>
-      <w:r>
-        <w:t>________________________________________________________________</w:t>
-      </w:r>
-    </w:p>
-    <w:p>
-      <w:r>
-        <w:t>________________________________________________________________</w:t>
-      </w:r>
-    </w:p>
-    <w:p>
-      <w:r>
-        <w:t>________________________________________________________________</w:t>
-      </w:r>
-    </w:p>
-    <w:p>
-      <w:r>
-        <w:t>________________________________________________________________</w:t>
-      </w:r>
-    </w:p>
-    <w:p>
-      <w:pPr>
-        <w:pStyle w:val="Heading3"/>
-      </w:pPr>
-      <w:r>
-        <w:t>Week 29 Test and reflect</w:t>
-      </w:r>
-    </w:p>
-    <w:p>
-      <w:pPr>
-        <w:pStyle w:val="Heading1"/>
-      </w:pPr>
-      <w:r>
-        <w:t>08. Design a revealing test</w:t>
-      </w:r>
-    </w:p>
-    <w:p>
-      <w:r>
-        <w:t>Specify a changed input, expected result and observation separately.</w:t>
-      </w:r>
-    </w:p>
-    <w:p>
-      <w:pPr>
-        <w:spacing w:line="336" w:lineRule="auto" w:after="180"/>
-      </w:pPr>
-      <w:r>
-        <w:rPr>
-          <w:b w:val="0"/>
-        </w:rPr>
-        <w:t xml:space="preserve">Create a changed </w:t>
-      </w:r>
-      <w:r>
-        <w:rPr>
-          <w:b/>
-        </w:rPr>
-        <w:t>input</w:t>
-      </w:r>
-      <w:r>
-        <w:rPr>
-          <w:b w:val="0"/>
-        </w:rPr>
-        <w:t>, boundary case or missing-information case. Write the expected answer or safe response before testing.</w:t>
-      </w:r>
-    </w:p>
-    <w:tbl>
-      <w:tblPr>
-        <w:tblStyle w:val="LightShading-Accent1"/>
-        <w:tblW w:type="auto" w:w="0"/>
-        <w:tblLook w:firstColumn="1" w:firstRow="1" w:lastColumn="0" w:lastRow="0" w:noHBand="0" w:noVBand="1" w:val="04A0"/>
-      </w:tblPr>
-      <w:tblGrid>
-        <w:gridCol w:w="5112"/>
-        <w:gridCol w:w="5112"/>
-      </w:tblGrid>
-      <w:tr>
-        <w:trPr>
-          <w:tblHeader/>
-        </w:trPr>
-        <w:tc>
-          <w:tcPr>
-            <w:tcW w:type="dxa" w:w="5112"/>
-          </w:tcPr>
-          <w:p>
-            <w:r>
-              <w:t>Test record</w:t>
-            </w:r>
-          </w:p>
-        </w:tc>
-        <w:tc>
-          <w:tcPr>
-            <w:tcW w:type="dxa" w:w="5112"/>
-          </w:tcPr>
-          <w:p>
-            <w:r>
-              <w:t>My evidence</w:t>
-            </w:r>
-          </w:p>
-        </w:tc>
-      </w:tr>
-      <w:tr>
-        <w:tc>
-          <w:tcPr>
-            <w:tcW w:type="dxa" w:w="5112"/>
-          </w:tcPr>
-          <w:p>
-            <w:r>
-              <w:t>Changed input or condition</w:t>
-            </w:r>
-          </w:p>
-        </w:tc>
-        <w:tc>
-          <w:tcPr>
-            <w:tcW w:type="dxa" w:w="5112"/>
-          </w:tcPr>
-          <w:p>
-            <w:r/>
-          </w:p>
-        </w:tc>
-      </w:tr>
-      <w:tr>
-        <w:tc>
-          <w:tcPr>
-            <w:tcW w:type="dxa" w:w="5112"/>
-          </w:tcPr>
-          <w:p>
-            <w:r>
-              <w:t>Expected answer or fallback</w:t>
-            </w:r>
-          </w:p>
-        </w:tc>
-        <w:tc>
-          <w:tcPr>
-            <w:tcW w:type="dxa" w:w="5112"/>
-          </w:tcPr>
-          <w:p>
-            <w:r/>
-          </w:p>
-        </w:tc>
-      </w:tr>
-      <w:tr>
-        <w:tc>
-          <w:tcPr>
-            <w:tcW w:type="dxa" w:w="5112"/>
-          </w:tcPr>
-          <w:p>
-            <w:r>
-              <w:t>Observed result</w:t>
-            </w:r>
-          </w:p>
-        </w:tc>
-        <w:tc>
-          <w:tcPr>
-            <w:tcW w:type="dxa" w:w="5112"/>
-          </w:tcPr>
-          <w:p>
-            <w:r/>
-          </w:p>
-        </w:tc>
-      </w:tr>
-      <w:tr>
-        <w:tc>
-          <w:tcPr>
-            <w:tcW w:type="dxa" w:w="5112"/>
-          </w:tcPr>
-          <w:p>
-            <w:r>
-              <w:t>Why the result occurred</w:t>
-            </w:r>
-          </w:p>
-        </w:tc>
-        <w:tc>
-          <w:tcPr>
-            <w:tcW w:type="dxa" w:w="5112"/>
-          </w:tcPr>
-          <w:p>
-            <w:r/>
-          </w:p>
-        </w:tc>
-      </w:tr>
-    </w:tbl>
-    <w:p>
-      <w:pPr>
-        <w:pStyle w:val="Heading1"/>
-      </w:pPr>
-      <w:r>
-        <w:t>09. Project checkpoint</w:t>
-      </w:r>
-    </w:p>
-    <w:p>
-      <w:r>
-        <w:t>Justify what Evidence and Sources adds to Transparent Book Recommender and keep the evidence.</w:t>
-      </w:r>
-    </w:p>
-    <w:p>
-      <w:pPr>
-        <w:spacing w:line="336" w:lineRule="auto" w:after="180"/>
-      </w:pPr>
-      <w:r>
-        <w:rPr>
-          <w:b w:val="0"/>
-        </w:rPr>
-        <w:t xml:space="preserve">Separate profile-based ranking </w:t>
-      </w:r>
-      <w:r>
-        <w:rPr>
-          <w:b/>
-        </w:rPr>
-        <w:t>evidence</w:t>
-      </w:r>
-      <w:r>
-        <w:rPr>
-          <w:b w:val="0"/>
-        </w:rPr>
-        <w:t xml:space="preserve"> from factual book information and cite the latter.</w:t>
-      </w:r>
-    </w:p>
-    <w:p>
-      <w:pPr>
-        <w:spacing w:line="336" w:lineRule="auto" w:after="180"/>
-      </w:pPr>
-      <w:r>
-        <w:rPr>
-          <w:b w:val="0"/>
-        </w:rPr>
-        <w:t xml:space="preserve">The project change and </w:t>
-      </w:r>
-      <w:r>
-        <w:rPr>
-          <w:b/>
-        </w:rPr>
-        <w:t>evidence</w:t>
-      </w:r>
       <w:r>
         <w:rPr>
           <w:b w:val="0"/>
@@ -978,599 +740,20 @@
         <w:pStyle w:val="Heading1"/>
       </w:pPr>
       <w:r>
-        <w:t>10. Self check</w:t>
-      </w:r>
-    </w:p>
-    <w:p>
-      <w:r>
-        <w:t>Judge explanation, evidence, transfer and limits separately; attach the work behind your judgement.</w:t>
-      </w:r>
-    </w:p>
-    <w:p>
-      <w:pPr>
-        <w:pStyle w:val="ListBullet"/>
-      </w:pPr>
-      <w:r>
-        <w:t>I can explain the mechanism.</w:t>
-      </w:r>
-    </w:p>
-    <w:p>
-      <w:pPr>
-        <w:pStyle w:val="ListBullet"/>
-      </w:pPr>
-      <w:r>
-        <w:t>I can show evidence.</w:t>
-      </w:r>
-    </w:p>
-    <w:p>
-      <w:pPr>
-        <w:pStyle w:val="ListBullet"/>
-      </w:pPr>
-      <w:r>
-        <w:t>I can handle a changed case.</w:t>
-      </w:r>
-    </w:p>
-    <w:p>
-      <w:pPr>
-        <w:pStyle w:val="ListBullet"/>
-      </w:pPr>
-      <w:r>
-        <w:t>I can name a limit.</w:t>
-      </w:r>
-    </w:p>
-    <w:p>
-      <w:r>
-        <w:t>Mark each as not yet, with help or independently, and attach supporting work.</w:t>
-      </w:r>
-    </w:p>
-    <w:p>
-      <w:pPr>
-        <w:spacing w:line="336" w:lineRule="auto" w:after="180"/>
-      </w:pPr>
-      <w:r>
-        <w:rPr>
-          <w:b w:val="0"/>
-        </w:rPr>
-        <w:t>Teacher review ____________________  Next step ____________________</w:t>
-      </w:r>
-    </w:p>
-    <w:p>
-      <w:pPr>
-        <w:pStyle w:val="Heading1"/>
-      </w:pPr>
-      <w:r>
-        <w:t>11. Transfer practice from the original programme</w:t>
-      </w:r>
-    </w:p>
-    <w:p>
-      <w:r>
-        <w:t>Use this earlier case as transfer practice. A case already discussed with feedback is not fresh assessment evidence.</w:t>
-      </w:r>
-    </w:p>
-    <w:p>
-      <w:pPr>
-        <w:spacing w:line="336" w:lineRule="auto" w:after="180"/>
-      </w:pPr>
-      <w:r>
-        <w:rPr>
-          <w:b w:val="0"/>
-        </w:rPr>
-        <w:t xml:space="preserve">Two catalogue records list 96 and 112 pages for a title. A helper averages them and reports 104. Explain the mistake and a better verification </w:t>
-      </w:r>
-      <w:r>
-        <w:rPr>
-          <w:b/>
-        </w:rPr>
-        <w:t>process</w:t>
-      </w:r>
-      <w:r>
-        <w:rPr>
-          <w:b w:val="0"/>
-        </w:rPr>
-        <w:t>.</w:t>
-      </w:r>
-    </w:p>
-    <w:p>
-      <w:pPr>
-        <w:pStyle w:val="Heading3"/>
-      </w:pPr>
-      <w:r>
-        <w:t>My independently reasoned answer</w:t>
-      </w:r>
-    </w:p>
-    <w:p>
-      <w:r>
-        <w:t>________________________________________________________________</w:t>
-      </w:r>
-    </w:p>
-    <w:p>
-      <w:r>
-        <w:t>________________________________________________________________</w:t>
-      </w:r>
-    </w:p>
-    <w:p>
-      <w:r>
-        <w:t>________________________________________________________________</w:t>
-      </w:r>
-    </w:p>
-    <w:p>
-      <w:r>
-        <w:t>________________________________________________________________</w:t>
-      </w:r>
-    </w:p>
-    <w:p>
-      <w:r>
-        <w:t>________________________________________________________________</w:t>
-      </w:r>
-    </w:p>
-    <w:p>
-      <w:r>
-        <w:t>________________________________________________________________</w:t>
-      </w:r>
-    </w:p>
-    <w:p>
-      <w:r>
-        <w:t>________________________________________________________________</w:t>
-      </w:r>
-    </w:p>
-    <w:p>
-      <w:pPr>
-        <w:spacing w:line="336" w:lineRule="auto" w:after="180"/>
-      </w:pPr>
-      <w:r>
-        <w:rPr>
-          <w:b w:val="0"/>
-        </w:rPr>
-        <w:t>Record support used: none, hint or teacher explanation.</w:t>
-      </w:r>
-    </w:p>
-    <w:p>
-      <w:pPr>
-        <w:pStyle w:val="Heading1"/>
-      </w:pPr>
-      <w:r>
-        <w:t>12. W1 Explain the mechanism</w:t>
-      </w:r>
-    </w:p>
-    <w:p>
-      <w:r>
-        <w:t>Explain the mechanism. Apply the supplied Evidence and Sources facts and keep your reasoning.</w:t>
-      </w:r>
-    </w:p>
-    <w:p>
-      <w:pPr>
-        <w:spacing w:line="336" w:lineRule="auto" w:after="180"/>
-      </w:pPr>
-      <w:r>
-        <w:rPr>
-          <w:b w:val="0"/>
-        </w:rPr>
-        <w:t xml:space="preserve">Explain the weekly </w:t>
-      </w:r>
-      <w:r>
-        <w:rPr>
-          <w:b/>
-        </w:rPr>
-        <w:t>mechanism</w:t>
-      </w:r>
-      <w:r>
-        <w:rPr>
-          <w:b w:val="0"/>
-        </w:rPr>
-        <w:t xml:space="preserve"> in your own words. Use the worked scenario to name its </w:t>
-      </w:r>
-      <w:r>
-        <w:rPr>
-          <w:b/>
-        </w:rPr>
-        <w:t>input</w:t>
-      </w:r>
-      <w:r>
-        <w:rPr>
-          <w:b w:val="0"/>
-        </w:rPr>
-        <w:t xml:space="preserve">, decision rule and </w:t>
-      </w:r>
-      <w:r>
-        <w:rPr>
-          <w:b/>
-        </w:rPr>
-        <w:t>output</w:t>
-      </w:r>
-      <w:r>
-        <w:rPr>
-          <w:b w:val="0"/>
-        </w:rPr>
-        <w:t>.</w:t>
-      </w:r>
-    </w:p>
-    <w:p>
-      <w:pPr>
-        <w:pStyle w:val="Heading3"/>
-      </w:pPr>
-      <w:r>
-        <w:t>My reasoning and evidence</w:t>
-      </w:r>
-    </w:p>
-    <w:p>
-      <w:r>
-        <w:t>________________________________________________________________</w:t>
-      </w:r>
-    </w:p>
-    <w:p>
-      <w:r>
-        <w:t>________________________________________________________________</w:t>
-      </w:r>
-    </w:p>
-    <w:p>
-      <w:r>
-        <w:t>________________________________________________________________</w:t>
-      </w:r>
-    </w:p>
-    <w:p>
-      <w:r>
-        <w:t>________________________________________________________________</w:t>
-      </w:r>
-    </w:p>
-    <w:p>
-      <w:r>
-        <w:t>________________________________________________________________</w:t>
-      </w:r>
-    </w:p>
-    <w:p>
-      <w:r>
-        <w:t>________________________________________________________________</w:t>
-      </w:r>
-    </w:p>
-    <w:p>
-      <w:pPr>
-        <w:pStyle w:val="Heading1"/>
-      </w:pPr>
-      <w:r>
-        <w:t>13. W2 Trace the worked case</w:t>
-      </w:r>
-    </w:p>
-    <w:p>
-      <w:r>
-        <w:t>Trace the worked case. Apply the supplied Evidence and Sources facts and keep your reasoning.</w:t>
-      </w:r>
-    </w:p>
-    <w:p>
-      <w:pPr>
-        <w:spacing w:line="336" w:lineRule="auto" w:after="180"/>
-      </w:pPr>
-      <w:r>
-        <w:rPr>
-          <w:b w:val="0"/>
-        </w:rPr>
-        <w:t xml:space="preserve">An answer has four factual </w:t>
-      </w:r>
-      <w:r>
-        <w:rPr>
-          <w:b/>
-        </w:rPr>
-        <w:t>claim</w:t>
-      </w:r>
-      <w:r>
-        <w:rPr>
-          <w:b w:val="0"/>
-        </w:rPr>
-        <w:t>s. Three have citations, but only two are supported by their cited passages. All links exist. Show the intermediate steps and give the conclusion with its scope.</w:t>
-      </w:r>
-    </w:p>
-    <w:p>
-      <w:pPr>
-        <w:pStyle w:val="Heading3"/>
-      </w:pPr>
-      <w:r>
-        <w:t>My reasoning and evidence</w:t>
-      </w:r>
-    </w:p>
-    <w:p>
-      <w:r>
-        <w:t>________________________________________________________________</w:t>
-      </w:r>
-    </w:p>
-    <w:p>
-      <w:r>
-        <w:t>________________________________________________________________</w:t>
-      </w:r>
-    </w:p>
-    <w:p>
-      <w:r>
-        <w:t>________________________________________________________________</w:t>
-      </w:r>
-    </w:p>
-    <w:p>
-      <w:r>
-        <w:t>________________________________________________________________</w:t>
-      </w:r>
-    </w:p>
-    <w:p>
-      <w:r>
-        <w:t>________________________________________________________________</w:t>
-      </w:r>
-    </w:p>
-    <w:p>
-      <w:r>
-        <w:t>________________________________________________________________</w:t>
-      </w:r>
-    </w:p>
-    <w:p>
-      <w:r>
-        <w:t>________________________________________________________________</w:t>
-      </w:r>
-    </w:p>
-    <w:p>
-      <w:pPr>
-        <w:pStyle w:val="Heading1"/>
-      </w:pPr>
-      <w:r>
-        <w:t>14. W3 Audit the limit</w:t>
-      </w:r>
-    </w:p>
-    <w:p>
-      <w:r>
-        <w:t>Audit the limit. Apply the supplied Evidence and Sources facts and keep your reasoning.</w:t>
-      </w:r>
-    </w:p>
-    <w:p>
-      <w:pPr>
-        <w:spacing w:line="336" w:lineRule="auto" w:after="180"/>
-      </w:pPr>
-      <w:r>
-        <w:rPr>
-          <w:b w:val="0"/>
-        </w:rPr>
-        <w:t xml:space="preserve">A report omits this qualification: Citation counts do not establish truth beyond the supplied </w:t>
-      </w:r>
-      <w:r>
-        <w:rPr>
-          <w:b/>
-        </w:rPr>
-        <w:t>source</w:t>
-      </w:r>
-      <w:r>
-        <w:rPr>
-          <w:b w:val="0"/>
-        </w:rPr>
-        <w:t xml:space="preserve">s or the correctness of uncited </w:t>
-      </w:r>
-      <w:r>
-        <w:rPr>
-          <w:b/>
-        </w:rPr>
-        <w:t>claim</w:t>
-      </w:r>
-      <w:r>
-        <w:rPr>
-          <w:b w:val="0"/>
-        </w:rPr>
-        <w:t>s.</w:t>
-      </w:r>
-    </w:p>
-    <w:p>
-      <w:pPr>
-        <w:spacing w:line="336" w:lineRule="auto" w:after="180"/>
-      </w:pPr>
-      <w:r>
-        <w:rPr>
-          <w:b w:val="0"/>
-        </w:rPr>
-        <w:t>Explain how omitting it could change a reader's interpretation, and write an accurate replacement.</w:t>
-      </w:r>
-    </w:p>
-    <w:p>
-      <w:pPr>
-        <w:pStyle w:val="Heading3"/>
-      </w:pPr>
-      <w:r>
-        <w:t>My reasoning and evidence</w:t>
-      </w:r>
-    </w:p>
-    <w:p>
-      <w:r>
-        <w:t>________________________________________________________________</w:t>
-      </w:r>
-    </w:p>
-    <w:p>
-      <w:r>
-        <w:t>________________________________________________________________</w:t>
-      </w:r>
-    </w:p>
-    <w:p>
-      <w:r>
-        <w:t>________________________________________________________________</w:t>
-      </w:r>
-    </w:p>
-    <w:p>
-      <w:r>
-        <w:t>________________________________________________________________</w:t>
-      </w:r>
-    </w:p>
-    <w:p>
-      <w:r>
-        <w:t>________________________________________________________________</w:t>
-      </w:r>
-    </w:p>
-    <w:p>
-      <w:r>
-        <w:t>________________________________________________________________</w:t>
-      </w:r>
-    </w:p>
-    <w:p>
-      <w:pPr>
-        <w:pStyle w:val="Heading1"/>
-      </w:pPr>
-      <w:r>
-        <w:t>15. W4 Apply a new case independently</w:t>
-      </w:r>
-    </w:p>
-    <w:p>
-      <w:r>
-        <w:t>Attempt before feedback. If this repeats the selected independent case, reuse that first attempt; otherwise keep a separate record. Apply a new case independently. Apply the supplied Evidence and Sources facts and keep your reasoning.</w:t>
-      </w:r>
-    </w:p>
-    <w:p>
-      <w:pPr>
-        <w:spacing w:line="336" w:lineRule="auto" w:after="180"/>
-      </w:pPr>
-      <w:r>
-        <w:rPr>
-          <w:b w:val="0"/>
-        </w:rPr>
-        <w:t xml:space="preserve">Five </w:t>
-      </w:r>
-      <w:r>
-        <w:rPr>
-          <w:b/>
-        </w:rPr>
-        <w:t>claim</w:t>
-      </w:r>
-      <w:r>
-        <w:rPr>
-          <w:b w:val="0"/>
-        </w:rPr>
-        <w:t>s; four cited; three supported by cited passages; one cited ID is nonexistent. Compute support and citation presence and explain link limits.</w:t>
-      </w:r>
-    </w:p>
-    <w:p>
-      <w:pPr>
-        <w:pStyle w:val="Heading3"/>
-      </w:pPr>
-      <w:r>
-        <w:t>My reasoning and evidence</w:t>
-      </w:r>
-    </w:p>
-    <w:p>
-      <w:r>
-        <w:t>________________________________________________________________</w:t>
-      </w:r>
-    </w:p>
-    <w:p>
-      <w:r>
-        <w:t>________________________________________________________________</w:t>
-      </w:r>
-    </w:p>
-    <w:p>
-      <w:r>
-        <w:t>________________________________________________________________</w:t>
-      </w:r>
-    </w:p>
-    <w:p>
-      <w:r>
-        <w:t>________________________________________________________________</w:t>
-      </w:r>
-    </w:p>
-    <w:p>
-      <w:r>
-        <w:t>________________________________________________________________</w:t>
-      </w:r>
-    </w:p>
-    <w:p>
-      <w:r>
-        <w:t>________________________________________________________________</w:t>
-      </w:r>
-    </w:p>
-    <w:p>
-      <w:r>
-        <w:t>________________________________________________________________</w:t>
-      </w:r>
-    </w:p>
-    <w:p>
-      <w:r>
-        <w:t>________________________________________________________________</w:t>
-      </w:r>
-    </w:p>
-    <w:p>
-      <w:pPr>
-        <w:pStyle w:val="Heading1"/>
-      </w:pPr>
-      <w:r>
-        <w:t>16. W5 Design a revealing follow-up</w:t>
-      </w:r>
-    </w:p>
-    <w:p>
-      <w:r>
-        <w:t>Design a revealing follow-up. Apply the supplied Evidence and Sources facts and keep your reasoning.</w:t>
-      </w:r>
-    </w:p>
-    <w:p>
-      <w:pPr>
-        <w:spacing w:line="336" w:lineRule="auto" w:after="180"/>
-      </w:pPr>
-      <w:r>
-        <w:rPr>
-          <w:b w:val="0"/>
-        </w:rPr>
-        <w:t>For the worked scenario, propose one additional case that could reveal a failure, describe its expected outcome before running it, and explain what would need to remain fixed for a fair comparison.</w:t>
-      </w:r>
-    </w:p>
-    <w:p>
-      <w:pPr>
-        <w:spacing w:line="336" w:lineRule="auto" w:after="180"/>
-      </w:pPr>
-      <w:r>
-        <w:rPr>
-          <w:b w:val="0"/>
-        </w:rPr>
-        <w:t>Do not reuse W4 as a new final test after receiving feedback.</w:t>
-      </w:r>
-    </w:p>
-    <w:p>
-      <w:pPr>
-        <w:pStyle w:val="Heading3"/>
-      </w:pPr>
-      <w:r>
-        <w:t>My reasoning and evidence</w:t>
-      </w:r>
-    </w:p>
-    <w:p>
-      <w:r>
-        <w:t>________________________________________________________________</w:t>
-      </w:r>
-    </w:p>
-    <w:p>
-      <w:r>
-        <w:t>________________________________________________________________</w:t>
-      </w:r>
-    </w:p>
-    <w:p>
-      <w:r>
-        <w:t>________________________________________________________________</w:t>
-      </w:r>
-    </w:p>
-    <w:p>
-      <w:r>
-        <w:t>________________________________________________________________</w:t>
-      </w:r>
-    </w:p>
-    <w:p>
-      <w:r>
-        <w:t>________________________________________________________________</w:t>
-      </w:r>
-    </w:p>
-    <w:p>
-      <w:r>
-        <w:t>________________________________________________________________</w:t>
-      </w:r>
-    </w:p>
-    <w:p>
-      <w:r>
-        <w:t>________________________________________________________________</w:t>
-      </w:r>
-    </w:p>
-    <w:p>
-      <w:pPr>
-        <w:pStyle w:val="Heading1"/>
-      </w:pPr>
-      <w:r>
-        <w:t>17. Feedback, return check and learning record</w:t>
-      </w:r>
-    </w:p>
-    <w:p>
-      <w:r>
-        <w:t>Record the first repaired step and a different case to revisit after a delay.</w:t>
+        <w:t>17. Feedback · Repair and return</w:t>
+      </w:r>
+    </w:p>
+    <w:p>
+      <w:r>
+        <w:t>Keep the first attempt, the repair and a changed-case return.</w:t>
+      </w:r>
+    </w:p>
+    <w:p>
+      <w:pPr>
+        <w:pStyle w:val="Heading2"/>
+      </w:pPr>
+      <w:r>
+        <w:t>Your evidence record</w:t>
       </w:r>
     </w:p>
     <w:tbl>
@@ -1725,12 +908,934 @@
         <w:pStyle w:val="Heading1"/>
       </w:pPr>
       <w:r>
-        <w:t>18. Pictorial case practice: Evidence and Sources</w:t>
-      </w:r>
-    </w:p>
-    <w:p>
-      <w:r>
-        <w:t>A fictional catalogue answer contains three factual statements and cites existing records. Explain the labelled step before checking the changed condition.</w:t>
+        <w:t>10. Finish · Judge the evidence in your work</w:t>
+      </w:r>
+    </w:p>
+    <w:p>
+      <w:r>
+        <w:t>Point to work that supports your confidence level.</w:t>
+      </w:r>
+    </w:p>
+    <w:p>
+      <w:pPr>
+        <w:pStyle w:val="Heading2"/>
+      </w:pPr>
+      <w:r>
+        <w:t>Your evidence record</w:t>
+      </w:r>
+    </w:p>
+    <w:p>
+      <w:pPr>
+        <w:pStyle w:val="ListBullet"/>
+      </w:pPr>
+      <w:r>
+        <w:t>I can explain the mechanism.</w:t>
+      </w:r>
+    </w:p>
+    <w:p>
+      <w:pPr>
+        <w:pStyle w:val="ListBullet"/>
+      </w:pPr>
+      <w:r>
+        <w:t>I can show evidence.</w:t>
+      </w:r>
+    </w:p>
+    <w:p>
+      <w:pPr>
+        <w:pStyle w:val="ListBullet"/>
+      </w:pPr>
+      <w:r>
+        <w:t>I can handle a changed case.</w:t>
+      </w:r>
+    </w:p>
+    <w:p>
+      <w:pPr>
+        <w:pStyle w:val="ListBullet"/>
+      </w:pPr>
+      <w:r>
+        <w:t>I can name a limit.</w:t>
+      </w:r>
+    </w:p>
+    <w:p>
+      <w:r>
+        <w:t>Mark each as not yet, with help or independently, and attach supporting work.</w:t>
+      </w:r>
+    </w:p>
+    <w:p>
+      <w:pPr>
+        <w:spacing w:line="336" w:lineRule="auto" w:after="180"/>
+      </w:pPr>
+      <w:r>
+        <w:rPr>
+          <w:b w:val="0"/>
+        </w:rPr>
+        <w:t>Teacher review ____________________  Next step ____________________</w:t>
+      </w:r>
+    </w:p>
+    <w:p>
+      <w:pPr>
+        <w:pStyle w:val="Heading1"/>
+      </w:pPr>
+      <w:r>
+        <w:t>Reference bank and extra practice</w:t>
+      </w:r>
+    </w:p>
+    <w:p>
+      <w:pPr>
+        <w:pStyle w:val="Heading1"/>
+      </w:pPr>
+      <w:r>
+        <w:t>02. Reference · Supported W2 record</w:t>
+      </w:r>
+    </w:p>
+    <w:p>
+      <w:r>
+        <w:t>This is the same W2 attempt. Keep one response record.</w:t>
+      </w:r>
+    </w:p>
+    <w:p>
+      <w:pPr>
+        <w:pStyle w:val="Heading2"/>
+      </w:pPr>
+      <w:r>
+        <w:t>Use this when helpful</w:t>
+      </w:r>
+    </w:p>
+    <w:p>
+      <w:pPr>
+        <w:spacing w:line="336" w:lineRule="auto" w:after="180"/>
+      </w:pPr>
+      <w:r>
+        <w:rPr>
+          <w:b w:val="0"/>
+        </w:rPr>
+        <w:t xml:space="preserve">Use W2: Trace the worked case for </w:t>
+      </w:r>
+      <w:r>
+        <w:rPr>
+          <w:b/>
+        </w:rPr>
+        <w:t>Claim</w:t>
+      </w:r>
+      <w:r>
+        <w:rPr>
+          <w:b w:val="0"/>
+        </w:rPr>
+        <w:t xml:space="preserve"> support and citation evaluation. Record the answer once; the lesson and workbook refer to the same attempt.</w:t>
+      </w:r>
+    </w:p>
+    <w:tbl>
+      <w:tblPr>
+        <w:tblStyle w:val="LightShading-Accent1"/>
+        <w:tblW w:type="auto" w:w="0"/>
+        <w:tblLook w:firstColumn="1" w:firstRow="1" w:lastColumn="0" w:lastRow="0" w:noHBand="0" w:noVBand="1" w:val="04A0"/>
+      </w:tblPr>
+      <w:tblGrid>
+        <w:gridCol w:w="2556"/>
+        <w:gridCol w:w="2556"/>
+        <w:gridCol w:w="2556"/>
+        <w:gridCol w:w="2556"/>
+      </w:tblGrid>
+      <w:tr>
+        <w:trPr>
+          <w:tblHeader/>
+        </w:trPr>
+        <w:tc>
+          <w:tcPr>
+            <w:tcW w:type="dxa" w:w="2556"/>
+          </w:tcPr>
+          <w:p>
+            <w:r>
+              <w:t>Given inputs</w:t>
+            </w:r>
+          </w:p>
+        </w:tc>
+        <w:tc>
+          <w:tcPr>
+            <w:tcW w:type="dxa" w:w="2556"/>
+          </w:tcPr>
+          <w:p>
+            <w:r>
+              <w:t>Procedure I chose</w:t>
+            </w:r>
+          </w:p>
+        </w:tc>
+        <w:tc>
+          <w:tcPr>
+            <w:tcW w:type="dxa" w:w="2556"/>
+          </w:tcPr>
+          <w:p>
+            <w:r>
+              <w:t>Middle steps</w:t>
+            </w:r>
+          </w:p>
+        </w:tc>
+        <w:tc>
+          <w:tcPr>
+            <w:tcW w:type="dxa" w:w="2556"/>
+          </w:tcPr>
+          <w:p>
+            <w:r>
+              <w:t>Result and check</w:t>
+            </w:r>
+          </w:p>
+        </w:tc>
+      </w:tr>
+      <w:tr>
+        <w:tc>
+          <w:tcPr>
+            <w:tcW w:type="dxa" w:w="2556"/>
+          </w:tcPr>
+          <w:p>
+            <w:r/>
+          </w:p>
+        </w:tc>
+        <w:tc>
+          <w:tcPr>
+            <w:tcW w:type="dxa" w:w="2556"/>
+          </w:tcPr>
+          <w:p>
+            <w:r/>
+          </w:p>
+        </w:tc>
+        <w:tc>
+          <w:tcPr>
+            <w:tcW w:type="dxa" w:w="2556"/>
+          </w:tcPr>
+          <w:p>
+            <w:r/>
+          </w:p>
+        </w:tc>
+        <w:tc>
+          <w:tcPr>
+            <w:tcW w:type="dxa" w:w="2556"/>
+          </w:tcPr>
+          <w:p>
+            <w:r/>
+          </w:p>
+        </w:tc>
+      </w:tr>
+    </w:tbl>
+    <w:p>
+      <w:pPr>
+        <w:pStyle w:val="Heading3"/>
+      </w:pPr>
+      <w:r>
+        <w:t>The step I completed without help, and the hint I needed</w:t>
+      </w:r>
+    </w:p>
+    <w:p>
+      <w:r>
+        <w:t>________________________________________________________________</w:t>
+      </w:r>
+    </w:p>
+    <w:p>
+      <w:r>
+        <w:t>________________________________________________________________</w:t>
+      </w:r>
+    </w:p>
+    <w:p>
+      <w:r>
+        <w:t>________________________________________________________________</w:t>
+      </w:r>
+    </w:p>
+    <w:p>
+      <w:pPr>
+        <w:pStyle w:val="Heading1"/>
+      </w:pPr>
+      <w:r>
+        <w:t>03. Extra practice · Repair the explanation</w:t>
+      </w:r>
+    </w:p>
+    <w:p>
+      <w:r>
+        <w:t>Explain the deciding fact before discussing the answer.</w:t>
+      </w:r>
+    </w:p>
+    <w:p>
+      <w:pPr>
+        <w:pStyle w:val="Heading2"/>
+      </w:pPr>
+      <w:r>
+        <w:t>Use this when helpful</w:t>
+      </w:r>
+    </w:p>
+    <w:p>
+      <w:pPr>
+        <w:spacing w:line="336" w:lineRule="auto" w:after="180"/>
+      </w:pPr>
+      <w:r>
+        <w:rPr>
+          <w:b w:val="0"/>
+        </w:rPr>
+        <w:t xml:space="preserve">Use the worked case for </w:t>
+      </w:r>
+      <w:r>
+        <w:rPr>
+          <w:b/>
+        </w:rPr>
+        <w:t>Claim</w:t>
+      </w:r>
+      <w:r>
+        <w:rPr>
+          <w:b w:val="0"/>
+        </w:rPr>
+        <w:t xml:space="preserve"> support and citation evaluation. Proposed explanation: “The worked result establishes every future case”. Decide whether this explanation is supported.</w:t>
+      </w:r>
+    </w:p>
+    <w:p>
+      <w:pPr>
+        <w:spacing w:line="336" w:lineRule="auto" w:after="180"/>
+      </w:pPr>
+      <w:r>
+        <w:rPr>
+          <w:b w:val="0"/>
+        </w:rPr>
+        <w:t>Point to the step or supplied fact that decides; explain your repair if needed.</w:t>
+      </w:r>
+    </w:p>
+    <w:p>
+      <w:pPr>
+        <w:pStyle w:val="Heading3"/>
+      </w:pPr>
+      <w:r>
+        <w:t>My explanation before partner discussion</w:t>
+      </w:r>
+    </w:p>
+    <w:p>
+      <w:r>
+        <w:t>________________________________________________________________</w:t>
+      </w:r>
+    </w:p>
+    <w:p>
+      <w:r>
+        <w:t>________________________________________________________________</w:t>
+      </w:r>
+    </w:p>
+    <w:p>
+      <w:r>
+        <w:t>________________________________________________________________</w:t>
+      </w:r>
+    </w:p>
+    <w:p>
+      <w:r>
+        <w:t>________________________________________________________________</w:t>
+      </w:r>
+    </w:p>
+    <w:p>
+      <w:pPr>
+        <w:pStyle w:val="Heading1"/>
+      </w:pPr>
+      <w:r>
+        <w:t>05. Reference · Original learning target</w:t>
+      </w:r>
+    </w:p>
+    <w:p>
+      <w:r>
+        <w:t>Use this target to inspect an explanation.</w:t>
+      </w:r>
+    </w:p>
+    <w:p>
+      <w:pPr>
+        <w:pStyle w:val="Heading2"/>
+      </w:pPr>
+      <w:r>
+        <w:t>Use this when helpful</w:t>
+      </w:r>
+    </w:p>
+    <w:p>
+      <w:pPr>
+        <w:spacing w:line="336" w:lineRule="auto" w:after="180"/>
+      </w:pPr>
+      <w:r>
+        <w:rPr>
+          <w:b w:val="0"/>
+        </w:rPr>
+        <w:t xml:space="preserve">Two catalogue records list 96 and 112 pages for a title. A helper averages them and reports 104. Explain the mistake and a better verification </w:t>
+      </w:r>
+      <w:r>
+        <w:rPr>
+          <w:b/>
+        </w:rPr>
+        <w:t>process</w:t>
+      </w:r>
+      <w:r>
+        <w:rPr>
+          <w:b w:val="0"/>
+        </w:rPr>
+        <w:t>.</w:t>
+      </w:r>
+    </w:p>
+    <w:p>
+      <w:pPr>
+        <w:pStyle w:val="Heading1"/>
+      </w:pPr>
+      <w:r>
+        <w:t>06. Extra practice · A complete case</w:t>
+      </w:r>
+    </w:p>
+    <w:p>
+      <w:r>
+        <w:t>Try the question before checking the worked explanation.</w:t>
+      </w:r>
+    </w:p>
+    <w:p>
+      <w:pPr>
+        <w:pStyle w:val="Heading2"/>
+      </w:pPr>
+      <w:r>
+        <w:t>Use this when helpful</w:t>
+      </w:r>
+    </w:p>
+    <w:p>
+      <w:pPr>
+        <w:spacing w:line="336" w:lineRule="auto" w:after="180"/>
+      </w:pPr>
+      <w:r>
+        <w:rPr>
+          <w:b w:val="0"/>
+        </w:rPr>
+        <w:t>An answer says 80 pages, but the catalogue for that edition says 120.</w:t>
+      </w:r>
+    </w:p>
+    <w:p>
+      <w:pPr>
+        <w:spacing w:line="336" w:lineRule="auto" w:after="180"/>
+      </w:pPr>
+      <w:r>
+        <w:rPr>
+          <w:b w:val="0"/>
+        </w:rPr>
+        <w:t xml:space="preserve">What </w:t>
+      </w:r>
+      <w:r>
+        <w:rPr>
+          <w:b/>
+        </w:rPr>
+        <w:t>evidence</w:t>
+      </w:r>
+      <w:r>
+        <w:rPr>
+          <w:b w:val="0"/>
+        </w:rPr>
+        <w:t xml:space="preserve"> guides correction?</w:t>
+      </w:r>
+    </w:p>
+    <w:p>
+      <w:pPr>
+        <w:spacing w:line="336" w:lineRule="auto" w:after="180"/>
+      </w:pPr>
+      <w:r>
+        <w:rPr>
+          <w:b w:val="0"/>
+        </w:rPr>
+        <w:t xml:space="preserve">Show your trace, calculation or </w:t>
+      </w:r>
+      <w:r>
+        <w:rPr>
+          <w:b/>
+        </w:rPr>
+        <w:t>evidence</w:t>
+      </w:r>
+    </w:p>
+    <w:p>
+      <w:pPr>
+        <w:pStyle w:val="Heading3"/>
+      </w:pPr>
+      <w:r>
+        <w:t>Write or draw your reasoning and evidence.</w:t>
+      </w:r>
+    </w:p>
+    <w:p>
+      <w:r>
+        <w:t>________________________________________________________________</w:t>
+      </w:r>
+    </w:p>
+    <w:p>
+      <w:r>
+        <w:t>________________________________________________________________</w:t>
+      </w:r>
+    </w:p>
+    <w:p>
+      <w:r>
+        <w:t>________________________________________________________________</w:t>
+      </w:r>
+    </w:p>
+    <w:p>
+      <w:r>
+        <w:t>________________________________________________________________</w:t>
+      </w:r>
+    </w:p>
+    <w:p>
+      <w:r>
+        <w:t>________________________________________________________________</w:t>
+      </w:r>
+    </w:p>
+    <w:p>
+      <w:pPr>
+        <w:pStyle w:val="Heading1"/>
+      </w:pPr>
+      <w:r>
+        <w:t>07. Extra practice · A changed case</w:t>
+      </w:r>
+    </w:p>
+    <w:p>
+      <w:r>
+        <w:t>Keep this practice separate from the reserved independent attempt.</w:t>
+      </w:r>
+    </w:p>
+    <w:p>
+      <w:pPr>
+        <w:pStyle w:val="Heading2"/>
+      </w:pPr>
+      <w:r>
+        <w:t>Use this when helpful</w:t>
+      </w:r>
+    </w:p>
+    <w:p>
+      <w:pPr>
+        <w:spacing w:line="336" w:lineRule="auto" w:after="180"/>
+      </w:pPr>
+      <w:r>
+        <w:rPr>
+          <w:b w:val="0"/>
+        </w:rPr>
+        <w:t xml:space="preserve">An answer cites a page about opening hours to support a </w:t>
+      </w:r>
+      <w:r>
+        <w:rPr>
+          <w:b/>
+        </w:rPr>
+        <w:t>claim</w:t>
+      </w:r>
+      <w:r>
+        <w:rPr>
+          <w:b w:val="0"/>
+        </w:rPr>
+        <w:t xml:space="preserve"> about book prices. Is a citation enough? What must be checked?</w:t>
+      </w:r>
+    </w:p>
+    <w:p>
+      <w:pPr>
+        <w:spacing w:line="336" w:lineRule="auto" w:after="180"/>
+      </w:pPr>
+      <w:r>
+        <w:rPr>
+          <w:b w:val="0"/>
+        </w:rPr>
+        <w:t>My practice answer and reason</w:t>
+      </w:r>
+    </w:p>
+    <w:p>
+      <w:pPr>
+        <w:pStyle w:val="Heading3"/>
+      </w:pPr>
+      <w:r>
+        <w:t>Write or draw your reasoning and evidence.</w:t>
+      </w:r>
+    </w:p>
+    <w:p>
+      <w:r>
+        <w:t>________________________________________________________________</w:t>
+      </w:r>
+    </w:p>
+    <w:p>
+      <w:r>
+        <w:t>________________________________________________________________</w:t>
+      </w:r>
+    </w:p>
+    <w:p>
+      <w:r>
+        <w:t>________________________________________________________________</w:t>
+      </w:r>
+    </w:p>
+    <w:p>
+      <w:r>
+        <w:t>________________________________________________________________</w:t>
+      </w:r>
+    </w:p>
+    <w:p>
+      <w:r>
+        <w:t>________________________________________________________________</w:t>
+      </w:r>
+    </w:p>
+    <w:p>
+      <w:pPr>
+        <w:pStyle w:val="Heading3"/>
+      </w:pPr>
+      <w:r>
+        <w:t>Week 29 Test and reflect</w:t>
+      </w:r>
+    </w:p>
+    <w:p>
+      <w:pPr>
+        <w:pStyle w:val="Heading1"/>
+      </w:pPr>
+      <w:r>
+        <w:t>08. Extra practice · Design a revealing test</w:t>
+      </w:r>
+    </w:p>
+    <w:p>
+      <w:r>
+        <w:t>Predict before tracing or testing.</w:t>
+      </w:r>
+    </w:p>
+    <w:p>
+      <w:pPr>
+        <w:pStyle w:val="Heading2"/>
+      </w:pPr>
+      <w:r>
+        <w:t>Use this when helpful</w:t>
+      </w:r>
+    </w:p>
+    <w:p>
+      <w:pPr>
+        <w:spacing w:line="336" w:lineRule="auto" w:after="180"/>
+      </w:pPr>
+      <w:r>
+        <w:rPr>
+          <w:b w:val="0"/>
+        </w:rPr>
+        <w:t xml:space="preserve">Create a changed </w:t>
+      </w:r>
+      <w:r>
+        <w:rPr>
+          <w:b/>
+        </w:rPr>
+        <w:t>input</w:t>
+      </w:r>
+      <w:r>
+        <w:rPr>
+          <w:b w:val="0"/>
+        </w:rPr>
+        <w:t>, boundary case or missing-information case. Write the expected answer or safe response before testing.</w:t>
+      </w:r>
+    </w:p>
+    <w:tbl>
+      <w:tblPr>
+        <w:tblStyle w:val="LightShading-Accent1"/>
+        <w:tblW w:type="auto" w:w="0"/>
+        <w:tblLook w:firstColumn="1" w:firstRow="1" w:lastColumn="0" w:lastRow="0" w:noHBand="0" w:noVBand="1" w:val="04A0"/>
+      </w:tblPr>
+      <w:tblGrid>
+        <w:gridCol w:w="5112"/>
+        <w:gridCol w:w="5112"/>
+      </w:tblGrid>
+      <w:tr>
+        <w:trPr>
+          <w:tblHeader/>
+        </w:trPr>
+        <w:tc>
+          <w:tcPr>
+            <w:tcW w:type="dxa" w:w="5112"/>
+          </w:tcPr>
+          <w:p>
+            <w:r>
+              <w:t>Test record</w:t>
+            </w:r>
+          </w:p>
+        </w:tc>
+        <w:tc>
+          <w:tcPr>
+            <w:tcW w:type="dxa" w:w="5112"/>
+          </w:tcPr>
+          <w:p>
+            <w:r>
+              <w:t>My evidence</w:t>
+            </w:r>
+          </w:p>
+        </w:tc>
+      </w:tr>
+      <w:tr>
+        <w:tc>
+          <w:tcPr>
+            <w:tcW w:type="dxa" w:w="5112"/>
+          </w:tcPr>
+          <w:p>
+            <w:r>
+              <w:t>Changed input or condition</w:t>
+            </w:r>
+          </w:p>
+        </w:tc>
+        <w:tc>
+          <w:tcPr>
+            <w:tcW w:type="dxa" w:w="5112"/>
+          </w:tcPr>
+          <w:p>
+            <w:r/>
+          </w:p>
+        </w:tc>
+      </w:tr>
+      <w:tr>
+        <w:tc>
+          <w:tcPr>
+            <w:tcW w:type="dxa" w:w="5112"/>
+          </w:tcPr>
+          <w:p>
+            <w:r>
+              <w:t>Expected answer or fallback</w:t>
+            </w:r>
+          </w:p>
+        </w:tc>
+        <w:tc>
+          <w:tcPr>
+            <w:tcW w:type="dxa" w:w="5112"/>
+          </w:tcPr>
+          <w:p>
+            <w:r/>
+          </w:p>
+        </w:tc>
+      </w:tr>
+      <w:tr>
+        <w:tc>
+          <w:tcPr>
+            <w:tcW w:type="dxa" w:w="5112"/>
+          </w:tcPr>
+          <w:p>
+            <w:r>
+              <w:t>Observed result</w:t>
+            </w:r>
+          </w:p>
+        </w:tc>
+        <w:tc>
+          <w:tcPr>
+            <w:tcW w:type="dxa" w:w="5112"/>
+          </w:tcPr>
+          <w:p>
+            <w:r/>
+          </w:p>
+        </w:tc>
+      </w:tr>
+      <w:tr>
+        <w:tc>
+          <w:tcPr>
+            <w:tcW w:type="dxa" w:w="5112"/>
+          </w:tcPr>
+          <w:p>
+            <w:r>
+              <w:t>Why the result occurred</w:t>
+            </w:r>
+          </w:p>
+        </w:tc>
+        <w:tc>
+          <w:tcPr>
+            <w:tcW w:type="dxa" w:w="5112"/>
+          </w:tcPr>
+          <w:p>
+            <w:r/>
+          </w:p>
+        </w:tc>
+      </w:tr>
+    </w:tbl>
+    <w:p>
+      <w:pPr>
+        <w:pStyle w:val="Heading1"/>
+      </w:pPr>
+      <w:r>
+        <w:t>11. Reference · Original target response space</w:t>
+      </w:r>
+    </w:p>
+    <w:p>
+      <w:r>
+        <w:t>This teaching case is practice rather than a fresh assessment.</w:t>
+      </w:r>
+    </w:p>
+    <w:p>
+      <w:pPr>
+        <w:pStyle w:val="Heading2"/>
+      </w:pPr>
+      <w:r>
+        <w:t>Use this when helpful</w:t>
+      </w:r>
+    </w:p>
+    <w:p>
+      <w:pPr>
+        <w:spacing w:line="336" w:lineRule="auto" w:after="180"/>
+      </w:pPr>
+      <w:r>
+        <w:rPr>
+          <w:b w:val="0"/>
+        </w:rPr>
+        <w:t xml:space="preserve">Two catalogue records list 96 and 112 pages for a title. A helper averages them and reports 104. Explain the mistake and a better verification </w:t>
+      </w:r>
+      <w:r>
+        <w:rPr>
+          <w:b/>
+        </w:rPr>
+        <w:t>process</w:t>
+      </w:r>
+      <w:r>
+        <w:rPr>
+          <w:b w:val="0"/>
+        </w:rPr>
+        <w:t>.</w:t>
+      </w:r>
+    </w:p>
+    <w:p>
+      <w:pPr>
+        <w:pStyle w:val="Heading3"/>
+      </w:pPr>
+      <w:r>
+        <w:t>My explanation after practice</w:t>
+      </w:r>
+    </w:p>
+    <w:p>
+      <w:r>
+        <w:t>________________________________________________________________</w:t>
+      </w:r>
+    </w:p>
+    <w:p>
+      <w:r>
+        <w:t>________________________________________________________________</w:t>
+      </w:r>
+    </w:p>
+    <w:p>
+      <w:r>
+        <w:t>________________________________________________________________</w:t>
+      </w:r>
+    </w:p>
+    <w:p>
+      <w:r>
+        <w:t>________________________________________________________________</w:t>
+      </w:r>
+    </w:p>
+    <w:p>
+      <w:r>
+        <w:t>________________________________________________________________</w:t>
+      </w:r>
+    </w:p>
+    <w:p>
+      <w:r>
+        <w:t>________________________________________________________________</w:t>
+      </w:r>
+    </w:p>
+    <w:p>
+      <w:r>
+        <w:t>________________________________________________________________</w:t>
+      </w:r>
+    </w:p>
+    <w:p>
+      <w:pPr>
+        <w:spacing w:line="336" w:lineRule="auto" w:after="180"/>
+      </w:pPr>
+      <w:r>
+        <w:rPr>
+          <w:b w:val="0"/>
+        </w:rPr>
+        <w:t>Record support used: none, hint or teacher explanation.</w:t>
+      </w:r>
+    </w:p>
+    <w:p>
+      <w:pPr>
+        <w:pStyle w:val="Heading1"/>
+      </w:pPr>
+      <w:r>
+        <w:t>15. Reference · Independent-case response copy</w:t>
+      </w:r>
+    </w:p>
+    <w:p>
+      <w:r>
+        <w:t>This duplicates W4. Reuse the same first-attempt record.</w:t>
+      </w:r>
+    </w:p>
+    <w:p>
+      <w:pPr>
+        <w:pStyle w:val="Heading2"/>
+      </w:pPr>
+      <w:r>
+        <w:t>Use this when helpful</w:t>
+      </w:r>
+    </w:p>
+    <w:p>
+      <w:pPr>
+        <w:spacing w:line="336" w:lineRule="auto" w:after="180"/>
+      </w:pPr>
+      <w:r>
+        <w:rPr>
+          <w:b w:val="0"/>
+        </w:rPr>
+        <w:t xml:space="preserve">Five </w:t>
+      </w:r>
+      <w:r>
+        <w:rPr>
+          <w:b/>
+        </w:rPr>
+        <w:t>claim</w:t>
+      </w:r>
+      <w:r>
+        <w:rPr>
+          <w:b w:val="0"/>
+        </w:rPr>
+        <w:t>s; four cited; three supported by cited passages; one cited ID is nonexistent. Compute support and citation presence and explain link limits.</w:t>
+      </w:r>
+    </w:p>
+    <w:p>
+      <w:pPr>
+        <w:pStyle w:val="Heading3"/>
+      </w:pPr>
+      <w:r>
+        <w:t>My reasoning and evidence</w:t>
+      </w:r>
+    </w:p>
+    <w:p>
+      <w:r>
+        <w:t>________________________________________________________________</w:t>
+      </w:r>
+    </w:p>
+    <w:p>
+      <w:r>
+        <w:t>________________________________________________________________</w:t>
+      </w:r>
+    </w:p>
+    <w:p>
+      <w:r>
+        <w:t>________________________________________________________________</w:t>
+      </w:r>
+    </w:p>
+    <w:p>
+      <w:r>
+        <w:t>________________________________________________________________</w:t>
+      </w:r>
+    </w:p>
+    <w:p>
+      <w:r>
+        <w:t>________________________________________________________________</w:t>
+      </w:r>
+    </w:p>
+    <w:p>
+      <w:r>
+        <w:t>________________________________________________________________</w:t>
+      </w:r>
+    </w:p>
+    <w:p>
+      <w:r>
+        <w:t>________________________________________________________________</w:t>
+      </w:r>
+    </w:p>
+    <w:p>
+      <w:r>
+        <w:t>________________________________________________________________</w:t>
+      </w:r>
+    </w:p>
+    <w:p>
+      <w:pPr>
+        <w:pStyle w:val="Heading1"/>
+      </w:pPr>
+      <w:r>
+        <w:t>18. Extra practice · Use the worked picture</w:t>
+      </w:r>
+    </w:p>
+    <w:p>
+      <w:r>
+        <w:t>Keep the explanation and the support you used.</w:t>
+      </w:r>
+    </w:p>
+    <w:p>
+      <w:pPr>
+        <w:pStyle w:val="Heading2"/>
+      </w:pPr>
+      <w:r>
+        <w:t>Use this when helpful</w:t>
       </w:r>
     </w:p>
     <w:p>
@@ -1847,7 +1952,6 @@
     <w:p>
       <w:pPr>
         <w:spacing w:line="336" w:lineRule="auto" w:after="180"/>
-        <w:shd w:fill="F5F1FB"/>
       </w:pPr>
       <w:r>
         <w:rPr>
@@ -1908,16 +2012,7 @@
     </w:p>
     <w:p>
       <w:pPr>
-        <w:pStyle w:val="Heading3"/>
-      </w:pPr>
-      <w:r>
-        <w:t>Record the help used</w:t>
-      </w:r>
-    </w:p>
-    <w:p>
-      <w:pPr>
         <w:spacing w:line="336" w:lineRule="auto" w:after="180"/>
-        <w:shd w:fill="F1F6F8"/>
       </w:pPr>
       <w:r>
         <w:rPr>
@@ -1978,12 +2073,20 @@
         <w:pStyle w:val="Heading1"/>
       </w:pPr>
       <w:r>
-        <w:t>19. Project portfolio milestone</w:t>
-      </w:r>
-    </w:p>
-    <w:p>
-      <w:r>
-        <w:t>Keep this week’s input, deciding step, result and limit together in the Transparent Book Recommender record.</w:t>
+        <w:t>19. Reference · Project portfolio record</w:t>
+      </w:r>
+    </w:p>
+    <w:p>
+      <w:r>
+        <w:t>Extend your main project response when helpful.</w:t>
+      </w:r>
+    </w:p>
+    <w:p>
+      <w:pPr>
+        <w:pStyle w:val="Heading2"/>
+      </w:pPr>
+      <w:r>
+        <w:t>Use this when helpful</w:t>
       </w:r>
     </w:p>
     <w:p>
@@ -2209,12 +2312,500 @@
         <w:pStyle w:val="Heading1"/>
       </w:pPr>
       <w:r>
-        <w:t>20. Supported practice and learning evidence</w:t>
-      </w:r>
-    </w:p>
-    <w:p>
-      <w:r>
-        <w:t>Try the supported questions before comparing with hints and feedback. Record what you repaired and the evidence you retained.</w:t>
+        <w:t>20. Extra practice: pictures, repair and feedback</w:t>
+      </w:r>
+    </w:p>
+    <w:p>
+      <w:r>
+        <w:t>Attempt each question before opening its explanation. Use one browser or paper copy.</w:t>
+      </w:r>
+    </w:p>
+    <w:p>
+      <w:pPr>
+        <w:pStyle w:val="Heading2"/>
+      </w:pPr>
+      <w:r>
+        <w:t>First supported question</w:t>
+      </w:r>
+    </w:p>
+    <w:p>
+      <w:pPr>
+        <w:pStyle w:val="ListBullet"/>
+      </w:pPr>
+      <w:r>
+        <w:t>A fictional catalogue answer contains three factual statements and cites existing records.</w:t>
+      </w:r>
+    </w:p>
+    <w:p>
+      <w:pPr>
+        <w:pStyle w:val="Heading3"/>
+      </w:pPr>
+      <w:r>
+        <w:t>Practice 1: explain the deciding evidence</w:t>
+      </w:r>
+    </w:p>
+    <w:p>
+      <w:pPr>
+        <w:pStyle w:val="ListBullet"/>
+      </w:pPr>
+      <w:r>
+        <w:t>Which labelled step matches this detail? Citation presence 3/3; link validity 3/3; supported claims 2/3.</w:t>
+      </w:r>
+    </w:p>
+    <w:p>
+      <w:pPr>
+        <w:pStyle w:val="ListBullet"/>
+      </w:pPr>
+      <w:r>
+        <w:t>1. Check exact source support</w:t>
+      </w:r>
+    </w:p>
+    <w:p>
+      <w:pPr>
+        <w:pStyle w:val="ListBullet"/>
+      </w:pPr>
+      <w:r>
+        <w:t>2. Check links</w:t>
+      </w:r>
+    </w:p>
+    <w:p>
+      <w:pPr>
+        <w:pStyle w:val="ListBullet"/>
+      </w:pPr>
+      <w:r>
+        <w:t>3. Report separately</w:t>
+      </w:r>
+    </w:p>
+    <w:p>
+      <w:pPr>
+        <w:pStyle w:val="ListBullet"/>
+      </w:pPr>
+      <w:r>
+        <w:t>4. Break into claims</w:t>
+      </w:r>
+    </w:p>
+    <w:p>
+      <w:pPr>
+        <w:pStyle w:val="Heading3"/>
+      </w:pPr>
+      <w:r>
+        <w:t>My selected conclusion, deciding fact and explanation</w:t>
+      </w:r>
+    </w:p>
+    <w:p>
+      <w:r>
+        <w:t>________________________________________________________________</w:t>
+      </w:r>
+    </w:p>
+    <w:p>
+      <w:r>
+        <w:t>________________________________________________________________</w:t>
+      </w:r>
+    </w:p>
+    <w:p>
+      <w:r>
+        <w:t>________________________________________________________________</w:t>
+      </w:r>
+    </w:p>
+    <w:p>
+      <w:r>
+        <w:t>________________________________________________________________</w:t>
+      </w:r>
+    </w:p>
+    <w:p>
+      <w:r>
+        <w:t>________________________________________________________________</w:t>
+      </w:r>
+    </w:p>
+    <w:p>
+      <w:pPr>
+        <w:pStyle w:val="ListBullet"/>
+      </w:pPr>
+      <w:r>
+        <w:t>Hint if needed: Read the steps in the pictorial case. Match the supplied detail to the stage that performs or records it.</w:t>
+      </w:r>
+    </w:p>
+    <w:p>
+      <w:pPr>
+        <w:pStyle w:val="Heading2"/>
+      </w:pPr>
+      <w:r>
+        <w:t>Check the first explanation · reference / check after trying</w:t>
+      </w:r>
+    </w:p>
+    <w:p>
+      <w:pPr>
+        <w:spacing w:line="336" w:lineRule="auto" w:after="180"/>
+      </w:pPr>
+      <w:r>
+        <w:rPr>
+          <w:b w:val="0"/>
+        </w:rPr>
+        <w:t xml:space="preserve">After your attempt, compare with the supported explanation: Report separately Citation presence 3/3; </w:t>
+      </w:r>
+      <w:r>
+        <w:rPr>
+          <w:b/>
+        </w:rPr>
+        <w:t>link validity</w:t>
+      </w:r>
+      <w:r>
+        <w:rPr>
+          <w:b w:val="0"/>
+        </w:rPr>
+        <w:t xml:space="preserve"> 3/3; supported </w:t>
+      </w:r>
+      <w:r>
+        <w:rPr>
+          <w:b/>
+        </w:rPr>
+        <w:t>claim</w:t>
+      </w:r>
+      <w:r>
+        <w:rPr>
+          <w:b w:val="0"/>
+        </w:rPr>
+        <w:t xml:space="preserve">s 2/3. An existing citation is not automatically </w:t>
+      </w:r>
+      <w:r>
+        <w:rPr>
+          <w:b/>
+        </w:rPr>
+        <w:t>evidence</w:t>
+      </w:r>
+      <w:r>
+        <w:rPr>
+          <w:b w:val="0"/>
+        </w:rPr>
+        <w:t xml:space="preserve"> for every nearby sentence.</w:t>
+      </w:r>
+    </w:p>
+    <w:p>
+      <w:pPr>
+        <w:spacing w:line="336" w:lineRule="auto" w:after="180"/>
+      </w:pPr>
+      <w:r>
+        <w:rPr>
+          <w:b w:val="0"/>
+        </w:rPr>
+        <w:t xml:space="preserve">Read the cited passage and compare its exact scope with the </w:t>
+      </w:r>
+      <w:r>
+        <w:rPr>
+          <w:b/>
+        </w:rPr>
+        <w:t>claim</w:t>
+      </w:r>
+      <w:r>
+        <w:rPr>
+          <w:b w:val="0"/>
+        </w:rPr>
+        <w:t>. The universal suitability statement extends beyond what R says.</w:t>
+      </w:r>
+    </w:p>
+    <w:p>
+      <w:pPr>
+        <w:spacing w:line="336" w:lineRule="auto" w:after="180"/>
+      </w:pPr>
+      <w:r>
+        <w:rPr>
+          <w:b w:val="0"/>
+        </w:rPr>
+        <w:t xml:space="preserve">Remove or qualify unsupported content; adding more copies of the same link does not create the missing </w:t>
+      </w:r>
+      <w:r>
+        <w:rPr>
+          <w:b/>
+        </w:rPr>
+        <w:t>evidence</w:t>
+      </w:r>
+      <w:r>
+        <w:rPr>
+          <w:b w:val="0"/>
+        </w:rPr>
+        <w:t>.</w:t>
+      </w:r>
+    </w:p>
+    <w:p>
+      <w:pPr>
+        <w:pStyle w:val="Heading2"/>
+      </w:pPr>
+      <w:r>
+        <w:t>Changed-case question</w:t>
+      </w:r>
+    </w:p>
+    <w:p>
+      <w:pPr>
+        <w:pStyle w:val="Heading3"/>
+      </w:pPr>
+      <w:r>
+        <w:t>Practice 2: explain the deciding evidence</w:t>
+      </w:r>
+    </w:p>
+    <w:p>
+      <w:pPr>
+        <w:pStyle w:val="ListBullet"/>
+      </w:pPr>
+      <w:r>
+        <w:t>Changed-case practice: Change the third claim to “the record does not assess suitability”. Which conclusion is supported by the supplied facts?</w:t>
+      </w:r>
+    </w:p>
+    <w:p>
+      <w:pPr>
+        <w:pStyle w:val="ListBullet"/>
+      </w:pPr>
+      <w:r>
+        <w:t>1. That statement accurately describes the supplied record’s limits.</w:t>
+      </w:r>
+    </w:p>
+    <w:p>
+      <w:pPr>
+        <w:pStyle w:val="ListBullet"/>
+      </w:pPr>
+      <w:r>
+        <w:t>2. This one example guarantees correct results for every future input.</w:t>
+      </w:r>
+    </w:p>
+    <w:p>
+      <w:pPr>
+        <w:pStyle w:val="ListBullet"/>
+      </w:pPr>
+      <w:r>
+        <w:t>3. We can decide the result without examining the changed input or the procedure.</w:t>
+      </w:r>
+    </w:p>
+    <w:p>
+      <w:pPr>
+        <w:pStyle w:val="Heading3"/>
+      </w:pPr>
+      <w:r>
+        <w:t>My selected conclusion, deciding fact and explanation</w:t>
+      </w:r>
+    </w:p>
+    <w:p>
+      <w:r>
+        <w:t>________________________________________________________________</w:t>
+      </w:r>
+    </w:p>
+    <w:p>
+      <w:r>
+        <w:t>________________________________________________________________</w:t>
+      </w:r>
+    </w:p>
+    <w:p>
+      <w:r>
+        <w:t>________________________________________________________________</w:t>
+      </w:r>
+    </w:p>
+    <w:p>
+      <w:r>
+        <w:t>________________________________________________________________</w:t>
+      </w:r>
+    </w:p>
+    <w:p>
+      <w:r>
+        <w:t>________________________________________________________________</w:t>
+      </w:r>
+    </w:p>
+    <w:p>
+      <w:pPr>
+        <w:pStyle w:val="ListBullet"/>
+      </w:pPr>
+      <w:r>
+        <w:t>Hint if needed: Use the changed condition and the deciding step in the pictorial trace. The answer must say what follows from those facts.</w:t>
+      </w:r>
+    </w:p>
+    <w:p>
+      <w:pPr>
+        <w:pStyle w:val="Heading2"/>
+      </w:pPr>
+      <w:r>
+        <w:t>Check the changed case · reference / check after trying</w:t>
+      </w:r>
+    </w:p>
+    <w:p>
+      <w:pPr>
+        <w:spacing w:line="336" w:lineRule="auto" w:after="180"/>
+      </w:pPr>
+      <w:r>
+        <w:rPr>
+          <w:b w:val="0"/>
+        </w:rPr>
+        <w:t>After your attempt, compare with the supported explanation: That statement accurately describes the supplied record’s limits. R gives pages and shelf only; it contains no suitability assessment.</w:t>
+      </w:r>
+    </w:p>
+    <w:p>
+      <w:pPr>
+        <w:pStyle w:val="Heading2"/>
+      </w:pPr>
+      <w:r>
+        <w:t>Repair and save your work</w:t>
+      </w:r>
+    </w:p>
+    <w:p>
+      <w:pPr>
+        <w:spacing w:line="336" w:lineRule="auto" w:after="180"/>
+      </w:pPr>
+      <w:r>
+        <w:rPr>
+          <w:b w:val="0"/>
+        </w:rPr>
+        <w:t xml:space="preserve">Review Prompt Experiments (ai-2/28). Goal: Explain the </w:t>
+      </w:r>
+      <w:r>
+        <w:rPr>
+          <w:b/>
+        </w:rPr>
+        <w:t>mechanism</w:t>
+      </w:r>
+      <w:r>
+        <w:rPr>
+          <w:b w:val="0"/>
+        </w:rPr>
+        <w:t xml:space="preserve"> and terminology of controlled prompt experiments. Short practice: Name the case P passes and Q fails, and explain why it matters..</w:t>
+      </w:r>
+    </w:p>
+    <w:p>
+      <w:pPr>
+        <w:spacing w:line="336" w:lineRule="auto" w:after="180"/>
+      </w:pPr>
+      <w:r>
+        <w:rPr>
+          <w:b w:val="0"/>
+        </w:rPr>
+        <w:t>Return to this week and explain what you changed.</w:t>
+      </w:r>
+    </w:p>
+    <w:p>
+      <w:pPr>
+        <w:spacing w:line="336" w:lineRule="auto" w:after="180"/>
+      </w:pPr>
+      <w:r>
+        <w:rPr>
+          <w:b w:val="0"/>
+        </w:rPr>
+        <w:t xml:space="preserve">Review Image and Voice Pipelines (ai-2/26). Goal: Explain the </w:t>
+      </w:r>
+      <w:r>
+        <w:rPr>
+          <w:b/>
+        </w:rPr>
+        <w:t>mechanism</w:t>
+      </w:r>
+      <w:r>
+        <w:rPr>
+          <w:b w:val="0"/>
+        </w:rPr>
+        <w:t xml:space="preserve"> and terminology of speech pipelines and multimodal </w:t>
+      </w:r>
+      <w:r>
+        <w:rPr>
+          <w:b/>
+        </w:rPr>
+        <w:t>evidence</w:t>
+      </w:r>
+      <w:r>
+        <w:rPr>
+          <w:b w:val="0"/>
+        </w:rPr>
+        <w:t>.</w:t>
+      </w:r>
+    </w:p>
+    <w:p>
+      <w:pPr>
+        <w:spacing w:line="336" w:lineRule="auto" w:after="180"/>
+      </w:pPr>
+      <w:r>
+        <w:rPr>
+          <w:b w:val="0"/>
+        </w:rPr>
+        <w:t>Short practice: Which stage first fails, and why should the faulty transcript not be silently overwritten?. Return to this week and explain what you changed.</w:t>
+      </w:r>
+    </w:p>
+    <w:p>
+      <w:pPr>
+        <w:spacing w:line="336" w:lineRule="auto" w:after="180"/>
+      </w:pPr>
+      <w:r>
+        <w:rPr>
+          <w:b w:val="0"/>
+        </w:rPr>
+        <w:t>Review Recommendation Scores (ai-2/23). Goal: Compute a weighted score. Short practice: Why does B not become the winner when its score is largest?. Return to this week and explain what you changed.</w:t>
+      </w:r>
+    </w:p>
+    <w:p>
+      <w:pPr>
+        <w:spacing w:line="336" w:lineRule="auto" w:after="180"/>
+      </w:pPr>
+      <w:r>
+        <w:rPr>
+          <w:b w:val="0"/>
+        </w:rPr>
+        <w:t xml:space="preserve">Use Download completed work in the hosted lesson to export your answers, reflections, practice feedback and code-run </w:t>
+      </w:r>
+      <w:r>
+        <w:rPr>
+          <w:b/>
+        </w:rPr>
+        <w:t>evidence</w:t>
+      </w:r>
+      <w:r>
+        <w:rPr>
+          <w:b w:val="0"/>
+        </w:rPr>
+        <w:t>. Open the HTML copy to read or print it.</w:t>
+      </w:r>
+    </w:p>
+    <w:p>
+      <w:pPr>
+        <w:spacing w:line="336" w:lineRule="auto" w:after="180"/>
+      </w:pPr>
+      <w:r>
+        <w:rPr>
+          <w:b w:val="0"/>
+        </w:rPr>
+        <w:t>Drafts stay in this browser when storage is available; clear drafts on a shared device.</w:t>
+      </w:r>
+    </w:p>
+    <w:p>
+      <w:pPr>
+        <w:pStyle w:val="Heading3"/>
+      </w:pPr>
+      <w:r>
+        <w:t>What I repaired, the evidence I kept and the next test</w:t>
+      </w:r>
+    </w:p>
+    <w:p>
+      <w:r>
+        <w:t>________________________________________________________________</w:t>
+      </w:r>
+    </w:p>
+    <w:p>
+      <w:r>
+        <w:t>________________________________________________________________</w:t>
+      </w:r>
+    </w:p>
+    <w:p>
+      <w:r>
+        <w:t>________________________________________________________________</w:t>
+      </w:r>
+    </w:p>
+    <w:p>
+      <w:r>
+        <w:t>________________________________________________________________</w:t>
+      </w:r>
+    </w:p>
+    <w:p>
+      <w:r>
+        <w:t>________________________________________________________________</w:t>
+      </w:r>
+    </w:p>
+    <w:p>
+      <w:pPr>
+        <w:pStyle w:val="Heading2"/>
+      </w:pPr>
+      <w:r>
+        <w:t>Earlier wording, alternatives and picture transcripts · reference / check after trying</w:t>
       </w:r>
     </w:p>
     <w:p>
@@ -2242,128 +2833,10 @@
     </w:p>
     <w:p>
       <w:pPr>
-        <w:spacing w:line="336" w:lineRule="auto" w:after="180"/>
-      </w:pPr>
-      <w:r>
-        <w:rPr>
-          <w:b w:val="0"/>
-        </w:rPr>
-        <w:t>A fictional catalogue answer contains three factual statements and cites existing records.</w:t>
-      </w:r>
-    </w:p>
-    <w:p>
-      <w:pPr>
         <w:pStyle w:val="Heading3"/>
       </w:pPr>
       <w:r>
-        <w:t>Practice 1: explain the deciding evidence</w:t>
-      </w:r>
-    </w:p>
-    <w:p>
-      <w:pPr>
-        <w:spacing w:line="336" w:lineRule="auto" w:after="180"/>
-      </w:pPr>
-      <w:r>
-        <w:rPr>
-          <w:b w:val="0"/>
-        </w:rPr>
-        <w:t xml:space="preserve">Which labelled step matches this detail? Citation presence 3/3; </w:t>
-      </w:r>
-      <w:r>
-        <w:rPr>
-          <w:b/>
-        </w:rPr>
-        <w:t>link validity</w:t>
-      </w:r>
-      <w:r>
-        <w:rPr>
-          <w:b w:val="0"/>
-        </w:rPr>
-        <w:t xml:space="preserve"> 3/3; supported </w:t>
-      </w:r>
-      <w:r>
-        <w:rPr>
-          <w:b/>
-        </w:rPr>
-        <w:t>claim</w:t>
-      </w:r>
-      <w:r>
-        <w:rPr>
-          <w:b w:val="0"/>
-        </w:rPr>
-        <w:t>s 2/3.</w:t>
-      </w:r>
-    </w:p>
-    <w:p>
-      <w:pPr>
-        <w:spacing w:line="336" w:lineRule="auto" w:after="180"/>
-        <w:shd w:fill="F4F9FC"/>
-      </w:pPr>
-      <w:r>
-        <w:rPr>
-          <w:b w:val="0"/>
-        </w:rPr>
-        <w:t xml:space="preserve">1. Check exact </w:t>
-      </w:r>
-      <w:r>
-        <w:rPr>
-          <w:b/>
-        </w:rPr>
-        <w:t>source</w:t>
-      </w:r>
-      <w:r>
-        <w:rPr>
-          <w:b w:val="0"/>
-        </w:rPr>
-        <w:t xml:space="preserve"> support</w:t>
-      </w:r>
-    </w:p>
-    <w:p>
-      <w:pPr>
-        <w:spacing w:line="336" w:lineRule="auto" w:after="180"/>
-        <w:shd w:fill="F4F9FC"/>
-      </w:pPr>
-      <w:r>
-        <w:rPr>
-          <w:b w:val="0"/>
-        </w:rPr>
-        <w:t>2. Check links</w:t>
-      </w:r>
-    </w:p>
-    <w:p>
-      <w:pPr>
-        <w:spacing w:line="336" w:lineRule="auto" w:after="180"/>
-        <w:shd w:fill="F4F9FC"/>
-      </w:pPr>
-      <w:r>
-        <w:rPr>
-          <w:b w:val="0"/>
-        </w:rPr>
-        <w:t>3. Report separately</w:t>
-      </w:r>
-    </w:p>
-    <w:p>
-      <w:pPr>
-        <w:spacing w:line="336" w:lineRule="auto" w:after="180"/>
-        <w:shd w:fill="F4F9FC"/>
-      </w:pPr>
-      <w:r>
-        <w:rPr>
-          <w:b w:val="0"/>
-        </w:rPr>
-        <w:t xml:space="preserve">4. Break into </w:t>
-      </w:r>
-      <w:r>
-        <w:rPr>
-          <w:b/>
-        </w:rPr>
-        <w:t>claim</w:t>
-      </w:r>
-      <w:r>
-        <w:rPr>
-          <w:b w:val="0"/>
-        </w:rPr>
-        <w:t>s</w:t>
+        <w:t>Repair a missing building block</w:t>
       </w:r>
     </w:p>
     <w:p>
@@ -2371,521 +2844,25 @@
         <w:pStyle w:val="Heading3"/>
       </w:pPr>
       <w:r>
-        <w:t>My selected conclusion, deciding fact and explanation</w:t>
-      </w:r>
-    </w:p>
-    <w:p>
-      <w:r>
-        <w:t>________________________________________________________________</w:t>
-      </w:r>
-    </w:p>
-    <w:p>
-      <w:r>
-        <w:t>________________________________________________________________</w:t>
-      </w:r>
-    </w:p>
-    <w:p>
-      <w:r>
-        <w:t>________________________________________________________________</w:t>
-      </w:r>
-    </w:p>
-    <w:p>
-      <w:r>
-        <w:t>________________________________________________________________</w:t>
-      </w:r>
-    </w:p>
-    <w:p>
-      <w:r>
-        <w:t>________________________________________________________________</w:t>
-      </w:r>
-    </w:p>
-    <w:p>
-      <w:pPr>
-        <w:pStyle w:val="Heading3"/>
-      </w:pPr>
-      <w:r>
-        <w:t>Hint · try first</w:t>
-      </w:r>
-    </w:p>
-    <w:p>
-      <w:pPr>
-        <w:spacing w:line="336" w:lineRule="auto" w:after="180"/>
-        <w:shd w:fill="F1F6F8"/>
-      </w:pPr>
-      <w:r>
-        <w:rPr>
-          <w:b w:val="0"/>
-        </w:rPr>
-        <w:t>Hint if needed: Read the steps in the pictorial case. Match the supplied detail to the stage that performs or records it.</w:t>
-      </w:r>
-    </w:p>
-    <w:p>
-      <w:pPr>
-        <w:pStyle w:val="Heading3"/>
-      </w:pPr>
-      <w:r>
-        <w:t>Feedback · compare after trying</w:t>
-      </w:r>
-    </w:p>
-    <w:p>
-      <w:pPr>
-        <w:spacing w:line="336" w:lineRule="auto" w:after="180"/>
-        <w:shd w:fill="F1F6FC"/>
-      </w:pPr>
-      <w:r>
-        <w:rPr>
-          <w:b w:val="0"/>
-        </w:rPr>
-        <w:t xml:space="preserve">After your attempt, compare with the supported explanation: Report separately Citation presence 3/3; </w:t>
-      </w:r>
-      <w:r>
-        <w:rPr>
-          <w:b/>
-        </w:rPr>
-        <w:t>link validity</w:t>
-      </w:r>
-      <w:r>
-        <w:rPr>
-          <w:b w:val="0"/>
-        </w:rPr>
-        <w:t xml:space="preserve"> 3/3; supported </w:t>
-      </w:r>
-      <w:r>
-        <w:rPr>
-          <w:b/>
-        </w:rPr>
-        <w:t>claim</w:t>
-      </w:r>
-      <w:r>
-        <w:rPr>
-          <w:b w:val="0"/>
-        </w:rPr>
-        <w:t xml:space="preserve">s 2/3. An existing citation is not automatically </w:t>
-      </w:r>
-      <w:r>
-        <w:rPr>
-          <w:b/>
-        </w:rPr>
-        <w:t>evidence</w:t>
-      </w:r>
-      <w:r>
-        <w:rPr>
-          <w:b w:val="0"/>
-        </w:rPr>
-        <w:t xml:space="preserve"> for every nearby sentence.</w:t>
-      </w:r>
-    </w:p>
-    <w:p>
-      <w:pPr>
-        <w:spacing w:line="336" w:lineRule="auto" w:after="180"/>
-        <w:shd w:fill="F1F6FC"/>
-      </w:pPr>
-      <w:r>
-        <w:rPr>
-          <w:b w:val="0"/>
-        </w:rPr>
-        <w:t xml:space="preserve">Read the cited passage and compare its exact scope with the </w:t>
-      </w:r>
-      <w:r>
-        <w:rPr>
-          <w:b/>
-        </w:rPr>
-        <w:t>claim</w:t>
-      </w:r>
-      <w:r>
-        <w:rPr>
-          <w:b w:val="0"/>
-        </w:rPr>
-        <w:t>. The universal suitability statement extends beyond what R says.</w:t>
-      </w:r>
-    </w:p>
-    <w:p>
-      <w:pPr>
-        <w:spacing w:line="336" w:lineRule="auto" w:after="180"/>
-        <w:shd w:fill="F1F6FC"/>
-      </w:pPr>
-      <w:r>
-        <w:rPr>
-          <w:b w:val="0"/>
-        </w:rPr>
-        <w:t xml:space="preserve">Remove or qualify unsupported content; adding more copies of the same link does not create the missing </w:t>
-      </w:r>
-      <w:r>
-        <w:rPr>
-          <w:b/>
-        </w:rPr>
-        <w:t>evidence</w:t>
-      </w:r>
-      <w:r>
-        <w:rPr>
-          <w:b w:val="0"/>
-        </w:rPr>
-        <w:t>.</w:t>
-      </w:r>
-    </w:p>
-    <w:p>
-      <w:pPr>
-        <w:pStyle w:val="Heading3"/>
-      </w:pPr>
-      <w:r>
-        <w:t>Practice 2: explain the deciding evidence</w:t>
-      </w:r>
-    </w:p>
-    <w:p>
-      <w:pPr>
-        <w:pStyle w:val="Heading3"/>
-      </w:pPr>
-      <w:r>
-        <w:t>Changed case · predict first</w:t>
-      </w:r>
-    </w:p>
-    <w:p>
-      <w:pPr>
-        <w:spacing w:line="336" w:lineRule="auto" w:after="180"/>
-        <w:shd w:fill="F5F1FB"/>
-      </w:pPr>
-      <w:r>
-        <w:rPr>
-          <w:b w:val="0"/>
-        </w:rPr>
-        <w:t xml:space="preserve">Changed-case practice: Change the third </w:t>
-      </w:r>
-      <w:r>
-        <w:rPr>
-          <w:b/>
-        </w:rPr>
-        <w:t>claim</w:t>
-      </w:r>
-      <w:r>
-        <w:rPr>
-          <w:b w:val="0"/>
-        </w:rPr>
-        <w:t xml:space="preserve"> to “the record does not assess suitability”. Which conclusion is supported by the supplied facts?</w:t>
-      </w:r>
-    </w:p>
-    <w:p>
-      <w:pPr>
-        <w:spacing w:line="336" w:lineRule="auto" w:after="180"/>
-        <w:shd w:fill="F4F9FC"/>
-      </w:pPr>
-      <w:r>
-        <w:rPr>
-          <w:b w:val="0"/>
-        </w:rPr>
-        <w:t>1. That statement accurately describes the supplied record’s limits.</w:t>
-      </w:r>
-    </w:p>
-    <w:p>
-      <w:pPr>
-        <w:spacing w:line="336" w:lineRule="auto" w:after="180"/>
-        <w:shd w:fill="F4F9FC"/>
-      </w:pPr>
-      <w:r>
-        <w:rPr>
-          <w:b w:val="0"/>
-        </w:rPr>
-        <w:t xml:space="preserve">2. This one example guarantees correct results for every future </w:t>
-      </w:r>
-      <w:r>
-        <w:rPr>
-          <w:b/>
-        </w:rPr>
-        <w:t>input</w:t>
-      </w:r>
-      <w:r>
-        <w:rPr>
-          <w:b w:val="0"/>
-        </w:rPr>
-        <w:t>.</w:t>
-      </w:r>
-    </w:p>
-    <w:p>
-      <w:pPr>
-        <w:spacing w:line="336" w:lineRule="auto" w:after="180"/>
-        <w:shd w:fill="F4F9FC"/>
-      </w:pPr>
-      <w:r>
-        <w:rPr>
-          <w:b w:val="0"/>
-        </w:rPr>
-        <w:t xml:space="preserve">3. We can decide the result without examining the changed </w:t>
-      </w:r>
-      <w:r>
-        <w:rPr>
-          <w:b/>
-        </w:rPr>
-        <w:t>input</w:t>
-      </w:r>
-      <w:r>
-        <w:rPr>
-          <w:b w:val="0"/>
-        </w:rPr>
-        <w:t xml:space="preserve"> or the procedure.</w:t>
-      </w:r>
-    </w:p>
-    <w:p>
-      <w:pPr>
-        <w:pStyle w:val="Heading3"/>
-      </w:pPr>
-      <w:r>
-        <w:t>My selected conclusion, deciding fact and explanation</w:t>
-      </w:r>
-    </w:p>
-    <w:p>
-      <w:r>
-        <w:t>________________________________________________________________</w:t>
-      </w:r>
-    </w:p>
-    <w:p>
-      <w:r>
-        <w:t>________________________________________________________________</w:t>
-      </w:r>
-    </w:p>
-    <w:p>
-      <w:r>
-        <w:t>________________________________________________________________</w:t>
-      </w:r>
-    </w:p>
-    <w:p>
-      <w:r>
-        <w:t>________________________________________________________________</w:t>
-      </w:r>
-    </w:p>
-    <w:p>
-      <w:r>
-        <w:t>________________________________________________________________</w:t>
-      </w:r>
-    </w:p>
-    <w:p>
-      <w:pPr>
-        <w:pStyle w:val="Heading3"/>
-      </w:pPr>
-      <w:r>
-        <w:t>Hint · try first</w:t>
-      </w:r>
-    </w:p>
-    <w:p>
-      <w:pPr>
-        <w:spacing w:line="336" w:lineRule="auto" w:after="180"/>
-        <w:shd w:fill="F1F6F8"/>
-      </w:pPr>
-      <w:r>
-        <w:rPr>
-          <w:b w:val="0"/>
-        </w:rPr>
-        <w:t>Hint if needed: Use the changed condition and the deciding step in the pictorial trace. The answer must say what follows from those facts.</w:t>
-      </w:r>
-    </w:p>
-    <w:p>
-      <w:pPr>
-        <w:pStyle w:val="Heading3"/>
-      </w:pPr>
-      <w:r>
-        <w:t>Feedback · compare after trying</w:t>
-      </w:r>
-    </w:p>
-    <w:p>
-      <w:pPr>
-        <w:spacing w:line="336" w:lineRule="auto" w:after="180"/>
-        <w:shd w:fill="F1F6FC"/>
-      </w:pPr>
-      <w:r>
-        <w:rPr>
-          <w:b w:val="0"/>
-        </w:rPr>
-        <w:t>After your attempt, compare with the supported explanation: That statement accurately describes the supplied record’s limits. R gives pages and shelf only; it contains no suitability assessment.</w:t>
-      </w:r>
-    </w:p>
-    <w:p>
-      <w:pPr>
-        <w:pStyle w:val="Heading3"/>
-      </w:pPr>
-      <w:r>
-        <w:t>Repair a missing building block</w:t>
-      </w:r>
-    </w:p>
-    <w:p>
-      <w:pPr>
-        <w:spacing w:line="336" w:lineRule="auto" w:after="180"/>
-      </w:pPr>
-      <w:r>
-        <w:rPr>
-          <w:b w:val="0"/>
-        </w:rPr>
-        <w:t xml:space="preserve">Review Prompt Experiments (ai-2/28). Goal: Explain the </w:t>
-      </w:r>
-      <w:r>
-        <w:rPr>
-          <w:b/>
-        </w:rPr>
-        <w:t>mechanism</w:t>
-      </w:r>
-      <w:r>
-        <w:rPr>
-          <w:b w:val="0"/>
-        </w:rPr>
-        <w:t xml:space="preserve"> and terminology of controlled prompt experiments. Short practice: Name the case P passes and Q fails, and explain why it matters..</w:t>
-      </w:r>
-    </w:p>
-    <w:p>
-      <w:pPr>
-        <w:spacing w:line="336" w:lineRule="auto" w:after="180"/>
-      </w:pPr>
-      <w:r>
-        <w:rPr>
-          <w:b w:val="0"/>
-        </w:rPr>
-        <w:t>Return to this week and explain what you changed.</w:t>
-      </w:r>
-    </w:p>
-    <w:p>
-      <w:pPr>
-        <w:spacing w:line="336" w:lineRule="auto" w:after="180"/>
-      </w:pPr>
-      <w:r>
-        <w:rPr>
-          <w:b w:val="0"/>
-        </w:rPr>
-        <w:t xml:space="preserve">Review Image and Voice Pipelines (ai-2/26). Goal: Explain the </w:t>
-      </w:r>
-      <w:r>
-        <w:rPr>
-          <w:b/>
-        </w:rPr>
-        <w:t>mechanism</w:t>
-      </w:r>
-      <w:r>
-        <w:rPr>
-          <w:b w:val="0"/>
-        </w:rPr>
-        <w:t xml:space="preserve"> and terminology of speech pipelines and multimodal </w:t>
-      </w:r>
-      <w:r>
-        <w:rPr>
-          <w:b/>
-        </w:rPr>
-        <w:t>evidence</w:t>
-      </w:r>
-      <w:r>
-        <w:rPr>
-          <w:b w:val="0"/>
-        </w:rPr>
-        <w:t>.</w:t>
-      </w:r>
-    </w:p>
-    <w:p>
-      <w:pPr>
-        <w:spacing w:line="336" w:lineRule="auto" w:after="180"/>
-      </w:pPr>
-      <w:r>
-        <w:rPr>
-          <w:b w:val="0"/>
-        </w:rPr>
-        <w:t>Short practice: Which stage first fails, and why should the faulty transcript not be silently overwritten?. Return to this week and explain what you changed.</w:t>
-      </w:r>
-    </w:p>
-    <w:p>
-      <w:pPr>
-        <w:spacing w:line="336" w:lineRule="auto" w:after="180"/>
-      </w:pPr>
-      <w:r>
-        <w:rPr>
-          <w:b w:val="0"/>
-        </w:rPr>
-        <w:t>Review Recommendation Scores (ai-2/23). Goal: Compute a weighted score. Short practice: Why does B not become the winner when its score is largest?. Return to this week and explain what you changed.</w:t>
-      </w:r>
-    </w:p>
-    <w:p>
-      <w:pPr>
-        <w:pStyle w:val="Heading3"/>
-      </w:pPr>
-      <w:r>
         <w:t>Keep your completed work</w:t>
       </w:r>
     </w:p>
     <w:p>
       <w:pPr>
-        <w:spacing w:line="336" w:lineRule="auto" w:after="180"/>
-      </w:pPr>
-      <w:r>
-        <w:rPr>
-          <w:b w:val="0"/>
-        </w:rPr>
-        <w:t xml:space="preserve">Use Download completed work in the hosted lesson to export your answers, reflections, practice feedback and code-run </w:t>
-      </w:r>
-      <w:r>
-        <w:rPr>
-          <w:b/>
-        </w:rPr>
-        <w:t>evidence</w:t>
-      </w:r>
-      <w:r>
-        <w:rPr>
-          <w:b w:val="0"/>
-        </w:rPr>
-        <w:t>. Open the HTML copy to read or print it.</w:t>
-      </w:r>
-    </w:p>
-    <w:p>
-      <w:pPr>
-        <w:spacing w:line="336" w:lineRule="auto" w:after="180"/>
-      </w:pPr>
-      <w:r>
-        <w:rPr>
-          <w:b w:val="0"/>
-        </w:rPr>
-        <w:t>Drafts stay in this browser when storage is available; clear drafts on a shared device.</w:t>
-      </w:r>
-    </w:p>
-    <w:p>
-      <w:pPr>
-        <w:pStyle w:val="Heading3"/>
-      </w:pPr>
-      <w:r>
-        <w:t>What I repaired, the evidence I kept and the next test</w:t>
-      </w:r>
-    </w:p>
-    <w:p>
-      <w:r>
-        <w:t>________________________________________________________________</w:t>
-      </w:r>
-    </w:p>
-    <w:p>
-      <w:r>
-        <w:t>________________________________________________________________</w:t>
-      </w:r>
-    </w:p>
-    <w:p>
-      <w:r>
-        <w:t>________________________________________________________________</w:t>
-      </w:r>
-    </w:p>
-    <w:p>
-      <w:r>
-        <w:t>________________________________________________________________</w:t>
-      </w:r>
-    </w:p>
-    <w:p>
-      <w:r>
-        <w:t>________________________________________________________________</w:t>
-      </w:r>
-    </w:p>
-    <w:p>
-      <w:pPr>
         <w:pStyle w:val="Heading1"/>
       </w:pPr>
       <w:r>
-        <w:t>21. Visual concept journey</w:t>
-      </w:r>
-    </w:p>
-    <w:p>
-      <w:r>
-        <w:t>Explain each Evidence and Sources picture from its labels, then record a relevant limit.</w:t>
-      </w:r>
-    </w:p>
-    <w:p>
-      <w:pPr>
-        <w:pStyle w:val="Heading3"/>
+        <w:t>21. Reference · Six-picture response sheets</w:t>
+      </w:r>
+    </w:p>
+    <w:p>
+      <w:r>
+        <w:t>Choose the image that helps rather than repeating all six.</w:t>
+      </w:r>
+    </w:p>
+    <w:p>
+      <w:pPr>
+        <w:pStyle w:val="Heading2"/>
       </w:pPr>
       <w:r>
         <w:t>01. Evidence and Sources: the case</w:t>
@@ -2958,7 +2935,6 @@
     <w:p>
       <w:pPr>
         <w:spacing w:line="336" w:lineRule="auto" w:after="180"/>
-        <w:shd w:fill="F5F1FB"/>
       </w:pPr>
       <w:r>
         <w:rPr>
@@ -2997,7 +2973,7 @@
     </w:p>
     <w:p>
       <w:pPr>
-        <w:pStyle w:val="Heading3"/>
+        <w:pStyle w:val="Heading2"/>
       </w:pPr>
       <w:r>
         <w:t>02. Follow the deciding steps</w:t>
@@ -3113,7 +3089,6 @@
     <w:p>
       <w:pPr>
         <w:spacing w:line="336" w:lineRule="auto" w:after="180"/>
-        <w:shd w:fill="F5F1FB"/>
       </w:pPr>
       <w:r>
         <w:rPr>
@@ -3164,7 +3139,7 @@
     </w:p>
     <w:p>
       <w:pPr>
-        <w:pStyle w:val="Heading3"/>
+        <w:pStyle w:val="Heading2"/>
       </w:pPr>
       <w:r>
         <w:t>03. Different citation checks</w:t>
@@ -3244,7 +3219,6 @@
     <w:p>
       <w:pPr>
         <w:spacing w:line="336" w:lineRule="auto" w:after="180"/>
-        <w:shd w:fill="F5F1FB"/>
       </w:pPr>
       <w:r>
         <w:rPr>
@@ -3283,7 +3257,7 @@
     </w:p>
     <w:p>
       <w:pPr>
-        <w:pStyle w:val="Heading3"/>
+        <w:pStyle w:val="Heading2"/>
       </w:pPr>
       <w:r>
         <w:t>04. Change one thing. Trace what follows.</w:t>
@@ -3386,7 +3360,6 @@
     <w:p>
       <w:pPr>
         <w:spacing w:line="336" w:lineRule="auto" w:after="180"/>
-        <w:shd w:fill="F5F1FB"/>
       </w:pPr>
       <w:r>
         <w:rPr>
@@ -3425,7 +3398,7 @@
     </w:p>
     <w:p>
       <w:pPr>
-        <w:pStyle w:val="Heading3"/>
+        <w:pStyle w:val="Heading2"/>
       </w:pPr>
       <w:r>
         <w:t>05. Connect the explanation to its limit</w:t>
@@ -3551,7 +3524,6 @@
     <w:p>
       <w:pPr>
         <w:spacing w:line="336" w:lineRule="auto" w:after="180"/>
-        <w:shd w:fill="F5F1FB"/>
       </w:pPr>
       <w:r>
         <w:rPr>
@@ -3602,7 +3574,7 @@
     </w:p>
     <w:p>
       <w:pPr>
-        <w:pStyle w:val="Heading3"/>
+        <w:pStyle w:val="Heading2"/>
       </w:pPr>
       <w:r>
         <w:t>06. Make the idea visible in your project</w:t>
@@ -3717,7 +3689,6 @@
     <w:p>
       <w:pPr>
         <w:spacing w:line="336" w:lineRule="auto" w:after="180"/>
-        <w:shd w:fill="F5F1FB"/>
       </w:pPr>
       <w:r>
         <w:rPr>
@@ -3764,6 +3735,62 @@
     <w:p>
       <w:r>
         <w:t>________________________________________________________________</w:t>
+      </w:r>
+    </w:p>
+    <w:p>
+      <w:pPr>
+        <w:pStyle w:val="Heading2"/>
+      </w:pPr>
+      <w:r>
+        <w:t>Earlier wording, alternatives and picture transcripts · reference / check after trying</w:t>
+      </w:r>
+    </w:p>
+    <w:p>
+      <w:pPr>
+        <w:pStyle w:val="Heading3"/>
+      </w:pPr>
+      <w:r>
+        <w:t>01. Evidence and Sources: the case</w:t>
+      </w:r>
+    </w:p>
+    <w:p>
+      <w:pPr>
+        <w:pStyle w:val="Heading3"/>
+      </w:pPr>
+      <w:r>
+        <w:t>02. Follow the deciding steps</w:t>
+      </w:r>
+    </w:p>
+    <w:p>
+      <w:pPr>
+        <w:pStyle w:val="Heading3"/>
+      </w:pPr>
+      <w:r>
+        <w:t>03. Different citation checks</w:t>
+      </w:r>
+    </w:p>
+    <w:p>
+      <w:pPr>
+        <w:pStyle w:val="Heading3"/>
+      </w:pPr>
+      <w:r>
+        <w:t>04. Change one thing. Trace what follows.</w:t>
+      </w:r>
+    </w:p>
+    <w:p>
+      <w:pPr>
+        <w:pStyle w:val="Heading3"/>
+      </w:pPr>
+      <w:r>
+        <w:t>05. Connect the explanation to its limit</w:t>
+      </w:r>
+    </w:p>
+    <w:p>
+      <w:pPr>
+        <w:pStyle w:val="Heading3"/>
+      </w:pPr>
+      <w:r>
+        <w:t>06. Make the idea visible in your project</w:t>
       </w:r>
     </w:p>
     <w:sectPr>
